--- a/products-storage/05-ks-bez-vozvrata/01-proverochnyy-list-komplekta-ks.docx
+++ b/products-storage/05-ks-bez-vozvrata/01-proverochnyy-list-komplekta-ks.docx
@@ -5,24 +5,1055 @@
     <w:p>
       <w:pPr>
         <w:pStyle w:val="Title"/>
-        <w:jc w:val="center"/>
       </w:pPr>
       <w:r>
-        <w:t>РАСШИРЕННЫЙ ПРОВЕРОЧНЫЙ ЛИСТ комплекта КС</w:t>
-      </w:r>
-    </w:p>
-    <w:p/>
-    <w:p>
-      <w:pPr>
-        <w:pStyle w:val="Heading1"/>
-      </w:pPr>
-      <w:r>
-        <w:t>Инструкция по использованию</w:t>
+        <w:t>Проверка КС-2 и КС-3 перед сдачей</w:t>
       </w:r>
     </w:p>
     <w:p>
+      <w:pPr>
+        <w:pStyle w:val="Heading2"/>
+      </w:pPr>
       <w:r>
-        <w:t>Этот проверочный лист включает все пункты бесплатной версии плюс дополнительные проверки: соответствие СНиП, ГОСТ, проверку исполнительных схем, анализ первичных документов.</w:t>
+        <w:t>1. Договор, объект и отчётный период</w:t>
+      </w:r>
+    </w:p>
+    <w:p>
+      <w:pPr>
+        <w:spacing w:after="100"/>
+      </w:pPr>
+      <w:r>
+        <w:rPr>
+          <w:b w:val="0"/>
+          <w:i w:val="0"/>
+          <w:sz w:val="18"/>
+        </w:rPr>
+        <w:t>Объект: _____________________  Договор: _____________________</w:t>
+      </w:r>
+    </w:p>
+    <w:p>
+      <w:pPr>
+        <w:spacing w:after="100"/>
+      </w:pPr>
+      <w:r>
+        <w:rPr>
+          <w:b w:val="0"/>
+          <w:i w:val="0"/>
+          <w:sz w:val="18"/>
+        </w:rPr>
+        <w:t>Период: _____________________  Проверил / дата: _____________________</w:t>
+      </w:r>
+    </w:p>
+    <w:p>
+      <w:pPr>
+        <w:spacing w:after="100"/>
+      </w:pPr>
+      <w:r>
+        <w:rPr>
+          <w:b w:val="0"/>
+          <w:i w:val="0"/>
+          <w:sz w:val="18"/>
+        </w:rPr>
+        <w:t>Результат: «Да», «Замечание» или «Н/П» с основанием. Замечания перенесите в №04.</w:t>
+      </w:r>
+    </w:p>
+    <w:tbl>
+      <w:tblPr>
+        <w:tblW w:type="auto" w:w="0"/>
+        <w:jc w:val="center"/>
+        <w:tblLayout w:type="fixed"/>
+        <w:tblLook w:firstColumn="1" w:firstRow="1" w:lastColumn="0" w:lastRow="0" w:noHBand="0" w:noVBand="1" w:val="04A0"/>
+      </w:tblPr>
+      <w:tblGrid>
+        <w:gridCol w:w="680"/>
+        <w:gridCol w:w="7257"/>
+        <w:gridCol w:w="1928"/>
+      </w:tblGrid>
+      <w:tr>
+        <w:trPr>
+          <w:cantSplit/>
+          <w:tblHeader/>
+        </w:trPr>
+        <w:tc>
+          <w:tcPr>
+            <w:tcW w:type="dxa" w:w="1037"/>
+            <w:vAlign w:val="center"/>
+            <w:shd w:fill="292C30"/>
+            <w:tcMar>
+              <w:top w:w="80" w:type="dxa"/>
+              <w:left w:w="80" w:type="dxa"/>
+              <w:bottom w:w="80" w:type="dxa"/>
+              <w:right w:w="80" w:type="dxa"/>
+            </w:tcMar>
+          </w:tcPr>
+          <w:p>
+            <w:pPr>
+              <w:keepLines/>
+              <w:spacing w:after="60" w:before="40" w:line="245" w:lineRule="auto"/>
+            </w:pPr>
+            <w:r>
+              <w:rPr>
+                <w:rFonts w:ascii="Arial" w:hAnsi="Arial"/>
+                <w:b/>
+                <w:i w:val="0"/>
+                <w:color w:val="FFFFFF"/>
+                <w:sz w:val="18"/>
+              </w:rPr>
+              <w:t>№</w:t>
+            </w:r>
+          </w:p>
+        </w:tc>
+        <w:tc>
+          <w:tcPr>
+            <w:tcW w:type="dxa" w:w="7992"/>
+            <w:vAlign w:val="center"/>
+            <w:shd w:fill="292C30"/>
+            <w:tcMar>
+              <w:top w:w="80" w:type="dxa"/>
+              <w:left w:w="80" w:type="dxa"/>
+              <w:bottom w:w="80" w:type="dxa"/>
+              <w:right w:w="80" w:type="dxa"/>
+            </w:tcMar>
+          </w:tcPr>
+          <w:p>
+            <w:pPr>
+              <w:spacing w:after="60" w:before="40" w:line="245" w:lineRule="auto"/>
+            </w:pPr>
+            <w:r>
+              <w:rPr>
+                <w:rFonts w:ascii="Arial" w:hAnsi="Arial"/>
+                <w:b/>
+                <w:i w:val="0"/>
+                <w:color w:val="FFFFFF"/>
+                <w:sz w:val="18"/>
+              </w:rPr>
+              <w:t>Проверяемое условие</w:t>
+            </w:r>
+          </w:p>
+        </w:tc>
+        <w:tc>
+          <w:tcPr>
+            <w:tcW w:type="dxa" w:w="1728"/>
+            <w:vAlign w:val="center"/>
+            <w:shd w:fill="292C30"/>
+            <w:tcMar>
+              <w:top w:w="80" w:type="dxa"/>
+              <w:left w:w="80" w:type="dxa"/>
+              <w:bottom w:w="80" w:type="dxa"/>
+              <w:right w:w="80" w:type="dxa"/>
+            </w:tcMar>
+          </w:tcPr>
+          <w:p>
+            <w:pPr>
+              <w:spacing w:after="60" w:before="40" w:line="245" w:lineRule="auto"/>
+            </w:pPr>
+            <w:r>
+              <w:rPr>
+                <w:rFonts w:ascii="Arial" w:hAnsi="Arial"/>
+                <w:b/>
+                <w:i w:val="0"/>
+                <w:color w:val="FFFFFF"/>
+                <w:sz w:val="18"/>
+              </w:rPr>
+              <w:t>Результат / № замечания</w:t>
+            </w:r>
+          </w:p>
+        </w:tc>
+      </w:tr>
+      <w:tr>
+        <w:trPr>
+          <w:cantSplit/>
+        </w:trPr>
+        <w:tc>
+          <w:tcPr>
+            <w:tcW w:type="dxa" w:w="1037"/>
+            <w:vAlign w:val="center"/>
+            <w:shd w:fill="FFFFFF"/>
+            <w:tcMar>
+              <w:top w:w="80" w:type="dxa"/>
+              <w:left w:w="80" w:type="dxa"/>
+              <w:bottom w:w="80" w:type="dxa"/>
+              <w:right w:w="80" w:type="dxa"/>
+            </w:tcMar>
+          </w:tcPr>
+          <w:p>
+            <w:pPr>
+              <w:keepLines/>
+              <w:spacing w:after="60" w:before="40" w:line="245" w:lineRule="auto"/>
+            </w:pPr>
+            <w:r>
+              <w:rPr>
+                <w:rFonts w:ascii="Arial" w:hAnsi="Arial"/>
+                <w:b w:val="0"/>
+                <w:i w:val="0"/>
+                <w:color w:val="292C30"/>
+                <w:sz w:val="18"/>
+              </w:rPr>
+              <w:t>1.1</w:t>
+            </w:r>
+          </w:p>
+        </w:tc>
+        <w:tc>
+          <w:tcPr>
+            <w:tcW w:type="dxa" w:w="7992"/>
+            <w:vAlign w:val="center"/>
+            <w:shd w:fill="FFFFFF"/>
+            <w:tcMar>
+              <w:top w:w="80" w:type="dxa"/>
+              <w:left w:w="80" w:type="dxa"/>
+              <w:bottom w:w="80" w:type="dxa"/>
+              <w:right w:w="80" w:type="dxa"/>
+            </w:tcMar>
+          </w:tcPr>
+          <w:p>
+            <w:pPr>
+              <w:spacing w:after="60" w:before="40" w:line="245" w:lineRule="auto"/>
+            </w:pPr>
+            <w:r>
+              <w:rPr>
+                <w:rFonts w:ascii="Arial" w:hAnsi="Arial"/>
+                <w:b w:val="0"/>
+                <w:i w:val="0"/>
+                <w:color w:val="292C30"/>
+                <w:sz w:val="18"/>
+              </w:rPr>
+              <w:t>Номер и дата договора совпадают в КС-2, КС-3 и сопроводительных документах.</w:t>
+            </w:r>
+          </w:p>
+        </w:tc>
+        <w:tc>
+          <w:tcPr>
+            <w:tcW w:type="dxa" w:w="1728"/>
+            <w:vAlign w:val="center"/>
+            <w:shd w:fill="FFFFFF"/>
+            <w:tcMar>
+              <w:top w:w="80" w:type="dxa"/>
+              <w:left w:w="80" w:type="dxa"/>
+              <w:bottom w:w="80" w:type="dxa"/>
+              <w:right w:w="80" w:type="dxa"/>
+            </w:tcMar>
+          </w:tcPr>
+          <w:p>
+            <w:pPr>
+              <w:spacing w:after="60" w:before="40" w:line="245" w:lineRule="auto"/>
+            </w:pPr>
+            <w:r>
+              <w:rPr>
+                <w:rFonts w:ascii="Arial" w:hAnsi="Arial"/>
+                <w:b w:val="0"/>
+                <w:i w:val="0"/>
+                <w:color w:val="292C30"/>
+                <w:sz w:val="18"/>
+              </w:rPr>
+            </w:r>
+          </w:p>
+        </w:tc>
+      </w:tr>
+      <w:tr>
+        <w:trPr>
+          <w:cantSplit/>
+        </w:trPr>
+        <w:tc>
+          <w:tcPr>
+            <w:tcW w:type="dxa" w:w="1037"/>
+            <w:vAlign w:val="center"/>
+            <w:shd w:fill="F6F4EF"/>
+            <w:tcMar>
+              <w:top w:w="80" w:type="dxa"/>
+              <w:left w:w="80" w:type="dxa"/>
+              <w:bottom w:w="80" w:type="dxa"/>
+              <w:right w:w="80" w:type="dxa"/>
+            </w:tcMar>
+          </w:tcPr>
+          <w:p>
+            <w:pPr>
+              <w:keepLines/>
+              <w:spacing w:after="60" w:before="40" w:line="245" w:lineRule="auto"/>
+            </w:pPr>
+            <w:r>
+              <w:rPr>
+                <w:rFonts w:ascii="Arial" w:hAnsi="Arial"/>
+                <w:b w:val="0"/>
+                <w:i w:val="0"/>
+                <w:color w:val="292C30"/>
+                <w:sz w:val="18"/>
+              </w:rPr>
+              <w:t>1.2</w:t>
+            </w:r>
+          </w:p>
+        </w:tc>
+        <w:tc>
+          <w:tcPr>
+            <w:tcW w:type="dxa" w:w="7992"/>
+            <w:vAlign w:val="center"/>
+            <w:shd w:fill="F6F4EF"/>
+            <w:tcMar>
+              <w:top w:w="80" w:type="dxa"/>
+              <w:left w:w="80" w:type="dxa"/>
+              <w:bottom w:w="80" w:type="dxa"/>
+              <w:right w:w="80" w:type="dxa"/>
+            </w:tcMar>
+          </w:tcPr>
+          <w:p>
+            <w:pPr>
+              <w:spacing w:after="60" w:before="40" w:line="245" w:lineRule="auto"/>
+            </w:pPr>
+            <w:r>
+              <w:rPr>
+                <w:rFonts w:ascii="Arial" w:hAnsi="Arial"/>
+                <w:b w:val="0"/>
+                <w:i w:val="0"/>
+                <w:color w:val="292C30"/>
+                <w:sz w:val="18"/>
+              </w:rPr>
+              <w:t>Стороны указаны по договору; застройщик, заказчик и генподрядчик не подменяют друг друга.</w:t>
+            </w:r>
+          </w:p>
+        </w:tc>
+        <w:tc>
+          <w:tcPr>
+            <w:tcW w:type="dxa" w:w="1728"/>
+            <w:vAlign w:val="center"/>
+            <w:shd w:fill="F6F4EF"/>
+            <w:tcMar>
+              <w:top w:w="80" w:type="dxa"/>
+              <w:left w:w="80" w:type="dxa"/>
+              <w:bottom w:w="80" w:type="dxa"/>
+              <w:right w:w="80" w:type="dxa"/>
+            </w:tcMar>
+          </w:tcPr>
+          <w:p>
+            <w:pPr>
+              <w:spacing w:after="60" w:before="40" w:line="245" w:lineRule="auto"/>
+            </w:pPr>
+            <w:r>
+              <w:rPr>
+                <w:rFonts w:ascii="Arial" w:hAnsi="Arial"/>
+                <w:b w:val="0"/>
+                <w:i w:val="0"/>
+                <w:color w:val="292C30"/>
+                <w:sz w:val="18"/>
+              </w:rPr>
+            </w:r>
+          </w:p>
+        </w:tc>
+      </w:tr>
+      <w:tr>
+        <w:trPr>
+          <w:cantSplit/>
+        </w:trPr>
+        <w:tc>
+          <w:tcPr>
+            <w:tcW w:type="dxa" w:w="1037"/>
+            <w:vAlign w:val="center"/>
+            <w:shd w:fill="FFFFFF"/>
+            <w:tcMar>
+              <w:top w:w="80" w:type="dxa"/>
+              <w:left w:w="80" w:type="dxa"/>
+              <w:bottom w:w="80" w:type="dxa"/>
+              <w:right w:w="80" w:type="dxa"/>
+            </w:tcMar>
+          </w:tcPr>
+          <w:p>
+            <w:pPr>
+              <w:keepLines/>
+              <w:spacing w:after="60" w:before="40" w:line="245" w:lineRule="auto"/>
+            </w:pPr>
+            <w:r>
+              <w:rPr>
+                <w:rFonts w:ascii="Arial" w:hAnsi="Arial"/>
+                <w:b w:val="0"/>
+                <w:i w:val="0"/>
+                <w:color w:val="292C30"/>
+                <w:sz w:val="18"/>
+              </w:rPr>
+              <w:t>1.3</w:t>
+            </w:r>
+          </w:p>
+        </w:tc>
+        <w:tc>
+          <w:tcPr>
+            <w:tcW w:type="dxa" w:w="7992"/>
+            <w:vAlign w:val="center"/>
+            <w:shd w:fill="FFFFFF"/>
+            <w:tcMar>
+              <w:top w:w="80" w:type="dxa"/>
+              <w:left w:w="80" w:type="dxa"/>
+              <w:bottom w:w="80" w:type="dxa"/>
+              <w:right w:w="80" w:type="dxa"/>
+            </w:tcMar>
+          </w:tcPr>
+          <w:p>
+            <w:pPr>
+              <w:spacing w:after="60" w:before="40" w:line="245" w:lineRule="auto"/>
+            </w:pPr>
+            <w:r>
+              <w:rPr>
+                <w:rFonts w:ascii="Arial" w:hAnsi="Arial"/>
+                <w:b w:val="0"/>
+                <w:i w:val="0"/>
+                <w:color w:val="292C30"/>
+                <w:sz w:val="18"/>
+              </w:rPr>
+              <w:t>Объект и участок работ однозначно сопоставлены с договором и проектной документацией; расхождение названий объяснено.</w:t>
+            </w:r>
+          </w:p>
+        </w:tc>
+        <w:tc>
+          <w:tcPr>
+            <w:tcW w:type="dxa" w:w="1728"/>
+            <w:vAlign w:val="center"/>
+            <w:shd w:fill="FFFFFF"/>
+            <w:tcMar>
+              <w:top w:w="80" w:type="dxa"/>
+              <w:left w:w="80" w:type="dxa"/>
+              <w:bottom w:w="80" w:type="dxa"/>
+              <w:right w:w="80" w:type="dxa"/>
+            </w:tcMar>
+          </w:tcPr>
+          <w:p>
+            <w:pPr>
+              <w:spacing w:after="60" w:before="40" w:line="245" w:lineRule="auto"/>
+            </w:pPr>
+            <w:r>
+              <w:rPr>
+                <w:rFonts w:ascii="Arial" w:hAnsi="Arial"/>
+                <w:b w:val="0"/>
+                <w:i w:val="0"/>
+                <w:color w:val="292C30"/>
+                <w:sz w:val="18"/>
+              </w:rPr>
+            </w:r>
+          </w:p>
+        </w:tc>
+      </w:tr>
+      <w:tr>
+        <w:trPr>
+          <w:cantSplit/>
+        </w:trPr>
+        <w:tc>
+          <w:tcPr>
+            <w:tcW w:type="dxa" w:w="1037"/>
+            <w:vAlign w:val="center"/>
+            <w:shd w:fill="F6F4EF"/>
+            <w:tcMar>
+              <w:top w:w="80" w:type="dxa"/>
+              <w:left w:w="80" w:type="dxa"/>
+              <w:bottom w:w="80" w:type="dxa"/>
+              <w:right w:w="80" w:type="dxa"/>
+            </w:tcMar>
+          </w:tcPr>
+          <w:p>
+            <w:pPr>
+              <w:keepLines/>
+              <w:spacing w:after="60" w:before="40" w:line="245" w:lineRule="auto"/>
+            </w:pPr>
+            <w:r>
+              <w:rPr>
+                <w:rFonts w:ascii="Arial" w:hAnsi="Arial"/>
+                <w:b w:val="0"/>
+                <w:i w:val="0"/>
+                <w:color w:val="292C30"/>
+                <w:sz w:val="18"/>
+              </w:rPr>
+              <w:t>1.4</w:t>
+            </w:r>
+          </w:p>
+        </w:tc>
+        <w:tc>
+          <w:tcPr>
+            <w:tcW w:type="dxa" w:w="7992"/>
+            <w:vAlign w:val="center"/>
+            <w:shd w:fill="F6F4EF"/>
+            <w:tcMar>
+              <w:top w:w="80" w:type="dxa"/>
+              <w:left w:w="80" w:type="dxa"/>
+              <w:bottom w:w="80" w:type="dxa"/>
+              <w:right w:w="80" w:type="dxa"/>
+            </w:tcMar>
+          </w:tcPr>
+          <w:p>
+            <w:pPr>
+              <w:spacing w:after="60" w:before="40" w:line="245" w:lineRule="auto"/>
+            </w:pPr>
+            <w:r>
+              <w:rPr>
+                <w:rFonts w:ascii="Arial" w:hAnsi="Arial"/>
+                <w:b w:val="0"/>
+                <w:i w:val="0"/>
+                <w:color w:val="292C30"/>
+                <w:sz w:val="18"/>
+              </w:rPr>
+              <w:t>Применяемые формы, состав приложений, канал передачи и порядок рассмотрения установлены договором или согласованы сторонами.</w:t>
+            </w:r>
+          </w:p>
+        </w:tc>
+        <w:tc>
+          <w:tcPr>
+            <w:tcW w:type="dxa" w:w="1728"/>
+            <w:vAlign w:val="center"/>
+            <w:shd w:fill="F6F4EF"/>
+            <w:tcMar>
+              <w:top w:w="80" w:type="dxa"/>
+              <w:left w:w="80" w:type="dxa"/>
+              <w:bottom w:w="80" w:type="dxa"/>
+              <w:right w:w="80" w:type="dxa"/>
+            </w:tcMar>
+          </w:tcPr>
+          <w:p>
+            <w:pPr>
+              <w:spacing w:after="60" w:before="40" w:line="245" w:lineRule="auto"/>
+            </w:pPr>
+            <w:r>
+              <w:rPr>
+                <w:rFonts w:ascii="Arial" w:hAnsi="Arial"/>
+                <w:b w:val="0"/>
+                <w:i w:val="0"/>
+                <w:color w:val="292C30"/>
+                <w:sz w:val="18"/>
+              </w:rPr>
+            </w:r>
+          </w:p>
+        </w:tc>
+      </w:tr>
+      <w:tr>
+        <w:trPr>
+          <w:cantSplit/>
+        </w:trPr>
+        <w:tc>
+          <w:tcPr>
+            <w:tcW w:type="dxa" w:w="1037"/>
+            <w:vAlign w:val="center"/>
+            <w:shd w:fill="FFFFFF"/>
+            <w:tcMar>
+              <w:top w:w="80" w:type="dxa"/>
+              <w:left w:w="80" w:type="dxa"/>
+              <w:bottom w:w="80" w:type="dxa"/>
+              <w:right w:w="80" w:type="dxa"/>
+            </w:tcMar>
+          </w:tcPr>
+          <w:p>
+            <w:pPr>
+              <w:keepLines/>
+              <w:spacing w:after="60" w:before="40" w:line="245" w:lineRule="auto"/>
+            </w:pPr>
+            <w:r>
+              <w:rPr>
+                <w:rFonts w:ascii="Arial" w:hAnsi="Arial"/>
+                <w:b w:val="0"/>
+                <w:i w:val="0"/>
+                <w:color w:val="292C30"/>
+                <w:sz w:val="18"/>
+              </w:rPr>
+              <w:t>1.5</w:t>
+            </w:r>
+          </w:p>
+        </w:tc>
+        <w:tc>
+          <w:tcPr>
+            <w:tcW w:type="dxa" w:w="7992"/>
+            <w:vAlign w:val="center"/>
+            <w:shd w:fill="FFFFFF"/>
+            <w:tcMar>
+              <w:top w:w="80" w:type="dxa"/>
+              <w:left w:w="80" w:type="dxa"/>
+              <w:bottom w:w="80" w:type="dxa"/>
+              <w:right w:w="80" w:type="dxa"/>
+            </w:tcMar>
+          </w:tcPr>
+          <w:p>
+            <w:pPr>
+              <w:spacing w:after="60" w:before="40" w:line="245" w:lineRule="auto"/>
+            </w:pPr>
+            <w:r>
+              <w:rPr>
+                <w:rFonts w:ascii="Arial" w:hAnsi="Arial"/>
+                <w:b w:val="0"/>
+                <w:i w:val="0"/>
+                <w:color w:val="292C30"/>
+                <w:sz w:val="18"/>
+              </w:rPr>
+              <w:t>Период выполнения работ имеет действительные даты; начало не позже окончания, период согласован с КС-3.</w:t>
+            </w:r>
+          </w:p>
+        </w:tc>
+        <w:tc>
+          <w:tcPr>
+            <w:tcW w:type="dxa" w:w="1728"/>
+            <w:vAlign w:val="center"/>
+            <w:shd w:fill="FFFFFF"/>
+            <w:tcMar>
+              <w:top w:w="80" w:type="dxa"/>
+              <w:left w:w="80" w:type="dxa"/>
+              <w:bottom w:w="80" w:type="dxa"/>
+              <w:right w:w="80" w:type="dxa"/>
+            </w:tcMar>
+          </w:tcPr>
+          <w:p>
+            <w:pPr>
+              <w:spacing w:after="60" w:before="40" w:line="245" w:lineRule="auto"/>
+            </w:pPr>
+            <w:r>
+              <w:rPr>
+                <w:rFonts w:ascii="Arial" w:hAnsi="Arial"/>
+                <w:b w:val="0"/>
+                <w:i w:val="0"/>
+                <w:color w:val="292C30"/>
+                <w:sz w:val="18"/>
+              </w:rPr>
+            </w:r>
+          </w:p>
+        </w:tc>
+      </w:tr>
+      <w:tr>
+        <w:trPr>
+          <w:cantSplit/>
+        </w:trPr>
+        <w:tc>
+          <w:tcPr>
+            <w:tcW w:type="dxa" w:w="1037"/>
+            <w:vAlign w:val="center"/>
+            <w:shd w:fill="F6F4EF"/>
+            <w:tcMar>
+              <w:top w:w="80" w:type="dxa"/>
+              <w:left w:w="80" w:type="dxa"/>
+              <w:bottom w:w="80" w:type="dxa"/>
+              <w:right w:w="80" w:type="dxa"/>
+            </w:tcMar>
+          </w:tcPr>
+          <w:p>
+            <w:pPr>
+              <w:keepLines/>
+              <w:spacing w:after="60" w:before="40" w:line="245" w:lineRule="auto"/>
+            </w:pPr>
+            <w:r>
+              <w:rPr>
+                <w:rFonts w:ascii="Arial" w:hAnsi="Arial"/>
+                <w:b w:val="0"/>
+                <w:i w:val="0"/>
+                <w:color w:val="292C30"/>
+                <w:sz w:val="18"/>
+              </w:rPr>
+              <w:t>1.6</w:t>
+            </w:r>
+          </w:p>
+        </w:tc>
+        <w:tc>
+          <w:tcPr>
+            <w:tcW w:type="dxa" w:w="7992"/>
+            <w:vAlign w:val="center"/>
+            <w:shd w:fill="F6F4EF"/>
+            <w:tcMar>
+              <w:top w:w="80" w:type="dxa"/>
+              <w:left w:w="80" w:type="dxa"/>
+              <w:bottom w:w="80" w:type="dxa"/>
+              <w:right w:w="80" w:type="dxa"/>
+            </w:tcMar>
+          </w:tcPr>
+          <w:p>
+            <w:pPr>
+              <w:spacing w:after="60" w:before="40" w:line="245" w:lineRule="auto"/>
+            </w:pPr>
+            <w:r>
+              <w:rPr>
+                <w:rFonts w:ascii="Arial" w:hAnsi="Arial"/>
+                <w:b w:val="0"/>
+                <w:i w:val="0"/>
+                <w:color w:val="292C30"/>
+                <w:sz w:val="18"/>
+              </w:rPr>
+              <w:t>Включённые работы действительно выполнены; основания объёмов — замеры, журнал КС-6а при его применении и иные принятые записи.</w:t>
+            </w:r>
+          </w:p>
+        </w:tc>
+        <w:tc>
+          <w:tcPr>
+            <w:tcW w:type="dxa" w:w="1728"/>
+            <w:vAlign w:val="center"/>
+            <w:shd w:fill="F6F4EF"/>
+            <w:tcMar>
+              <w:top w:w="80" w:type="dxa"/>
+              <w:left w:w="80" w:type="dxa"/>
+              <w:bottom w:w="80" w:type="dxa"/>
+              <w:right w:w="80" w:type="dxa"/>
+            </w:tcMar>
+          </w:tcPr>
+          <w:p>
+            <w:pPr>
+              <w:spacing w:after="60" w:before="40" w:line="245" w:lineRule="auto"/>
+            </w:pPr>
+            <w:r>
+              <w:rPr>
+                <w:rFonts w:ascii="Arial" w:hAnsi="Arial"/>
+                <w:b w:val="0"/>
+                <w:i w:val="0"/>
+                <w:color w:val="292C30"/>
+                <w:sz w:val="18"/>
+              </w:rPr>
+            </w:r>
+          </w:p>
+        </w:tc>
+      </w:tr>
+      <w:tr>
+        <w:trPr>
+          <w:cantSplit/>
+        </w:trPr>
+        <w:tc>
+          <w:tcPr>
+            <w:tcW w:type="dxa" w:w="1037"/>
+            <w:vAlign w:val="center"/>
+            <w:shd w:fill="FFFFFF"/>
+            <w:tcMar>
+              <w:top w:w="80" w:type="dxa"/>
+              <w:left w:w="80" w:type="dxa"/>
+              <w:bottom w:w="80" w:type="dxa"/>
+              <w:right w:w="80" w:type="dxa"/>
+            </w:tcMar>
+          </w:tcPr>
+          <w:p>
+            <w:pPr>
+              <w:keepLines/>
+              <w:spacing w:after="60" w:before="40" w:line="245" w:lineRule="auto"/>
+            </w:pPr>
+            <w:r>
+              <w:rPr>
+                <w:rFonts w:ascii="Arial" w:hAnsi="Arial"/>
+                <w:b w:val="0"/>
+                <w:i w:val="0"/>
+                <w:color w:val="292C30"/>
+                <w:sz w:val="18"/>
+              </w:rPr>
+              <w:t>1.7</w:t>
+            </w:r>
+          </w:p>
+        </w:tc>
+        <w:tc>
+          <w:tcPr>
+            <w:tcW w:type="dxa" w:w="7992"/>
+            <w:vAlign w:val="center"/>
+            <w:shd w:fill="FFFFFF"/>
+            <w:tcMar>
+              <w:top w:w="80" w:type="dxa"/>
+              <w:left w:w="80" w:type="dxa"/>
+              <w:bottom w:w="80" w:type="dxa"/>
+              <w:right w:w="80" w:type="dxa"/>
+            </w:tcMar>
+          </w:tcPr>
+          <w:p>
+            <w:pPr>
+              <w:spacing w:after="60" w:before="40" w:line="245" w:lineRule="auto"/>
+            </w:pPr>
+            <w:r>
+              <w:rPr>
+                <w:rFonts w:ascii="Arial" w:hAnsi="Arial"/>
+                <w:b w:val="0"/>
+                <w:i w:val="0"/>
+                <w:color w:val="292C30"/>
+                <w:sz w:val="18"/>
+              </w:rPr>
+              <w:t>Срок выполнения сопоставлен с договором. При просрочке причина и позиция подрядчика оформлены, фактические даты не исправлены задним числом.</w:t>
+            </w:r>
+          </w:p>
+        </w:tc>
+        <w:tc>
+          <w:tcPr>
+            <w:tcW w:type="dxa" w:w="1728"/>
+            <w:vAlign w:val="center"/>
+            <w:shd w:fill="FFFFFF"/>
+            <w:tcMar>
+              <w:top w:w="80" w:type="dxa"/>
+              <w:left w:w="80" w:type="dxa"/>
+              <w:bottom w:w="80" w:type="dxa"/>
+              <w:right w:w="80" w:type="dxa"/>
+            </w:tcMar>
+          </w:tcPr>
+          <w:p>
+            <w:pPr>
+              <w:spacing w:after="60" w:before="40" w:line="245" w:lineRule="auto"/>
+            </w:pPr>
+            <w:r>
+              <w:rPr>
+                <w:rFonts w:ascii="Arial" w:hAnsi="Arial"/>
+                <w:b w:val="0"/>
+                <w:i w:val="0"/>
+                <w:color w:val="292C30"/>
+                <w:sz w:val="18"/>
+              </w:rPr>
+            </w:r>
+          </w:p>
+        </w:tc>
+      </w:tr>
+      <w:tr>
+        <w:trPr>
+          <w:cantSplit/>
+        </w:trPr>
+        <w:tc>
+          <w:tcPr>
+            <w:tcW w:type="dxa" w:w="1037"/>
+            <w:vAlign w:val="center"/>
+            <w:shd w:fill="F6F4EF"/>
+            <w:tcMar>
+              <w:top w:w="80" w:type="dxa"/>
+              <w:left w:w="80" w:type="dxa"/>
+              <w:bottom w:w="80" w:type="dxa"/>
+              <w:right w:w="80" w:type="dxa"/>
+            </w:tcMar>
+          </w:tcPr>
+          <w:p>
+            <w:pPr>
+              <w:keepLines/>
+              <w:spacing w:after="60" w:before="40" w:line="245" w:lineRule="auto"/>
+            </w:pPr>
+            <w:r>
+              <w:rPr>
+                <w:rFonts w:ascii="Arial" w:hAnsi="Arial"/>
+                <w:b w:val="0"/>
+                <w:i w:val="0"/>
+                <w:color w:val="292C30"/>
+                <w:sz w:val="18"/>
+              </w:rPr>
+              <w:t>1.8</w:t>
+            </w:r>
+          </w:p>
+        </w:tc>
+        <w:tc>
+          <w:tcPr>
+            <w:tcW w:type="dxa" w:w="7992"/>
+            <w:vAlign w:val="center"/>
+            <w:shd w:fill="F6F4EF"/>
+            <w:tcMar>
+              <w:top w:w="80" w:type="dxa"/>
+              <w:left w:w="80" w:type="dxa"/>
+              <w:bottom w:w="80" w:type="dxa"/>
+              <w:right w:w="80" w:type="dxa"/>
+            </w:tcMar>
+          </w:tcPr>
+          <w:p>
+            <w:pPr>
+              <w:spacing w:after="60" w:before="40" w:line="245" w:lineRule="auto"/>
+            </w:pPr>
+            <w:r>
+              <w:rPr>
+                <w:rFonts w:ascii="Arial" w:hAnsi="Arial"/>
+                <w:b w:val="0"/>
+                <w:i w:val="0"/>
+                <w:color w:val="292C30"/>
+                <w:sz w:val="18"/>
+              </w:rPr>
+              <w:t>Смета, спецификации и изменения имеют номер, дату, согласованную редакцию и связь с предъявленными работами.</w:t>
+            </w:r>
+          </w:p>
+        </w:tc>
+        <w:tc>
+          <w:tcPr>
+            <w:tcW w:type="dxa" w:w="1728"/>
+            <w:vAlign w:val="center"/>
+            <w:shd w:fill="F6F4EF"/>
+            <w:tcMar>
+              <w:top w:w="80" w:type="dxa"/>
+              <w:left w:w="80" w:type="dxa"/>
+              <w:bottom w:w="80" w:type="dxa"/>
+              <w:right w:w="80" w:type="dxa"/>
+            </w:tcMar>
+          </w:tcPr>
+          <w:p>
+            <w:pPr>
+              <w:spacing w:after="60" w:before="40" w:line="245" w:lineRule="auto"/>
+            </w:pPr>
+            <w:r>
+              <w:rPr>
+                <w:rFonts w:ascii="Arial" w:hAnsi="Arial"/>
+                <w:b w:val="0"/>
+                <w:i w:val="0"/>
+                <w:color w:val="292C30"/>
+                <w:sz w:val="18"/>
+              </w:rPr>
+            </w:r>
+          </w:p>
+        </w:tc>
+      </w:tr>
+      <w:tr>
+        <w:trPr>
+          <w:cantSplit/>
+        </w:trPr>
+        <w:tc>
+          <w:tcPr>
+            <w:tcW w:type="dxa" w:w="1037"/>
+            <w:vAlign w:val="center"/>
+            <w:shd w:fill="FFFFFF"/>
+            <w:tcMar>
+              <w:top w:w="80" w:type="dxa"/>
+              <w:left w:w="80" w:type="dxa"/>
+              <w:bottom w:w="80" w:type="dxa"/>
+              <w:right w:w="80" w:type="dxa"/>
+            </w:tcMar>
+          </w:tcPr>
+          <w:p>
+            <w:pPr>
+              <w:keepLines/>
+              <w:spacing w:after="60" w:before="40" w:line="245" w:lineRule="auto"/>
+            </w:pPr>
+            <w:r>
+              <w:rPr>
+                <w:rFonts w:ascii="Arial" w:hAnsi="Arial"/>
+                <w:b w:val="0"/>
+                <w:i w:val="0"/>
+                <w:color w:val="292C30"/>
+                <w:sz w:val="18"/>
+              </w:rPr>
+              <w:t>1.9</w:t>
+            </w:r>
+          </w:p>
+        </w:tc>
+        <w:tc>
+          <w:tcPr>
+            <w:tcW w:type="dxa" w:w="7992"/>
+            <w:vAlign w:val="center"/>
+            <w:shd w:fill="FFFFFF"/>
+            <w:tcMar>
+              <w:top w:w="80" w:type="dxa"/>
+              <w:left w:w="80" w:type="dxa"/>
+              <w:bottom w:w="80" w:type="dxa"/>
+              <w:right w:w="80" w:type="dxa"/>
+            </w:tcMar>
+          </w:tcPr>
+          <w:p>
+            <w:pPr>
+              <w:spacing w:after="60" w:before="40" w:line="245" w:lineRule="auto"/>
+            </w:pPr>
+            <w:r>
+              <w:rPr>
+                <w:rFonts w:ascii="Arial" w:hAnsi="Arial"/>
+                <w:b w:val="0"/>
+                <w:i w:val="0"/>
+                <w:color w:val="292C30"/>
+                <w:sz w:val="18"/>
+              </w:rPr>
+              <w:t>Изменённые объёмы и дополнительные работы выделены; основания согласования приложены, спорные суммы не смешаны с бесспорными.</w:t>
+            </w:r>
+          </w:p>
+        </w:tc>
+        <w:tc>
+          <w:tcPr>
+            <w:tcW w:type="dxa" w:w="1728"/>
+            <w:vAlign w:val="center"/>
+            <w:shd w:fill="FFFFFF"/>
+            <w:tcMar>
+              <w:top w:w="80" w:type="dxa"/>
+              <w:left w:w="80" w:type="dxa"/>
+              <w:bottom w:w="80" w:type="dxa"/>
+              <w:right w:w="80" w:type="dxa"/>
+            </w:tcMar>
+          </w:tcPr>
+          <w:p>
+            <w:pPr>
+              <w:spacing w:after="60" w:before="40" w:line="245" w:lineRule="auto"/>
+            </w:pPr>
+            <w:r>
+              <w:rPr>
+                <w:rFonts w:ascii="Arial" w:hAnsi="Arial"/>
+                <w:b w:val="0"/>
+                <w:i w:val="0"/>
+                <w:color w:val="292C30"/>
+                <w:sz w:val="18"/>
+              </w:rPr>
+            </w:r>
+          </w:p>
+        </w:tc>
+      </w:tr>
+      <w:tr>
+        <w:trPr>
+          <w:cantSplit/>
+        </w:trPr>
+        <w:tc>
+          <w:tcPr>
+            <w:tcW w:type="dxa" w:w="1037"/>
+            <w:vAlign w:val="center"/>
+            <w:shd w:fill="F6F4EF"/>
+            <w:tcMar>
+              <w:top w:w="80" w:type="dxa"/>
+              <w:left w:w="80" w:type="dxa"/>
+              <w:bottom w:w="80" w:type="dxa"/>
+              <w:right w:w="80" w:type="dxa"/>
+            </w:tcMar>
+          </w:tcPr>
+          <w:p>
+            <w:pPr>
+              <w:keepLines/>
+              <w:spacing w:after="60" w:before="40" w:line="245" w:lineRule="auto"/>
+            </w:pPr>
+            <w:r>
+              <w:rPr>
+                <w:rFonts w:ascii="Arial" w:hAnsi="Arial"/>
+                <w:b w:val="0"/>
+                <w:i w:val="0"/>
+                <w:color w:val="292C30"/>
+                <w:sz w:val="18"/>
+              </w:rPr>
+              <w:t>1.10</w:t>
+            </w:r>
+          </w:p>
+        </w:tc>
+        <w:tc>
+          <w:tcPr>
+            <w:tcW w:type="dxa" w:w="7992"/>
+            <w:vAlign w:val="center"/>
+            <w:shd w:fill="F6F4EF"/>
+            <w:tcMar>
+              <w:top w:w="80" w:type="dxa"/>
+              <w:left w:w="80" w:type="dxa"/>
+              <w:bottom w:w="80" w:type="dxa"/>
+              <w:right w:w="80" w:type="dxa"/>
+            </w:tcMar>
+          </w:tcPr>
+          <w:p>
+            <w:pPr>
+              <w:spacing w:after="60" w:before="40" w:line="245" w:lineRule="auto"/>
+            </w:pPr>
+            <w:r>
+              <w:rPr>
+                <w:rFonts w:ascii="Arial" w:hAnsi="Arial"/>
+                <w:b w:val="0"/>
+                <w:i w:val="0"/>
+                <w:color w:val="292C30"/>
+                <w:sz w:val="18"/>
+              </w:rPr>
+              <w:t>Номера КС-2 уникальны в принятом учёте; пропуск или аннулирование объяснены, повторно предъявленные объёмы исключены.</w:t>
+            </w:r>
+          </w:p>
+        </w:tc>
+        <w:tc>
+          <w:tcPr>
+            <w:tcW w:type="dxa" w:w="1728"/>
+            <w:vAlign w:val="center"/>
+            <w:shd w:fill="F6F4EF"/>
+            <w:tcMar>
+              <w:top w:w="80" w:type="dxa"/>
+              <w:left w:w="80" w:type="dxa"/>
+              <w:bottom w:w="80" w:type="dxa"/>
+              <w:right w:w="80" w:type="dxa"/>
+            </w:tcMar>
+          </w:tcPr>
+          <w:p>
+            <w:pPr>
+              <w:spacing w:after="60" w:before="40" w:line="245" w:lineRule="auto"/>
+            </w:pPr>
+            <w:r>
+              <w:rPr>
+                <w:rFonts w:ascii="Arial" w:hAnsi="Arial"/>
+                <w:b w:val="0"/>
+                <w:i w:val="0"/>
+                <w:color w:val="292C30"/>
+                <w:sz w:val="18"/>
+              </w:rPr>
+            </w:r>
+          </w:p>
+        </w:tc>
+      </w:tr>
+    </w:tbl>
+    <w:p>
+      <w:r>
+        <w:br w:type="page"/>
       </w:r>
     </w:p>
     <w:p>
@@ -30,1480 +1061,3232 @@
         <w:pStyle w:val="Heading1"/>
       </w:pPr>
       <w:r>
-        <w:t>Раздел 1. Общие сведения (расширенный)</w:t>
+        <w:t>Проверка КС-2 и КС-3</w:t>
+      </w:r>
+    </w:p>
+    <w:p>
+      <w:pPr>
+        <w:pStyle w:val="Heading2"/>
+      </w:pPr>
+      <w:r>
+        <w:t>2. КС-2: объём, стоимость и полномочия</w:t>
+      </w:r>
+    </w:p>
+    <w:p>
+      <w:pPr>
+        <w:spacing w:after="100"/>
+      </w:pPr>
+      <w:r>
+        <w:rPr>
+          <w:b w:val="0"/>
+          <w:i w:val="0"/>
+          <w:sz w:val="18"/>
+        </w:rPr>
+        <w:t>Объект: _____________________  Договор: _____________________</w:t>
+      </w:r>
+    </w:p>
+    <w:p>
+      <w:pPr>
+        <w:spacing w:after="100"/>
+      </w:pPr>
+      <w:r>
+        <w:rPr>
+          <w:b w:val="0"/>
+          <w:i w:val="0"/>
+          <w:sz w:val="18"/>
+        </w:rPr>
+        <w:t>Период: _____________________  Проверил / дата: _____________________</w:t>
+      </w:r>
+    </w:p>
+    <w:p>
+      <w:pPr>
+        <w:spacing w:after="100"/>
+      </w:pPr>
+      <w:r>
+        <w:rPr>
+          <w:b w:val="0"/>
+          <w:i w:val="0"/>
+          <w:sz w:val="18"/>
+        </w:rPr>
+        <w:t>Результат: «Да», «Замечание» или «Н/П» с основанием. Замечания перенесите в №04.</w:t>
       </w:r>
     </w:p>
     <w:tbl>
       <w:tblPr>
-        <w:tblStyle w:val="TableGrid"/>
         <w:tblW w:type="auto" w:w="0"/>
+        <w:jc w:val="center"/>
+        <w:tblLayout w:type="fixed"/>
         <w:tblLook w:firstColumn="1" w:firstRow="1" w:lastColumn="0" w:lastRow="0" w:noHBand="0" w:noVBand="1" w:val="04A0"/>
       </w:tblPr>
       <w:tblGrid>
-        <w:gridCol w:w="1728"/>
-        <w:gridCol w:w="1728"/>
-        <w:gridCol w:w="1728"/>
-        <w:gridCol w:w="1728"/>
-        <w:gridCol w:w="1728"/>
+        <w:gridCol w:w="680"/>
+        <w:gridCol w:w="7257"/>
+        <w:gridCol w:w="1928"/>
       </w:tblGrid>
       <w:tr>
+        <w:trPr>
+          <w:cantSplit/>
+          <w:tblHeader/>
+        </w:trPr>
         <w:tc>
           <w:tcPr>
-            <w:tcW w:type="dxa" w:w="1728"/>
+            <w:tcW w:type="dxa" w:w="1037"/>
+            <w:vAlign w:val="center"/>
+            <w:shd w:fill="292C30"/>
+            <w:tcMar>
+              <w:top w:w="80" w:type="dxa"/>
+              <w:left w:w="80" w:type="dxa"/>
+              <w:bottom w:w="80" w:type="dxa"/>
+              <w:right w:w="80" w:type="dxa"/>
+            </w:tcMar>
           </w:tcPr>
           <w:p>
+            <w:pPr>
+              <w:keepLines/>
+              <w:spacing w:after="60" w:before="40" w:line="245" w:lineRule="auto"/>
+            </w:pPr>
             <w:r>
+              <w:rPr>
+                <w:rFonts w:ascii="Arial" w:hAnsi="Arial"/>
+                <w:b/>
+                <w:i w:val="0"/>
+                <w:color w:val="FFFFFF"/>
+                <w:sz w:val="18"/>
+              </w:rPr>
               <w:t>№</w:t>
             </w:r>
           </w:p>
         </w:tc>
         <w:tc>
           <w:tcPr>
-            <w:tcW w:type="dxa" w:w="1728"/>
+            <w:tcW w:type="dxa" w:w="7992"/>
+            <w:vAlign w:val="center"/>
+            <w:shd w:fill="292C30"/>
+            <w:tcMar>
+              <w:top w:w="80" w:type="dxa"/>
+              <w:left w:w="80" w:type="dxa"/>
+              <w:bottom w:w="80" w:type="dxa"/>
+              <w:right w:w="80" w:type="dxa"/>
+            </w:tcMar>
           </w:tcPr>
           <w:p>
+            <w:pPr>
+              <w:spacing w:after="60" w:before="40" w:line="245" w:lineRule="auto"/>
+            </w:pPr>
             <w:r>
-              <w:t>Параметр</w:t>
+              <w:rPr>
+                <w:rFonts w:ascii="Arial" w:hAnsi="Arial"/>
+                <w:b/>
+                <w:i w:val="0"/>
+                <w:color w:val="FFFFFF"/>
+                <w:sz w:val="18"/>
+              </w:rPr>
+              <w:t>Проверяемое условие</w:t>
             </w:r>
           </w:p>
         </w:tc>
         <w:tc>
           <w:tcPr>
             <w:tcW w:type="dxa" w:w="1728"/>
+            <w:vAlign w:val="center"/>
+            <w:shd w:fill="292C30"/>
+            <w:tcMar>
+              <w:top w:w="80" w:type="dxa"/>
+              <w:left w:w="80" w:type="dxa"/>
+              <w:bottom w:w="80" w:type="dxa"/>
+              <w:right w:w="80" w:type="dxa"/>
+            </w:tcMar>
           </w:tcPr>
           <w:p>
+            <w:pPr>
+              <w:spacing w:after="60" w:before="40" w:line="245" w:lineRule="auto"/>
+            </w:pPr>
             <w:r>
-              <w:t>Проверка</w:t>
+              <w:rPr>
+                <w:rFonts w:ascii="Arial" w:hAnsi="Arial"/>
+                <w:b/>
+                <w:i w:val="0"/>
+                <w:color w:val="FFFFFF"/>
+                <w:sz w:val="18"/>
+              </w:rPr>
+              <w:t>Результат / № замечания</w:t>
+            </w:r>
+          </w:p>
+        </w:tc>
+      </w:tr>
+      <w:tr>
+        <w:trPr>
+          <w:cantSplit/>
+        </w:trPr>
+        <w:tc>
+          <w:tcPr>
+            <w:tcW w:type="dxa" w:w="1037"/>
+            <w:vAlign w:val="center"/>
+            <w:shd w:fill="FFFFFF"/>
+            <w:tcMar>
+              <w:top w:w="80" w:type="dxa"/>
+              <w:left w:w="80" w:type="dxa"/>
+              <w:bottom w:w="80" w:type="dxa"/>
+              <w:right w:w="80" w:type="dxa"/>
+            </w:tcMar>
+          </w:tcPr>
+          <w:p>
+            <w:pPr>
+              <w:keepLines/>
+              <w:spacing w:after="60" w:before="40" w:line="245" w:lineRule="auto"/>
+            </w:pPr>
+            <w:r>
+              <w:rPr>
+                <w:rFonts w:ascii="Arial" w:hAnsi="Arial"/>
+                <w:b w:val="0"/>
+                <w:i w:val="0"/>
+                <w:color w:val="292C30"/>
+                <w:sz w:val="18"/>
+              </w:rPr>
+              <w:t>2.1</w:t>
+            </w:r>
+          </w:p>
+        </w:tc>
+        <w:tc>
+          <w:tcPr>
+            <w:tcW w:type="dxa" w:w="7992"/>
+            <w:vAlign w:val="center"/>
+            <w:shd w:fill="FFFFFF"/>
+            <w:tcMar>
+              <w:top w:w="80" w:type="dxa"/>
+              <w:left w:w="80" w:type="dxa"/>
+              <w:bottom w:w="80" w:type="dxa"/>
+              <w:right w:w="80" w:type="dxa"/>
+            </w:tcMar>
+          </w:tcPr>
+          <w:p>
+            <w:pPr>
+              <w:spacing w:after="60" w:before="40" w:line="245" w:lineRule="auto"/>
+            </w:pPr>
+            <w:r>
+              <w:rPr>
+                <w:rFonts w:ascii="Arial" w:hAnsi="Arial"/>
+                <w:b w:val="0"/>
+                <w:i w:val="0"/>
+                <w:color w:val="292C30"/>
+                <w:sz w:val="18"/>
+              </w:rPr>
+              <w:t>Наименование и единица измерения каждой работы соответствуют согласованным документам и фактическому результату.</w:t>
             </w:r>
           </w:p>
         </w:tc>
         <w:tc>
           <w:tcPr>
             <w:tcW w:type="dxa" w:w="1728"/>
+            <w:vAlign w:val="center"/>
+            <w:shd w:fill="FFFFFF"/>
+            <w:tcMar>
+              <w:top w:w="80" w:type="dxa"/>
+              <w:left w:w="80" w:type="dxa"/>
+              <w:bottom w:w="80" w:type="dxa"/>
+              <w:right w:w="80" w:type="dxa"/>
+            </w:tcMar>
           </w:tcPr>
           <w:p>
+            <w:pPr>
+              <w:spacing w:after="60" w:before="40" w:line="245" w:lineRule="auto"/>
+            </w:pPr>
             <w:r>
-              <w:t>Статус</w:t>
+              <w:rPr>
+                <w:rFonts w:ascii="Arial" w:hAnsi="Arial"/>
+                <w:b w:val="0"/>
+                <w:i w:val="0"/>
+                <w:color w:val="292C30"/>
+                <w:sz w:val="18"/>
+              </w:rPr>
+            </w:r>
+          </w:p>
+        </w:tc>
+      </w:tr>
+      <w:tr>
+        <w:trPr>
+          <w:cantSplit/>
+        </w:trPr>
+        <w:tc>
+          <w:tcPr>
+            <w:tcW w:type="dxa" w:w="1037"/>
+            <w:vAlign w:val="center"/>
+            <w:shd w:fill="F6F4EF"/>
+            <w:tcMar>
+              <w:top w:w="80" w:type="dxa"/>
+              <w:left w:w="80" w:type="dxa"/>
+              <w:bottom w:w="80" w:type="dxa"/>
+              <w:right w:w="80" w:type="dxa"/>
+            </w:tcMar>
+          </w:tcPr>
+          <w:p>
+            <w:pPr>
+              <w:keepLines/>
+              <w:spacing w:after="60" w:before="40" w:line="245" w:lineRule="auto"/>
+            </w:pPr>
+            <w:r>
+              <w:rPr>
+                <w:rFonts w:ascii="Arial" w:hAnsi="Arial"/>
+                <w:b w:val="0"/>
+                <w:i w:val="0"/>
+                <w:color w:val="292C30"/>
+                <w:sz w:val="18"/>
+              </w:rPr>
+              <w:t>2.2</w:t>
+            </w:r>
+          </w:p>
+        </w:tc>
+        <w:tc>
+          <w:tcPr>
+            <w:tcW w:type="dxa" w:w="7992"/>
+            <w:vAlign w:val="center"/>
+            <w:shd w:fill="F6F4EF"/>
+            <w:tcMar>
+              <w:top w:w="80" w:type="dxa"/>
+              <w:left w:w="80" w:type="dxa"/>
+              <w:bottom w:w="80" w:type="dxa"/>
+              <w:right w:w="80" w:type="dxa"/>
+            </w:tcMar>
+          </w:tcPr>
+          <w:p>
+            <w:pPr>
+              <w:spacing w:after="60" w:before="40" w:line="245" w:lineRule="auto"/>
+            </w:pPr>
+            <w:r>
+              <w:rPr>
+                <w:rFonts w:ascii="Arial" w:hAnsi="Arial"/>
+                <w:b w:val="0"/>
+                <w:i w:val="0"/>
+                <w:color w:val="292C30"/>
+                <w:sz w:val="18"/>
+              </w:rPr>
+              <w:t>Количество подтверждено первичными замерами; перевод единиц измерения проверен, в том числе измерителей на 10/100 единиц.</w:t>
             </w:r>
           </w:p>
         </w:tc>
         <w:tc>
           <w:tcPr>
             <w:tcW w:type="dxa" w:w="1728"/>
+            <w:vAlign w:val="center"/>
+            <w:shd w:fill="F6F4EF"/>
+            <w:tcMar>
+              <w:top w:w="80" w:type="dxa"/>
+              <w:left w:w="80" w:type="dxa"/>
+              <w:bottom w:w="80" w:type="dxa"/>
+              <w:right w:w="80" w:type="dxa"/>
+            </w:tcMar>
           </w:tcPr>
           <w:p>
+            <w:pPr>
+              <w:spacing w:after="60" w:before="40" w:line="245" w:lineRule="auto"/>
+            </w:pPr>
             <w:r>
-              <w:t>Замечание</w:t>
+              <w:rPr>
+                <w:rFonts w:ascii="Arial" w:hAnsi="Arial"/>
+                <w:b w:val="0"/>
+                <w:i w:val="0"/>
+                <w:color w:val="292C30"/>
+                <w:sz w:val="18"/>
+              </w:rPr>
             </w:r>
           </w:p>
         </w:tc>
       </w:tr>
       <w:tr>
+        <w:trPr>
+          <w:cantSplit/>
+        </w:trPr>
         <w:tc>
           <w:tcPr>
-            <w:tcW w:type="dxa" w:w="1728"/>
+            <w:tcW w:type="dxa" w:w="1037"/>
+            <w:vAlign w:val="center"/>
+            <w:shd w:fill="FFFFFF"/>
+            <w:tcMar>
+              <w:top w:w="80" w:type="dxa"/>
+              <w:left w:w="80" w:type="dxa"/>
+              <w:bottom w:w="80" w:type="dxa"/>
+              <w:right w:w="80" w:type="dxa"/>
+            </w:tcMar>
           </w:tcPr>
           <w:p>
+            <w:pPr>
+              <w:keepLines/>
+              <w:spacing w:after="60" w:before="40" w:line="245" w:lineRule="auto"/>
+            </w:pPr>
             <w:r>
-              <w:t>1.1</w:t>
+              <w:rPr>
+                <w:rFonts w:ascii="Arial" w:hAnsi="Arial"/>
+                <w:b w:val="0"/>
+                <w:i w:val="0"/>
+                <w:color w:val="292C30"/>
+                <w:sz w:val="18"/>
+              </w:rPr>
+              <w:t>2.3</w:t>
+            </w:r>
+          </w:p>
+        </w:tc>
+        <w:tc>
+          <w:tcPr>
+            <w:tcW w:type="dxa" w:w="7992"/>
+            <w:vAlign w:val="center"/>
+            <w:shd w:fill="FFFFFF"/>
+            <w:tcMar>
+              <w:top w:w="80" w:type="dxa"/>
+              <w:left w:w="80" w:type="dxa"/>
+              <w:bottom w:w="80" w:type="dxa"/>
+              <w:right w:w="80" w:type="dxa"/>
+            </w:tcMar>
+          </w:tcPr>
+          <w:p>
+            <w:pPr>
+              <w:spacing w:after="60" w:before="40" w:line="245" w:lineRule="auto"/>
+            </w:pPr>
+            <w:r>
+              <w:rPr>
+                <w:rFonts w:ascii="Arial" w:hAnsi="Arial"/>
+                <w:b w:val="0"/>
+                <w:i w:val="0"/>
+                <w:color w:val="292C30"/>
+                <w:sz w:val="18"/>
+              </w:rPr>
+              <w:t>Цена, расценка, коэффициенты и индексы применены по согласованному договорному порядку.</w:t>
             </w:r>
           </w:p>
         </w:tc>
         <w:tc>
           <w:tcPr>
             <w:tcW w:type="dxa" w:w="1728"/>
+            <w:vAlign w:val="center"/>
+            <w:shd w:fill="FFFFFF"/>
+            <w:tcMar>
+              <w:top w:w="80" w:type="dxa"/>
+              <w:left w:w="80" w:type="dxa"/>
+              <w:bottom w:w="80" w:type="dxa"/>
+              <w:right w:w="80" w:type="dxa"/>
+            </w:tcMar>
           </w:tcPr>
           <w:p>
+            <w:pPr>
+              <w:spacing w:after="60" w:before="40" w:line="245" w:lineRule="auto"/>
+            </w:pPr>
             <w:r>
-              <w:t>Номер договора</w:t>
+              <w:rPr>
+                <w:rFonts w:ascii="Arial" w:hAnsi="Arial"/>
+                <w:b w:val="0"/>
+                <w:i w:val="0"/>
+                <w:color w:val="292C30"/>
+                <w:sz w:val="18"/>
+              </w:rPr>
+            </w:r>
+          </w:p>
+        </w:tc>
+      </w:tr>
+      <w:tr>
+        <w:trPr>
+          <w:cantSplit/>
+        </w:trPr>
+        <w:tc>
+          <w:tcPr>
+            <w:tcW w:type="dxa" w:w="1037"/>
+            <w:vAlign w:val="center"/>
+            <w:shd w:fill="F6F4EF"/>
+            <w:tcMar>
+              <w:top w:w="80" w:type="dxa"/>
+              <w:left w:w="80" w:type="dxa"/>
+              <w:bottom w:w="80" w:type="dxa"/>
+              <w:right w:w="80" w:type="dxa"/>
+            </w:tcMar>
+          </w:tcPr>
+          <w:p>
+            <w:pPr>
+              <w:keepLines/>
+              <w:spacing w:after="60" w:before="40" w:line="245" w:lineRule="auto"/>
+            </w:pPr>
+            <w:r>
+              <w:rPr>
+                <w:rFonts w:ascii="Arial" w:hAnsi="Arial"/>
+                <w:b w:val="0"/>
+                <w:i w:val="0"/>
+                <w:color w:val="292C30"/>
+                <w:sz w:val="18"/>
+              </w:rPr>
+              <w:t>2.4</w:t>
+            </w:r>
+          </w:p>
+        </w:tc>
+        <w:tc>
+          <w:tcPr>
+            <w:tcW w:type="dxa" w:w="7992"/>
+            <w:vAlign w:val="center"/>
+            <w:shd w:fill="F6F4EF"/>
+            <w:tcMar>
+              <w:top w:w="80" w:type="dxa"/>
+              <w:left w:w="80" w:type="dxa"/>
+              <w:bottom w:w="80" w:type="dxa"/>
+              <w:right w:w="80" w:type="dxa"/>
+            </w:tcMar>
+          </w:tcPr>
+          <w:p>
+            <w:pPr>
+              <w:spacing w:after="60" w:before="40" w:line="245" w:lineRule="auto"/>
+            </w:pPr>
+            <w:r>
+              <w:rPr>
+                <w:rFonts w:ascii="Arial" w:hAnsi="Arial"/>
+                <w:b w:val="0"/>
+                <w:i w:val="0"/>
+                <w:color w:val="292C30"/>
+                <w:sz w:val="18"/>
+              </w:rPr>
+              <w:t>Стоимость строк и разделов пересчитана; учтён согласованный порядок округления, арифметические расхождения устранены.</w:t>
             </w:r>
           </w:p>
         </w:tc>
         <w:tc>
           <w:tcPr>
             <w:tcW w:type="dxa" w:w="1728"/>
+            <w:vAlign w:val="center"/>
+            <w:shd w:fill="F6F4EF"/>
+            <w:tcMar>
+              <w:top w:w="80" w:type="dxa"/>
+              <w:left w:w="80" w:type="dxa"/>
+              <w:bottom w:w="80" w:type="dxa"/>
+              <w:right w:w="80" w:type="dxa"/>
+            </w:tcMar>
           </w:tcPr>
           <w:p>
+            <w:pPr>
+              <w:spacing w:after="60" w:before="40" w:line="245" w:lineRule="auto"/>
+            </w:pPr>
             <w:r>
-              <w:t>Совпадает с КС-2, КС-3, актами</w:t>
+              <w:rPr>
+                <w:rFonts w:ascii="Arial" w:hAnsi="Arial"/>
+                <w:b w:val="0"/>
+                <w:i w:val="0"/>
+                <w:color w:val="292C30"/>
+                <w:sz w:val="18"/>
+              </w:rPr>
+            </w:r>
+          </w:p>
+        </w:tc>
+      </w:tr>
+      <w:tr>
+        <w:trPr>
+          <w:cantSplit/>
+        </w:trPr>
+        <w:tc>
+          <w:tcPr>
+            <w:tcW w:type="dxa" w:w="1037"/>
+            <w:vAlign w:val="center"/>
+            <w:shd w:fill="FFFFFF"/>
+            <w:tcMar>
+              <w:top w:w="80" w:type="dxa"/>
+              <w:left w:w="80" w:type="dxa"/>
+              <w:bottom w:w="80" w:type="dxa"/>
+              <w:right w:w="80" w:type="dxa"/>
+            </w:tcMar>
+          </w:tcPr>
+          <w:p>
+            <w:pPr>
+              <w:keepLines/>
+              <w:spacing w:after="60" w:before="40" w:line="245" w:lineRule="auto"/>
+            </w:pPr>
+            <w:r>
+              <w:rPr>
+                <w:rFonts w:ascii="Arial" w:hAnsi="Arial"/>
+                <w:b w:val="0"/>
+                <w:i w:val="0"/>
+                <w:color w:val="292C30"/>
+                <w:sz w:val="18"/>
+              </w:rPr>
+              <w:t>2.5</w:t>
+            </w:r>
+          </w:p>
+        </w:tc>
+        <w:tc>
+          <w:tcPr>
+            <w:tcW w:type="dxa" w:w="7992"/>
+            <w:vAlign w:val="center"/>
+            <w:shd w:fill="FFFFFF"/>
+            <w:tcMar>
+              <w:top w:w="80" w:type="dxa"/>
+              <w:left w:w="80" w:type="dxa"/>
+              <w:bottom w:w="80" w:type="dxa"/>
+              <w:right w:w="80" w:type="dxa"/>
+            </w:tcMar>
+          </w:tcPr>
+          <w:p>
+            <w:pPr>
+              <w:spacing w:after="60" w:before="40" w:line="245" w:lineRule="auto"/>
+            </w:pPr>
+            <w:r>
+              <w:rPr>
+                <w:rFonts w:ascii="Arial" w:hAnsi="Arial"/>
+                <w:b w:val="0"/>
+                <w:i w:val="0"/>
+                <w:color w:val="292C30"/>
+                <w:sz w:val="18"/>
+              </w:rPr>
+              <w:t>Ранее принятые объёмы отделены от текущего периода; накопительный объём не превышает согласованный без объяснения и основания.</w:t>
             </w:r>
           </w:p>
         </w:tc>
         <w:tc>
           <w:tcPr>
             <w:tcW w:type="dxa" w:w="1728"/>
+            <w:vAlign w:val="center"/>
+            <w:shd w:fill="FFFFFF"/>
+            <w:tcMar>
+              <w:top w:w="80" w:type="dxa"/>
+              <w:left w:w="80" w:type="dxa"/>
+              <w:bottom w:w="80" w:type="dxa"/>
+              <w:right w:w="80" w:type="dxa"/>
+            </w:tcMar>
           </w:tcPr>
           <w:p>
+            <w:pPr>
+              <w:spacing w:after="60" w:before="40" w:line="245" w:lineRule="auto"/>
+            </w:pPr>
             <w:r>
-              <w:t>☐</w:t>
+              <w:rPr>
+                <w:rFonts w:ascii="Arial" w:hAnsi="Arial"/>
+                <w:b w:val="0"/>
+                <w:i w:val="0"/>
+                <w:color w:val="292C30"/>
+                <w:sz w:val="18"/>
+              </w:rPr>
+            </w:r>
+          </w:p>
+        </w:tc>
+      </w:tr>
+      <w:tr>
+        <w:trPr>
+          <w:cantSplit/>
+        </w:trPr>
+        <w:tc>
+          <w:tcPr>
+            <w:tcW w:type="dxa" w:w="1037"/>
+            <w:vAlign w:val="center"/>
+            <w:shd w:fill="F6F4EF"/>
+            <w:tcMar>
+              <w:top w:w="80" w:type="dxa"/>
+              <w:left w:w="80" w:type="dxa"/>
+              <w:bottom w:w="80" w:type="dxa"/>
+              <w:right w:w="80" w:type="dxa"/>
+            </w:tcMar>
+          </w:tcPr>
+          <w:p>
+            <w:pPr>
+              <w:keepLines/>
+              <w:spacing w:after="60" w:before="40" w:line="245" w:lineRule="auto"/>
+            </w:pPr>
+            <w:r>
+              <w:rPr>
+                <w:rFonts w:ascii="Arial" w:hAnsi="Arial"/>
+                <w:b w:val="0"/>
+                <w:i w:val="0"/>
+                <w:color w:val="292C30"/>
+                <w:sz w:val="18"/>
+              </w:rPr>
+              <w:t>2.6</w:t>
+            </w:r>
+          </w:p>
+        </w:tc>
+        <w:tc>
+          <w:tcPr>
+            <w:tcW w:type="dxa" w:w="7992"/>
+            <w:vAlign w:val="center"/>
+            <w:shd w:fill="F6F4EF"/>
+            <w:tcMar>
+              <w:top w:w="80" w:type="dxa"/>
+              <w:left w:w="80" w:type="dxa"/>
+              <w:bottom w:w="80" w:type="dxa"/>
+              <w:right w:w="80" w:type="dxa"/>
+            </w:tcMar>
+          </w:tcPr>
+          <w:p>
+            <w:pPr>
+              <w:spacing w:after="60" w:before="40" w:line="245" w:lineRule="auto"/>
+            </w:pPr>
+            <w:r>
+              <w:rPr>
+                <w:rFonts w:ascii="Arial" w:hAnsi="Arial"/>
+                <w:b w:val="0"/>
+                <w:i w:val="0"/>
+                <w:color w:val="292C30"/>
+                <w:sz w:val="18"/>
+              </w:rPr>
+              <w:t>Материалы заказчика и подрядчика разграничены; исключено повторное включение их стоимости вопреки условиям договора.</w:t>
             </w:r>
           </w:p>
         </w:tc>
         <w:tc>
           <w:tcPr>
             <w:tcW w:type="dxa" w:w="1728"/>
+            <w:vAlign w:val="center"/>
+            <w:shd w:fill="F6F4EF"/>
+            <w:tcMar>
+              <w:top w:w="80" w:type="dxa"/>
+              <w:left w:w="80" w:type="dxa"/>
+              <w:bottom w:w="80" w:type="dxa"/>
+              <w:right w:w="80" w:type="dxa"/>
+            </w:tcMar>
           </w:tcPr>
           <w:p>
-            <w:r/>
+            <w:pPr>
+              <w:spacing w:after="60" w:before="40" w:line="245" w:lineRule="auto"/>
+            </w:pPr>
+            <w:r>
+              <w:rPr>
+                <w:rFonts w:ascii="Arial" w:hAnsi="Arial"/>
+                <w:b w:val="0"/>
+                <w:i w:val="0"/>
+                <w:color w:val="292C30"/>
+                <w:sz w:val="18"/>
+              </w:rPr>
+            </w:r>
           </w:p>
         </w:tc>
       </w:tr>
       <w:tr>
+        <w:trPr>
+          <w:cantSplit/>
+        </w:trPr>
         <w:tc>
           <w:tcPr>
-            <w:tcW w:type="dxa" w:w="1728"/>
+            <w:tcW w:type="dxa" w:w="1037"/>
+            <w:vAlign w:val="center"/>
+            <w:shd w:fill="FFFFFF"/>
+            <w:tcMar>
+              <w:top w:w="80" w:type="dxa"/>
+              <w:left w:w="80" w:type="dxa"/>
+              <w:bottom w:w="80" w:type="dxa"/>
+              <w:right w:w="80" w:type="dxa"/>
+            </w:tcMar>
           </w:tcPr>
           <w:p>
+            <w:pPr>
+              <w:keepLines/>
+              <w:spacing w:after="60" w:before="40" w:line="245" w:lineRule="auto"/>
+            </w:pPr>
             <w:r>
-              <w:t>1.2</w:t>
+              <w:rPr>
+                <w:rFonts w:ascii="Arial" w:hAnsi="Arial"/>
+                <w:b w:val="0"/>
+                <w:i w:val="0"/>
+                <w:color w:val="292C30"/>
+                <w:sz w:val="18"/>
+              </w:rPr>
+              <w:t>2.7</w:t>
+            </w:r>
+          </w:p>
+        </w:tc>
+        <w:tc>
+          <w:tcPr>
+            <w:tcW w:type="dxa" w:w="7992"/>
+            <w:vAlign w:val="center"/>
+            <w:shd w:fill="FFFFFF"/>
+            <w:tcMar>
+              <w:top w:w="80" w:type="dxa"/>
+              <w:left w:w="80" w:type="dxa"/>
+              <w:bottom w:w="80" w:type="dxa"/>
+              <w:right w:w="80" w:type="dxa"/>
+            </w:tcMar>
+          </w:tcPr>
+          <w:p>
+            <w:pPr>
+              <w:spacing w:after="60" w:before="40" w:line="245" w:lineRule="auto"/>
+            </w:pPr>
+            <w:r>
+              <w:rPr>
+                <w:rFonts w:ascii="Arial" w:hAnsi="Arial"/>
+                <w:b w:val="0"/>
+                <w:i w:val="0"/>
+                <w:color w:val="292C30"/>
+                <w:sz w:val="18"/>
+              </w:rPr>
+              <w:t>Расшифровки ресурсов приложены, когда они требуются договором; их не обозначают как форму КС-4.</w:t>
             </w:r>
           </w:p>
         </w:tc>
         <w:tc>
           <w:tcPr>
             <w:tcW w:type="dxa" w:w="1728"/>
+            <w:vAlign w:val="center"/>
+            <w:shd w:fill="FFFFFF"/>
+            <w:tcMar>
+              <w:top w:w="80" w:type="dxa"/>
+              <w:left w:w="80" w:type="dxa"/>
+              <w:bottom w:w="80" w:type="dxa"/>
+              <w:right w:w="80" w:type="dxa"/>
+            </w:tcMar>
           </w:tcPr>
           <w:p>
+            <w:pPr>
+              <w:spacing w:after="60" w:before="40" w:line="245" w:lineRule="auto"/>
+            </w:pPr>
             <w:r>
-              <w:t>Наименование объекта</w:t>
+              <w:rPr>
+                <w:rFonts w:ascii="Arial" w:hAnsi="Arial"/>
+                <w:b w:val="0"/>
+                <w:i w:val="0"/>
+                <w:color w:val="292C30"/>
+                <w:sz w:val="18"/>
+              </w:rPr>
+            </w:r>
+          </w:p>
+        </w:tc>
+      </w:tr>
+      <w:tr>
+        <w:trPr>
+          <w:cantSplit/>
+        </w:trPr>
+        <w:tc>
+          <w:tcPr>
+            <w:tcW w:type="dxa" w:w="1037"/>
+            <w:vAlign w:val="center"/>
+            <w:shd w:fill="F6F4EF"/>
+            <w:tcMar>
+              <w:top w:w="80" w:type="dxa"/>
+              <w:left w:w="80" w:type="dxa"/>
+              <w:bottom w:w="80" w:type="dxa"/>
+              <w:right w:w="80" w:type="dxa"/>
+            </w:tcMar>
+          </w:tcPr>
+          <w:p>
+            <w:pPr>
+              <w:keepLines/>
+              <w:spacing w:after="60" w:before="40" w:line="245" w:lineRule="auto"/>
+            </w:pPr>
+            <w:r>
+              <w:rPr>
+                <w:rFonts w:ascii="Arial" w:hAnsi="Arial"/>
+                <w:b w:val="0"/>
+                <w:i w:val="0"/>
+                <w:color w:val="292C30"/>
+                <w:sz w:val="18"/>
+              </w:rPr>
+              <w:t>2.8</w:t>
+            </w:r>
+          </w:p>
+        </w:tc>
+        <w:tc>
+          <w:tcPr>
+            <w:tcW w:type="dxa" w:w="7992"/>
+            <w:vAlign w:val="center"/>
+            <w:shd w:fill="F6F4EF"/>
+            <w:tcMar>
+              <w:top w:w="80" w:type="dxa"/>
+              <w:left w:w="80" w:type="dxa"/>
+              <w:bottom w:w="80" w:type="dxa"/>
+              <w:right w:w="80" w:type="dxa"/>
+            </w:tcMar>
+          </w:tcPr>
+          <w:p>
+            <w:pPr>
+              <w:spacing w:after="60" w:before="40" w:line="245" w:lineRule="auto"/>
+            </w:pPr>
+            <w:r>
+              <w:rPr>
+                <w:rFonts w:ascii="Arial" w:hAnsi="Arial"/>
+                <w:b w:val="0"/>
+                <w:i w:val="0"/>
+                <w:color w:val="292C30"/>
+                <w:sz w:val="18"/>
+              </w:rPr>
+              <w:t>Приложения связаны с позициями и участками КС-2; АОСР не обозначаются как КС-11.</w:t>
             </w:r>
           </w:p>
         </w:tc>
         <w:tc>
           <w:tcPr>
             <w:tcW w:type="dxa" w:w="1728"/>
+            <w:vAlign w:val="center"/>
+            <w:shd w:fill="F6F4EF"/>
+            <w:tcMar>
+              <w:top w:w="80" w:type="dxa"/>
+              <w:left w:w="80" w:type="dxa"/>
+              <w:bottom w:w="80" w:type="dxa"/>
+              <w:right w:w="80" w:type="dxa"/>
+            </w:tcMar>
           </w:tcPr>
           <w:p>
+            <w:pPr>
+              <w:spacing w:after="60" w:before="40" w:line="245" w:lineRule="auto"/>
+            </w:pPr>
             <w:r>
-              <w:t>Дословно как в договоре и разрешении на строительство</w:t>
+              <w:rPr>
+                <w:rFonts w:ascii="Arial" w:hAnsi="Arial"/>
+                <w:b w:val="0"/>
+                <w:i w:val="0"/>
+                <w:color w:val="292C30"/>
+                <w:sz w:val="18"/>
+              </w:rPr>
+            </w:r>
+          </w:p>
+        </w:tc>
+      </w:tr>
+      <w:tr>
+        <w:trPr>
+          <w:cantSplit/>
+        </w:trPr>
+        <w:tc>
+          <w:tcPr>
+            <w:tcW w:type="dxa" w:w="1037"/>
+            <w:vAlign w:val="center"/>
+            <w:shd w:fill="FFFFFF"/>
+            <w:tcMar>
+              <w:top w:w="80" w:type="dxa"/>
+              <w:left w:w="80" w:type="dxa"/>
+              <w:bottom w:w="80" w:type="dxa"/>
+              <w:right w:w="80" w:type="dxa"/>
+            </w:tcMar>
+          </w:tcPr>
+          <w:p>
+            <w:pPr>
+              <w:keepLines/>
+              <w:spacing w:after="60" w:before="40" w:line="245" w:lineRule="auto"/>
+            </w:pPr>
+            <w:r>
+              <w:rPr>
+                <w:rFonts w:ascii="Arial" w:hAnsi="Arial"/>
+                <w:b w:val="0"/>
+                <w:i w:val="0"/>
+                <w:color w:val="292C30"/>
+                <w:sz w:val="18"/>
+              </w:rPr>
+              <w:t>2.9</w:t>
+            </w:r>
+          </w:p>
+        </w:tc>
+        <w:tc>
+          <w:tcPr>
+            <w:tcW w:type="dxa" w:w="7992"/>
+            <w:vAlign w:val="center"/>
+            <w:shd w:fill="FFFFFF"/>
+            <w:tcMar>
+              <w:top w:w="80" w:type="dxa"/>
+              <w:left w:w="80" w:type="dxa"/>
+              <w:bottom w:w="80" w:type="dxa"/>
+              <w:right w:w="80" w:type="dxa"/>
+            </w:tcMar>
+          </w:tcPr>
+          <w:p>
+            <w:pPr>
+              <w:spacing w:after="60" w:before="40" w:line="245" w:lineRule="auto"/>
+            </w:pPr>
+            <w:r>
+              <w:rPr>
+                <w:rFonts w:ascii="Arial" w:hAnsi="Arial"/>
+                <w:b w:val="0"/>
+                <w:i w:val="0"/>
+                <w:color w:val="292C30"/>
+                <w:sz w:val="18"/>
+              </w:rPr>
+              <w:t>Подписи принадлежат уполномоченным представителям сторон; основание полномочий проверено. Внутренние визы учитываются отдельно.</w:t>
             </w:r>
           </w:p>
         </w:tc>
         <w:tc>
           <w:tcPr>
             <w:tcW w:type="dxa" w:w="1728"/>
+            <w:vAlign w:val="center"/>
+            <w:shd w:fill="FFFFFF"/>
+            <w:tcMar>
+              <w:top w:w="80" w:type="dxa"/>
+              <w:left w:w="80" w:type="dxa"/>
+              <w:bottom w:w="80" w:type="dxa"/>
+              <w:right w:w="80" w:type="dxa"/>
+            </w:tcMar>
           </w:tcPr>
           <w:p>
+            <w:pPr>
+              <w:spacing w:after="60" w:before="40" w:line="245" w:lineRule="auto"/>
+            </w:pPr>
             <w:r>
-              <w:t>☐</w:t>
+              <w:rPr>
+                <w:rFonts w:ascii="Arial" w:hAnsi="Arial"/>
+                <w:b w:val="0"/>
+                <w:i w:val="0"/>
+                <w:color w:val="292C30"/>
+                <w:sz w:val="18"/>
+              </w:rPr>
+            </w:r>
+          </w:p>
+        </w:tc>
+      </w:tr>
+      <w:tr>
+        <w:trPr>
+          <w:cantSplit/>
+        </w:trPr>
+        <w:tc>
+          <w:tcPr>
+            <w:tcW w:type="dxa" w:w="1037"/>
+            <w:vAlign w:val="center"/>
+            <w:shd w:fill="F6F4EF"/>
+            <w:tcMar>
+              <w:top w:w="80" w:type="dxa"/>
+              <w:left w:w="80" w:type="dxa"/>
+              <w:bottom w:w="80" w:type="dxa"/>
+              <w:right w:w="80" w:type="dxa"/>
+            </w:tcMar>
+          </w:tcPr>
+          <w:p>
+            <w:pPr>
+              <w:keepLines/>
+              <w:spacing w:after="60" w:before="40" w:line="245" w:lineRule="auto"/>
+            </w:pPr>
+            <w:r>
+              <w:rPr>
+                <w:rFonts w:ascii="Arial" w:hAnsi="Arial"/>
+                <w:b w:val="0"/>
+                <w:i w:val="0"/>
+                <w:color w:val="292C30"/>
+                <w:sz w:val="18"/>
+              </w:rPr>
+              <w:t>2.10</w:t>
+            </w:r>
+          </w:p>
+        </w:tc>
+        <w:tc>
+          <w:tcPr>
+            <w:tcW w:type="dxa" w:w="7992"/>
+            <w:vAlign w:val="center"/>
+            <w:shd w:fill="F6F4EF"/>
+            <w:tcMar>
+              <w:top w:w="80" w:type="dxa"/>
+              <w:left w:w="80" w:type="dxa"/>
+              <w:bottom w:w="80" w:type="dxa"/>
+              <w:right w:w="80" w:type="dxa"/>
+            </w:tcMar>
+          </w:tcPr>
+          <w:p>
+            <w:pPr>
+              <w:spacing w:after="60" w:before="40" w:line="245" w:lineRule="auto"/>
+            </w:pPr>
+            <w:r>
+              <w:rPr>
+                <w:rFonts w:ascii="Arial" w:hAnsi="Arial"/>
+                <w:b w:val="0"/>
+                <w:i w:val="0"/>
+                <w:color w:val="292C30"/>
+                <w:sz w:val="18"/>
+              </w:rPr>
+              <w:t>Дата составления, должности, расшифровки подписей, исправления и печать при её необходимости оформлены по применимым требованиям.</w:t>
             </w:r>
           </w:p>
         </w:tc>
         <w:tc>
           <w:tcPr>
             <w:tcW w:type="dxa" w:w="1728"/>
+            <w:vAlign w:val="center"/>
+            <w:shd w:fill="F6F4EF"/>
+            <w:tcMar>
+              <w:top w:w="80" w:type="dxa"/>
+              <w:left w:w="80" w:type="dxa"/>
+              <w:bottom w:w="80" w:type="dxa"/>
+              <w:right w:w="80" w:type="dxa"/>
+            </w:tcMar>
           </w:tcPr>
           <w:p>
-            <w:r/>
+            <w:pPr>
+              <w:spacing w:after="60" w:before="40" w:line="245" w:lineRule="auto"/>
+            </w:pPr>
+            <w:r>
+              <w:rPr>
+                <w:rFonts w:ascii="Arial" w:hAnsi="Arial"/>
+                <w:b w:val="0"/>
+                <w:i w:val="0"/>
+                <w:color w:val="292C30"/>
+                <w:sz w:val="18"/>
+              </w:rPr>
+            </w:r>
           </w:p>
         </w:tc>
       </w:tr>
+    </w:tbl>
+    <w:p>
+      <w:pPr>
+        <w:spacing w:after="60"/>
+      </w:pPr>
+      <w:r>
+        <w:t>Исторический источник унифицированного образца и указаний КС-2 — постановление Госкомстата № 100 от 11.11.1999. Применимость формы определяйте по учетной политике, договору и специальным нормам.</w:t>
+      </w:r>
+    </w:p>
+    <w:p>
+      <w:r>
+        <w:br w:type="page"/>
+      </w:r>
+    </w:p>
+    <w:p>
+      <w:pPr>
+        <w:pStyle w:val="Heading1"/>
+      </w:pPr>
+      <w:r>
+        <w:t>Проверка КС-2 и КС-3</w:t>
+      </w:r>
+    </w:p>
+    <w:p>
+      <w:pPr>
+        <w:pStyle w:val="Heading2"/>
+      </w:pPr>
+      <w:r>
+        <w:t>3. КС-3: период, накопительные суммы и НДС</w:t>
+      </w:r>
+    </w:p>
+    <w:p>
+      <w:pPr>
+        <w:spacing w:after="100"/>
+      </w:pPr>
+      <w:r>
+        <w:rPr>
+          <w:b w:val="0"/>
+          <w:i w:val="0"/>
+          <w:sz w:val="18"/>
+        </w:rPr>
+        <w:t>Объект: _____________________  Договор: _____________________</w:t>
+      </w:r>
+    </w:p>
+    <w:p>
+      <w:pPr>
+        <w:spacing w:after="100"/>
+      </w:pPr>
+      <w:r>
+        <w:rPr>
+          <w:b w:val="0"/>
+          <w:i w:val="0"/>
+          <w:sz w:val="18"/>
+        </w:rPr>
+        <w:t>Период: _____________________  Проверил / дата: _____________________</w:t>
+      </w:r>
+    </w:p>
+    <w:p>
+      <w:pPr>
+        <w:spacing w:after="100"/>
+      </w:pPr>
+      <w:r>
+        <w:rPr>
+          <w:b w:val="0"/>
+          <w:i w:val="0"/>
+          <w:sz w:val="18"/>
+        </w:rPr>
+        <w:t>Результат: «Да», «Замечание» или «Н/П» с основанием. Замечания перенесите в №04.</w:t>
+      </w:r>
+    </w:p>
+    <w:tbl>
+      <w:tblPr>
+        <w:tblW w:type="auto" w:w="0"/>
+        <w:jc w:val="center"/>
+        <w:tblLayout w:type="fixed"/>
+        <w:tblLook w:firstColumn="1" w:firstRow="1" w:lastColumn="0" w:lastRow="0" w:noHBand="0" w:noVBand="1" w:val="04A0"/>
+      </w:tblPr>
+      <w:tblGrid>
+        <w:gridCol w:w="680"/>
+        <w:gridCol w:w="7257"/>
+        <w:gridCol w:w="1928"/>
+      </w:tblGrid>
       <w:tr>
+        <w:trPr>
+          <w:cantSplit/>
+          <w:tblHeader/>
+        </w:trPr>
         <w:tc>
           <w:tcPr>
-            <w:tcW w:type="dxa" w:w="1728"/>
+            <w:tcW w:type="dxa" w:w="1037"/>
+            <w:vAlign w:val="center"/>
+            <w:shd w:fill="292C30"/>
+            <w:tcMar>
+              <w:top w:w="80" w:type="dxa"/>
+              <w:left w:w="80" w:type="dxa"/>
+              <w:bottom w:w="80" w:type="dxa"/>
+              <w:right w:w="80" w:type="dxa"/>
+            </w:tcMar>
           </w:tcPr>
           <w:p>
+            <w:pPr>
+              <w:keepLines/>
+              <w:spacing w:after="60" w:before="40" w:line="245" w:lineRule="auto"/>
+            </w:pPr>
             <w:r>
-              <w:t>1.3</w:t>
+              <w:rPr>
+                <w:rFonts w:ascii="Arial" w:hAnsi="Arial"/>
+                <w:b/>
+                <w:i w:val="0"/>
+                <w:color w:val="FFFFFF"/>
+                <w:sz w:val="18"/>
+              </w:rPr>
+              <w:t>№</w:t>
+            </w:r>
+          </w:p>
+        </w:tc>
+        <w:tc>
+          <w:tcPr>
+            <w:tcW w:type="dxa" w:w="7992"/>
+            <w:vAlign w:val="center"/>
+            <w:shd w:fill="292C30"/>
+            <w:tcMar>
+              <w:top w:w="80" w:type="dxa"/>
+              <w:left w:w="80" w:type="dxa"/>
+              <w:bottom w:w="80" w:type="dxa"/>
+              <w:right w:w="80" w:type="dxa"/>
+            </w:tcMar>
+          </w:tcPr>
+          <w:p>
+            <w:pPr>
+              <w:spacing w:after="60" w:before="40" w:line="245" w:lineRule="auto"/>
+            </w:pPr>
+            <w:r>
+              <w:rPr>
+                <w:rFonts w:ascii="Arial" w:hAnsi="Arial"/>
+                <w:b/>
+                <w:i w:val="0"/>
+                <w:color w:val="FFFFFF"/>
+                <w:sz w:val="18"/>
+              </w:rPr>
+              <w:t>Проверяемое условие</w:t>
             </w:r>
           </w:p>
         </w:tc>
         <w:tc>
           <w:tcPr>
             <w:tcW w:type="dxa" w:w="1728"/>
+            <w:vAlign w:val="center"/>
+            <w:shd w:fill="292C30"/>
+            <w:tcMar>
+              <w:top w:w="80" w:type="dxa"/>
+              <w:left w:w="80" w:type="dxa"/>
+              <w:bottom w:w="80" w:type="dxa"/>
+              <w:right w:w="80" w:type="dxa"/>
+            </w:tcMar>
           </w:tcPr>
           <w:p>
+            <w:pPr>
+              <w:spacing w:after="60" w:before="40" w:line="245" w:lineRule="auto"/>
+            </w:pPr>
             <w:r>
-              <w:t>Застройщик</w:t>
+              <w:rPr>
+                <w:rFonts w:ascii="Arial" w:hAnsi="Arial"/>
+                <w:b/>
+                <w:i w:val="0"/>
+                <w:color w:val="FFFFFF"/>
+                <w:sz w:val="18"/>
+              </w:rPr>
+              <w:t>Результат / № замечания</w:t>
+            </w:r>
+          </w:p>
+        </w:tc>
+      </w:tr>
+      <w:tr>
+        <w:trPr>
+          <w:cantSplit/>
+        </w:trPr>
+        <w:tc>
+          <w:tcPr>
+            <w:tcW w:type="dxa" w:w="1037"/>
+            <w:vAlign w:val="center"/>
+            <w:shd w:fill="FFFFFF"/>
+            <w:tcMar>
+              <w:top w:w="80" w:type="dxa"/>
+              <w:left w:w="80" w:type="dxa"/>
+              <w:bottom w:w="80" w:type="dxa"/>
+              <w:right w:w="80" w:type="dxa"/>
+            </w:tcMar>
+          </w:tcPr>
+          <w:p>
+            <w:pPr>
+              <w:keepLines/>
+              <w:spacing w:after="60" w:before="40" w:line="245" w:lineRule="auto"/>
+            </w:pPr>
+            <w:r>
+              <w:rPr>
+                <w:rFonts w:ascii="Arial" w:hAnsi="Arial"/>
+                <w:b w:val="0"/>
+                <w:i w:val="0"/>
+                <w:color w:val="292C30"/>
+                <w:sz w:val="18"/>
+              </w:rPr>
+              <w:t>3.1</w:t>
+            </w:r>
+          </w:p>
+        </w:tc>
+        <w:tc>
+          <w:tcPr>
+            <w:tcW w:type="dxa" w:w="7992"/>
+            <w:vAlign w:val="center"/>
+            <w:shd w:fill="FFFFFF"/>
+            <w:tcMar>
+              <w:top w:w="80" w:type="dxa"/>
+              <w:left w:w="80" w:type="dxa"/>
+              <w:bottom w:w="80" w:type="dxa"/>
+              <w:right w:w="80" w:type="dxa"/>
+            </w:tcMar>
+          </w:tcPr>
+          <w:p>
+            <w:pPr>
+              <w:spacing w:after="60" w:before="40" w:line="245" w:lineRule="auto"/>
+            </w:pPr>
+            <w:r>
+              <w:rPr>
+                <w:rFonts w:ascii="Arial" w:hAnsi="Arial"/>
+                <w:b w:val="0"/>
+                <w:i w:val="0"/>
+                <w:color w:val="292C30"/>
+                <w:sz w:val="18"/>
+              </w:rPr>
+              <w:t>КС-3 сформирована на основании относящихся к ней КС-2 и иных документально обоснованных работ и затрат.</w:t>
             </w:r>
           </w:p>
         </w:tc>
         <w:tc>
           <w:tcPr>
             <w:tcW w:type="dxa" w:w="1728"/>
+            <w:vAlign w:val="center"/>
+            <w:shd w:fill="FFFFFF"/>
+            <w:tcMar>
+              <w:top w:w="80" w:type="dxa"/>
+              <w:left w:w="80" w:type="dxa"/>
+              <w:bottom w:w="80" w:type="dxa"/>
+              <w:right w:w="80" w:type="dxa"/>
+            </w:tcMar>
           </w:tcPr>
           <w:p>
+            <w:pPr>
+              <w:spacing w:after="60" w:before="40" w:line="245" w:lineRule="auto"/>
+            </w:pPr>
             <w:r>
-              <w:t>Юридически точное наименование + ОГРН</w:t>
+              <w:rPr>
+                <w:rFonts w:ascii="Arial" w:hAnsi="Arial"/>
+                <w:b w:val="0"/>
+                <w:i w:val="0"/>
+                <w:color w:val="292C30"/>
+                <w:sz w:val="18"/>
+              </w:rPr>
+            </w:r>
+          </w:p>
+        </w:tc>
+      </w:tr>
+      <w:tr>
+        <w:trPr>
+          <w:cantSplit/>
+        </w:trPr>
+        <w:tc>
+          <w:tcPr>
+            <w:tcW w:type="dxa" w:w="1037"/>
+            <w:vAlign w:val="center"/>
+            <w:shd w:fill="F6F4EF"/>
+            <w:tcMar>
+              <w:top w:w="80" w:type="dxa"/>
+              <w:left w:w="80" w:type="dxa"/>
+              <w:bottom w:w="80" w:type="dxa"/>
+              <w:right w:w="80" w:type="dxa"/>
+            </w:tcMar>
+          </w:tcPr>
+          <w:p>
+            <w:pPr>
+              <w:keepLines/>
+              <w:spacing w:after="60" w:before="40" w:line="245" w:lineRule="auto"/>
+            </w:pPr>
+            <w:r>
+              <w:rPr>
+                <w:rFonts w:ascii="Arial" w:hAnsi="Arial"/>
+                <w:b w:val="0"/>
+                <w:i w:val="0"/>
+                <w:color w:val="292C30"/>
+                <w:sz w:val="18"/>
+              </w:rPr>
+              <w:t>3.2</w:t>
+            </w:r>
+          </w:p>
+        </w:tc>
+        <w:tc>
+          <w:tcPr>
+            <w:tcW w:type="dxa" w:w="7992"/>
+            <w:vAlign w:val="center"/>
+            <w:shd w:fill="F6F4EF"/>
+            <w:tcMar>
+              <w:top w:w="80" w:type="dxa"/>
+              <w:left w:w="80" w:type="dxa"/>
+              <w:bottom w:w="80" w:type="dxa"/>
+              <w:right w:w="80" w:type="dxa"/>
+            </w:tcMar>
+          </w:tcPr>
+          <w:p>
+            <w:pPr>
+              <w:spacing w:after="60" w:before="40" w:line="245" w:lineRule="auto"/>
+            </w:pPr>
+            <w:r>
+              <w:rPr>
+                <w:rFonts w:ascii="Arial" w:hAnsi="Arial"/>
+                <w:b w:val="0"/>
+                <w:i w:val="0"/>
+                <w:color w:val="292C30"/>
+                <w:sz w:val="18"/>
+              </w:rPr>
+              <w:t>В сверке перечислены все относящиеся КС-2; один акт не сопоставляется с общей суммой нескольких актов без расшифровки.</w:t>
             </w:r>
           </w:p>
         </w:tc>
         <w:tc>
           <w:tcPr>
             <w:tcW w:type="dxa" w:w="1728"/>
+            <w:vAlign w:val="center"/>
+            <w:shd w:fill="F6F4EF"/>
+            <w:tcMar>
+              <w:top w:w="80" w:type="dxa"/>
+              <w:left w:w="80" w:type="dxa"/>
+              <w:bottom w:w="80" w:type="dxa"/>
+              <w:right w:w="80" w:type="dxa"/>
+            </w:tcMar>
           </w:tcPr>
           <w:p>
+            <w:pPr>
+              <w:spacing w:after="60" w:before="40" w:line="245" w:lineRule="auto"/>
+            </w:pPr>
             <w:r>
-              <w:t>☐</w:t>
+              <w:rPr>
+                <w:rFonts w:ascii="Arial" w:hAnsi="Arial"/>
+                <w:b w:val="0"/>
+                <w:i w:val="0"/>
+                <w:color w:val="292C30"/>
+                <w:sz w:val="18"/>
+              </w:rPr>
+            </w:r>
+          </w:p>
+        </w:tc>
+      </w:tr>
+      <w:tr>
+        <w:trPr>
+          <w:cantSplit/>
+        </w:trPr>
+        <w:tc>
+          <w:tcPr>
+            <w:tcW w:type="dxa" w:w="1037"/>
+            <w:vAlign w:val="center"/>
+            <w:shd w:fill="FFFFFF"/>
+            <w:tcMar>
+              <w:top w:w="80" w:type="dxa"/>
+              <w:left w:w="80" w:type="dxa"/>
+              <w:bottom w:w="80" w:type="dxa"/>
+              <w:right w:w="80" w:type="dxa"/>
+            </w:tcMar>
+          </w:tcPr>
+          <w:p>
+            <w:pPr>
+              <w:keepLines/>
+              <w:spacing w:after="60" w:before="40" w:line="245" w:lineRule="auto"/>
+            </w:pPr>
+            <w:r>
+              <w:rPr>
+                <w:rFonts w:ascii="Arial" w:hAnsi="Arial"/>
+                <w:b w:val="0"/>
+                <w:i w:val="0"/>
+                <w:color w:val="292C30"/>
+                <w:sz w:val="18"/>
+              </w:rPr>
+              <w:t>3.3</w:t>
+            </w:r>
+          </w:p>
+        </w:tc>
+        <w:tc>
+          <w:tcPr>
+            <w:tcW w:type="dxa" w:w="7992"/>
+            <w:vAlign w:val="center"/>
+            <w:shd w:fill="FFFFFF"/>
+            <w:tcMar>
+              <w:top w:w="80" w:type="dxa"/>
+              <w:left w:w="80" w:type="dxa"/>
+              <w:bottom w:w="80" w:type="dxa"/>
+              <w:right w:w="80" w:type="dxa"/>
+            </w:tcMar>
+          </w:tcPr>
+          <w:p>
+            <w:pPr>
+              <w:spacing w:after="60" w:before="40" w:line="245" w:lineRule="auto"/>
+            </w:pPr>
+            <w:r>
+              <w:rPr>
+                <w:rFonts w:ascii="Arial" w:hAnsi="Arial"/>
+                <w:b w:val="0"/>
+                <w:i w:val="0"/>
+                <w:color w:val="292C30"/>
+                <w:sz w:val="18"/>
+              </w:rPr>
+              <w:t>Показатель за отчётный период сверяется с работами и затратами именно этого периода.</w:t>
             </w:r>
           </w:p>
         </w:tc>
         <w:tc>
           <w:tcPr>
             <w:tcW w:type="dxa" w:w="1728"/>
+            <w:vAlign w:val="center"/>
+            <w:shd w:fill="FFFFFF"/>
+            <w:tcMar>
+              <w:top w:w="80" w:type="dxa"/>
+              <w:left w:w="80" w:type="dxa"/>
+              <w:bottom w:w="80" w:type="dxa"/>
+              <w:right w:w="80" w:type="dxa"/>
+            </w:tcMar>
           </w:tcPr>
           <w:p>
-            <w:r/>
+            <w:pPr>
+              <w:spacing w:after="60" w:before="40" w:line="245" w:lineRule="auto"/>
+            </w:pPr>
+            <w:r>
+              <w:rPr>
+                <w:rFonts w:ascii="Arial" w:hAnsi="Arial"/>
+                <w:b w:val="0"/>
+                <w:i w:val="0"/>
+                <w:color w:val="292C30"/>
+                <w:sz w:val="18"/>
+              </w:rPr>
+            </w:r>
           </w:p>
         </w:tc>
       </w:tr>
       <w:tr>
+        <w:trPr>
+          <w:cantSplit/>
+        </w:trPr>
         <w:tc>
           <w:tcPr>
-            <w:tcW w:type="dxa" w:w="1728"/>
+            <w:tcW w:type="dxa" w:w="1037"/>
+            <w:vAlign w:val="center"/>
+            <w:shd w:fill="F6F4EF"/>
+            <w:tcMar>
+              <w:top w:w="80" w:type="dxa"/>
+              <w:left w:w="80" w:type="dxa"/>
+              <w:bottom w:w="80" w:type="dxa"/>
+              <w:right w:w="80" w:type="dxa"/>
+            </w:tcMar>
           </w:tcPr>
           <w:p>
+            <w:pPr>
+              <w:keepLines/>
+              <w:spacing w:after="60" w:before="40" w:line="245" w:lineRule="auto"/>
+            </w:pPr>
             <w:r>
-              <w:t>1.4</w:t>
+              <w:rPr>
+                <w:rFonts w:ascii="Arial" w:hAnsi="Arial"/>
+                <w:b w:val="0"/>
+                <w:i w:val="0"/>
+                <w:color w:val="292C30"/>
+                <w:sz w:val="18"/>
+              </w:rPr>
+              <w:t>3.4</w:t>
+            </w:r>
+          </w:p>
+        </w:tc>
+        <w:tc>
+          <w:tcPr>
+            <w:tcW w:type="dxa" w:w="7992"/>
+            <w:vAlign w:val="center"/>
+            <w:shd w:fill="F6F4EF"/>
+            <w:tcMar>
+              <w:top w:w="80" w:type="dxa"/>
+              <w:left w:w="80" w:type="dxa"/>
+              <w:bottom w:w="80" w:type="dxa"/>
+              <w:right w:w="80" w:type="dxa"/>
+            </w:tcMar>
+          </w:tcPr>
+          <w:p>
+            <w:pPr>
+              <w:spacing w:after="60" w:before="40" w:line="245" w:lineRule="auto"/>
+            </w:pPr>
+            <w:r>
+              <w:rPr>
+                <w:rFonts w:ascii="Arial" w:hAnsi="Arial"/>
+                <w:b w:val="0"/>
+                <w:i w:val="0"/>
+                <w:color w:val="292C30"/>
+                <w:sz w:val="18"/>
+              </w:rPr>
+              <w:t>Показатель с начала выполнения работ сверяется с предыдущим накопительным итогом и текущим периодом.</w:t>
             </w:r>
           </w:p>
         </w:tc>
         <w:tc>
           <w:tcPr>
             <w:tcW w:type="dxa" w:w="1728"/>
+            <w:vAlign w:val="center"/>
+            <w:shd w:fill="F6F4EF"/>
+            <w:tcMar>
+              <w:top w:w="80" w:type="dxa"/>
+              <w:left w:w="80" w:type="dxa"/>
+              <w:bottom w:w="80" w:type="dxa"/>
+              <w:right w:w="80" w:type="dxa"/>
+            </w:tcMar>
           </w:tcPr>
           <w:p>
+            <w:pPr>
+              <w:spacing w:after="60" w:before="40" w:line="245" w:lineRule="auto"/>
+            </w:pPr>
             <w:r>
-              <w:t>Подрядчик</w:t>
+              <w:rPr>
+                <w:rFonts w:ascii="Arial" w:hAnsi="Arial"/>
+                <w:b w:val="0"/>
+                <w:i w:val="0"/>
+                <w:color w:val="292C30"/>
+                <w:sz w:val="18"/>
+              </w:rPr>
+            </w:r>
+          </w:p>
+        </w:tc>
+      </w:tr>
+      <w:tr>
+        <w:trPr>
+          <w:cantSplit/>
+        </w:trPr>
+        <w:tc>
+          <w:tcPr>
+            <w:tcW w:type="dxa" w:w="1037"/>
+            <w:vAlign w:val="center"/>
+            <w:shd w:fill="FFFFFF"/>
+            <w:tcMar>
+              <w:top w:w="80" w:type="dxa"/>
+              <w:left w:w="80" w:type="dxa"/>
+              <w:bottom w:w="80" w:type="dxa"/>
+              <w:right w:w="80" w:type="dxa"/>
+            </w:tcMar>
+          </w:tcPr>
+          <w:p>
+            <w:pPr>
+              <w:keepLines/>
+              <w:spacing w:after="60" w:before="40" w:line="245" w:lineRule="auto"/>
+            </w:pPr>
+            <w:r>
+              <w:rPr>
+                <w:rFonts w:ascii="Arial" w:hAnsi="Arial"/>
+                <w:b w:val="0"/>
+                <w:i w:val="0"/>
+                <w:color w:val="292C30"/>
+                <w:sz w:val="18"/>
+              </w:rPr>
+              <w:t>3.5</w:t>
+            </w:r>
+          </w:p>
+        </w:tc>
+        <w:tc>
+          <w:tcPr>
+            <w:tcW w:type="dxa" w:w="7992"/>
+            <w:vAlign w:val="center"/>
+            <w:shd w:fill="FFFFFF"/>
+            <w:tcMar>
+              <w:top w:w="80" w:type="dxa"/>
+              <w:left w:w="80" w:type="dxa"/>
+              <w:bottom w:w="80" w:type="dxa"/>
+              <w:right w:w="80" w:type="dxa"/>
+            </w:tcMar>
+          </w:tcPr>
+          <w:p>
+            <w:pPr>
+              <w:spacing w:after="60" w:before="40" w:line="245" w:lineRule="auto"/>
+            </w:pPr>
+            <w:r>
+              <w:rPr>
+                <w:rFonts w:ascii="Arial" w:hAnsi="Arial"/>
+                <w:b w:val="0"/>
+                <w:i w:val="0"/>
+                <w:color w:val="292C30"/>
+                <w:sz w:val="18"/>
+              </w:rPr>
+              <w:t>Показатель с начала года проверяется отдельно; при переходе года он не подменяет итог с начала работ.</w:t>
             </w:r>
           </w:p>
         </w:tc>
         <w:tc>
           <w:tcPr>
             <w:tcW w:type="dxa" w:w="1728"/>
+            <w:vAlign w:val="center"/>
+            <w:shd w:fill="FFFFFF"/>
+            <w:tcMar>
+              <w:top w:w="80" w:type="dxa"/>
+              <w:left w:w="80" w:type="dxa"/>
+              <w:bottom w:w="80" w:type="dxa"/>
+              <w:right w:w="80" w:type="dxa"/>
+            </w:tcMar>
           </w:tcPr>
           <w:p>
+            <w:pPr>
+              <w:spacing w:after="60" w:before="40" w:line="245" w:lineRule="auto"/>
+            </w:pPr>
             <w:r>
-              <w:t>Юридически точное наименование + ОГРН</w:t>
+              <w:rPr>
+                <w:rFonts w:ascii="Arial" w:hAnsi="Arial"/>
+                <w:b w:val="0"/>
+                <w:i w:val="0"/>
+                <w:color w:val="292C30"/>
+                <w:sz w:val="18"/>
+              </w:rPr>
+            </w:r>
+          </w:p>
+        </w:tc>
+      </w:tr>
+      <w:tr>
+        <w:trPr>
+          <w:cantSplit/>
+        </w:trPr>
+        <w:tc>
+          <w:tcPr>
+            <w:tcW w:type="dxa" w:w="1037"/>
+            <w:vAlign w:val="center"/>
+            <w:shd w:fill="F6F4EF"/>
+            <w:tcMar>
+              <w:top w:w="80" w:type="dxa"/>
+              <w:left w:w="80" w:type="dxa"/>
+              <w:bottom w:w="80" w:type="dxa"/>
+              <w:right w:w="80" w:type="dxa"/>
+            </w:tcMar>
+          </w:tcPr>
+          <w:p>
+            <w:pPr>
+              <w:keepLines/>
+              <w:spacing w:after="60" w:before="40" w:line="245" w:lineRule="auto"/>
+            </w:pPr>
+            <w:r>
+              <w:rPr>
+                <w:rFonts w:ascii="Arial" w:hAnsi="Arial"/>
+                <w:b w:val="0"/>
+                <w:i w:val="0"/>
+                <w:color w:val="292C30"/>
+                <w:sz w:val="18"/>
+              </w:rPr>
+              <w:t>3.6</w:t>
+            </w:r>
+          </w:p>
+        </w:tc>
+        <w:tc>
+          <w:tcPr>
+            <w:tcW w:type="dxa" w:w="7992"/>
+            <w:vAlign w:val="center"/>
+            <w:shd w:fill="F6F4EF"/>
+            <w:tcMar>
+              <w:top w:w="80" w:type="dxa"/>
+              <w:left w:w="80" w:type="dxa"/>
+              <w:bottom w:w="80" w:type="dxa"/>
+              <w:right w:w="80" w:type="dxa"/>
+            </w:tcMar>
+          </w:tcPr>
+          <w:p>
+            <w:pPr>
+              <w:spacing w:after="60" w:before="40" w:line="245" w:lineRule="auto"/>
+            </w:pPr>
+            <w:r>
+              <w:rPr>
+                <w:rFonts w:ascii="Arial" w:hAnsi="Arial"/>
+                <w:b w:val="0"/>
+                <w:i w:val="0"/>
+                <w:color w:val="292C30"/>
+                <w:sz w:val="18"/>
+              </w:rPr>
+              <w:t>Дополнительные затраты включены по договорному основанию и подтверждающим документам, а не как необъяснённая разница.</w:t>
             </w:r>
           </w:p>
         </w:tc>
         <w:tc>
           <w:tcPr>
             <w:tcW w:type="dxa" w:w="1728"/>
+            <w:vAlign w:val="center"/>
+            <w:shd w:fill="F6F4EF"/>
+            <w:tcMar>
+              <w:top w:w="80" w:type="dxa"/>
+              <w:left w:w="80" w:type="dxa"/>
+              <w:bottom w:w="80" w:type="dxa"/>
+              <w:right w:w="80" w:type="dxa"/>
+            </w:tcMar>
           </w:tcPr>
           <w:p>
+            <w:pPr>
+              <w:spacing w:after="60" w:before="40" w:line="245" w:lineRule="auto"/>
+            </w:pPr>
             <w:r>
-              <w:t>☐</w:t>
+              <w:rPr>
+                <w:rFonts w:ascii="Arial" w:hAnsi="Arial"/>
+                <w:b w:val="0"/>
+                <w:i w:val="0"/>
+                <w:color w:val="292C30"/>
+                <w:sz w:val="18"/>
+              </w:rPr>
+            </w:r>
+          </w:p>
+        </w:tc>
+      </w:tr>
+      <w:tr>
+        <w:trPr>
+          <w:cantSplit/>
+        </w:trPr>
+        <w:tc>
+          <w:tcPr>
+            <w:tcW w:type="dxa" w:w="1037"/>
+            <w:vAlign w:val="center"/>
+            <w:shd w:fill="FFFFFF"/>
+            <w:tcMar>
+              <w:top w:w="80" w:type="dxa"/>
+              <w:left w:w="80" w:type="dxa"/>
+              <w:bottom w:w="80" w:type="dxa"/>
+              <w:right w:w="80" w:type="dxa"/>
+            </w:tcMar>
+          </w:tcPr>
+          <w:p>
+            <w:pPr>
+              <w:keepLines/>
+              <w:spacing w:after="60" w:before="40" w:line="245" w:lineRule="auto"/>
+            </w:pPr>
+            <w:r>
+              <w:rPr>
+                <w:rFonts w:ascii="Arial" w:hAnsi="Arial"/>
+                <w:b w:val="0"/>
+                <w:i w:val="0"/>
+                <w:color w:val="292C30"/>
+                <w:sz w:val="18"/>
+              </w:rPr>
+              <w:t>3.7</w:t>
+            </w:r>
+          </w:p>
+        </w:tc>
+        <w:tc>
+          <w:tcPr>
+            <w:tcW w:type="dxa" w:w="7992"/>
+            <w:vAlign w:val="center"/>
+            <w:shd w:fill="FFFFFF"/>
+            <w:tcMar>
+              <w:top w:w="80" w:type="dxa"/>
+              <w:left w:w="80" w:type="dxa"/>
+              <w:bottom w:w="80" w:type="dxa"/>
+              <w:right w:w="80" w:type="dxa"/>
+            </w:tcMar>
+          </w:tcPr>
+          <w:p>
+            <w:pPr>
+              <w:spacing w:after="60" w:before="40" w:line="245" w:lineRule="auto"/>
+            </w:pPr>
+            <w:r>
+              <w:rPr>
+                <w:rFonts w:ascii="Arial" w:hAnsi="Arial"/>
+                <w:b w:val="0"/>
+                <w:i w:val="0"/>
+                <w:color w:val="292C30"/>
+                <w:sz w:val="18"/>
+              </w:rPr>
+              <w:t>Итог без НДС, НДС и итог с НДС сверены раздельно; суммы с налогом не сравниваются с суммами без налога.</w:t>
             </w:r>
           </w:p>
         </w:tc>
         <w:tc>
           <w:tcPr>
             <w:tcW w:type="dxa" w:w="1728"/>
+            <w:vAlign w:val="center"/>
+            <w:shd w:fill="FFFFFF"/>
+            <w:tcMar>
+              <w:top w:w="80" w:type="dxa"/>
+              <w:left w:w="80" w:type="dxa"/>
+              <w:bottom w:w="80" w:type="dxa"/>
+              <w:right w:w="80" w:type="dxa"/>
+            </w:tcMar>
           </w:tcPr>
           <w:p>
-            <w:r/>
+            <w:pPr>
+              <w:spacing w:after="60" w:before="40" w:line="245" w:lineRule="auto"/>
+            </w:pPr>
+            <w:r>
+              <w:rPr>
+                <w:rFonts w:ascii="Arial" w:hAnsi="Arial"/>
+                <w:b w:val="0"/>
+                <w:i w:val="0"/>
+                <w:color w:val="292C30"/>
+                <w:sz w:val="18"/>
+              </w:rPr>
+            </w:r>
           </w:p>
         </w:tc>
       </w:tr>
       <w:tr>
+        <w:trPr>
+          <w:cantSplit/>
+        </w:trPr>
         <w:tc>
           <w:tcPr>
-            <w:tcW w:type="dxa" w:w="1728"/>
+            <w:tcW w:type="dxa" w:w="1037"/>
+            <w:vAlign w:val="center"/>
+            <w:shd w:fill="F6F4EF"/>
+            <w:tcMar>
+              <w:top w:w="80" w:type="dxa"/>
+              <w:left w:w="80" w:type="dxa"/>
+              <w:bottom w:w="80" w:type="dxa"/>
+              <w:right w:w="80" w:type="dxa"/>
+            </w:tcMar>
           </w:tcPr>
           <w:p>
+            <w:pPr>
+              <w:keepLines/>
+              <w:spacing w:after="60" w:before="40" w:line="245" w:lineRule="auto"/>
+            </w:pPr>
             <w:r>
-              <w:t>1.5</w:t>
+              <w:rPr>
+                <w:rFonts w:ascii="Arial" w:hAnsi="Arial"/>
+                <w:b w:val="0"/>
+                <w:i w:val="0"/>
+                <w:color w:val="292C30"/>
+                <w:sz w:val="18"/>
+              </w:rPr>
+              <w:t>3.8</w:t>
+            </w:r>
+          </w:p>
+        </w:tc>
+        <w:tc>
+          <w:tcPr>
+            <w:tcW w:type="dxa" w:w="7992"/>
+            <w:vAlign w:val="center"/>
+            <w:shd w:fill="F6F4EF"/>
+            <w:tcMar>
+              <w:top w:w="80" w:type="dxa"/>
+              <w:left w:w="80" w:type="dxa"/>
+              <w:bottom w:w="80" w:type="dxa"/>
+              <w:right w:w="80" w:type="dxa"/>
+            </w:tcMar>
+          </w:tcPr>
+          <w:p>
+            <w:pPr>
+              <w:spacing w:after="60" w:before="40" w:line="245" w:lineRule="auto"/>
+            </w:pPr>
+            <w:r>
+              <w:rPr>
+                <w:rFonts w:ascii="Arial" w:hAnsi="Arial"/>
+                <w:b w:val="0"/>
+                <w:i w:val="0"/>
+                <w:color w:val="292C30"/>
+                <w:sz w:val="18"/>
+              </w:rPr>
+              <w:t>Ставка и режим НДС применены к соответствующим операциям; при разных ставках сохранена расшифровка, универсальная ставка не подставлена.</w:t>
             </w:r>
           </w:p>
         </w:tc>
         <w:tc>
           <w:tcPr>
             <w:tcW w:type="dxa" w:w="1728"/>
+            <w:vAlign w:val="center"/>
+            <w:shd w:fill="F6F4EF"/>
+            <w:tcMar>
+              <w:top w:w="80" w:type="dxa"/>
+              <w:left w:w="80" w:type="dxa"/>
+              <w:bottom w:w="80" w:type="dxa"/>
+              <w:right w:w="80" w:type="dxa"/>
+            </w:tcMar>
           </w:tcPr>
           <w:p>
+            <w:pPr>
+              <w:spacing w:after="60" w:before="40" w:line="245" w:lineRule="auto"/>
+            </w:pPr>
             <w:r>
-              <w:t>Срок выполнения</w:t>
+              <w:rPr>
+                <w:rFonts w:ascii="Arial" w:hAnsi="Arial"/>
+                <w:b w:val="0"/>
+                <w:i w:val="0"/>
+                <w:color w:val="292C30"/>
+                <w:sz w:val="18"/>
+              </w:rPr>
+            </w:r>
+          </w:p>
+        </w:tc>
+      </w:tr>
+      <w:tr>
+        <w:trPr>
+          <w:cantSplit/>
+        </w:trPr>
+        <w:tc>
+          <w:tcPr>
+            <w:tcW w:type="dxa" w:w="1037"/>
+            <w:vAlign w:val="center"/>
+            <w:shd w:fill="FFFFFF"/>
+            <w:tcMar>
+              <w:top w:w="80" w:type="dxa"/>
+              <w:left w:w="80" w:type="dxa"/>
+              <w:bottom w:w="80" w:type="dxa"/>
+              <w:right w:w="80" w:type="dxa"/>
+            </w:tcMar>
+          </w:tcPr>
+          <w:p>
+            <w:pPr>
+              <w:keepLines/>
+              <w:spacing w:after="60" w:before="40" w:line="245" w:lineRule="auto"/>
+            </w:pPr>
+            <w:r>
+              <w:rPr>
+                <w:rFonts w:ascii="Arial" w:hAnsi="Arial"/>
+                <w:b w:val="0"/>
+                <w:i w:val="0"/>
+                <w:color w:val="292C30"/>
+                <w:sz w:val="18"/>
+              </w:rPr>
+              <w:t>3.9</w:t>
+            </w:r>
+          </w:p>
+        </w:tc>
+        <w:tc>
+          <w:tcPr>
+            <w:tcW w:type="dxa" w:w="7992"/>
+            <w:vAlign w:val="center"/>
+            <w:shd w:fill="FFFFFF"/>
+            <w:tcMar>
+              <w:top w:w="80" w:type="dxa"/>
+              <w:left w:w="80" w:type="dxa"/>
+              <w:bottom w:w="80" w:type="dxa"/>
+              <w:right w:w="80" w:type="dxa"/>
+            </w:tcMar>
+          </w:tcPr>
+          <w:p>
+            <w:pPr>
+              <w:spacing w:after="60" w:before="40" w:line="245" w:lineRule="auto"/>
+            </w:pPr>
+            <w:r>
+              <w:rPr>
+                <w:rFonts w:ascii="Arial" w:hAnsi="Arial"/>
+                <w:b w:val="0"/>
+                <w:i w:val="0"/>
+                <w:color w:val="292C30"/>
+                <w:sz w:val="18"/>
+              </w:rPr>
+              <w:t>Округление строк и итогов сопоставлено с согласованным порядком. Остаточная разница объяснена, а не скрыта ручной подгонкой.</w:t>
             </w:r>
           </w:p>
         </w:tc>
         <w:tc>
           <w:tcPr>
             <w:tcW w:type="dxa" w:w="1728"/>
+            <w:vAlign w:val="center"/>
+            <w:shd w:fill="FFFFFF"/>
+            <w:tcMar>
+              <w:top w:w="80" w:type="dxa"/>
+              <w:left w:w="80" w:type="dxa"/>
+              <w:bottom w:w="80" w:type="dxa"/>
+              <w:right w:w="80" w:type="dxa"/>
+            </w:tcMar>
           </w:tcPr>
           <w:p>
+            <w:pPr>
+              <w:spacing w:after="60" w:before="40" w:line="245" w:lineRule="auto"/>
+            </w:pPr>
             <w:r>
-              <w:t>Не просрочен / есть допсоглашение о продлении</w:t>
+              <w:rPr>
+                <w:rFonts w:ascii="Arial" w:hAnsi="Arial"/>
+                <w:b w:val="0"/>
+                <w:i w:val="0"/>
+                <w:color w:val="292C30"/>
+                <w:sz w:val="18"/>
+              </w:rPr>
+            </w:r>
+          </w:p>
+        </w:tc>
+      </w:tr>
+      <w:tr>
+        <w:trPr>
+          <w:cantSplit/>
+        </w:trPr>
+        <w:tc>
+          <w:tcPr>
+            <w:tcW w:type="dxa" w:w="1037"/>
+            <w:vAlign w:val="center"/>
+            <w:shd w:fill="F6F4EF"/>
+            <w:tcMar>
+              <w:top w:w="80" w:type="dxa"/>
+              <w:left w:w="80" w:type="dxa"/>
+              <w:bottom w:w="80" w:type="dxa"/>
+              <w:right w:w="80" w:type="dxa"/>
+            </w:tcMar>
+          </w:tcPr>
+          <w:p>
+            <w:pPr>
+              <w:keepLines/>
+              <w:spacing w:after="60" w:before="40" w:line="245" w:lineRule="auto"/>
+            </w:pPr>
+            <w:r>
+              <w:rPr>
+                <w:rFonts w:ascii="Arial" w:hAnsi="Arial"/>
+                <w:b w:val="0"/>
+                <w:i w:val="0"/>
+                <w:color w:val="292C30"/>
+                <w:sz w:val="18"/>
+              </w:rPr>
+              <w:t>3.10</w:t>
+            </w:r>
+          </w:p>
+        </w:tc>
+        <w:tc>
+          <w:tcPr>
+            <w:tcW w:type="dxa" w:w="7992"/>
+            <w:vAlign w:val="center"/>
+            <w:shd w:fill="F6F4EF"/>
+            <w:tcMar>
+              <w:top w:w="80" w:type="dxa"/>
+              <w:left w:w="80" w:type="dxa"/>
+              <w:bottom w:w="80" w:type="dxa"/>
+              <w:right w:w="80" w:type="dxa"/>
+            </w:tcMar>
+          </w:tcPr>
+          <w:p>
+            <w:pPr>
+              <w:spacing w:after="60" w:before="40" w:line="245" w:lineRule="auto"/>
+            </w:pPr>
+            <w:r>
+              <w:rPr>
+                <w:rFonts w:ascii="Arial" w:hAnsi="Arial"/>
+                <w:b w:val="0"/>
+                <w:i w:val="0"/>
+                <w:color w:val="292C30"/>
+                <w:sz w:val="18"/>
+              </w:rPr>
+              <w:t>Стоимость работ по КС-3 отделена от остатка к оплате: аванс, удержания и предыдущие платежи учтены в отдельной сверке расчётов.</w:t>
             </w:r>
           </w:p>
         </w:tc>
         <w:tc>
           <w:tcPr>
             <w:tcW w:type="dxa" w:w="1728"/>
+            <w:vAlign w:val="center"/>
+            <w:shd w:fill="F6F4EF"/>
+            <w:tcMar>
+              <w:top w:w="80" w:type="dxa"/>
+              <w:left w:w="80" w:type="dxa"/>
+              <w:bottom w:w="80" w:type="dxa"/>
+              <w:right w:w="80" w:type="dxa"/>
+            </w:tcMar>
           </w:tcPr>
           <w:p>
+            <w:pPr>
+              <w:spacing w:after="60" w:before="40" w:line="245" w:lineRule="auto"/>
+            </w:pPr>
             <w:r>
-              <w:t>☐</w:t>
+              <w:rPr>
+                <w:rFonts w:ascii="Arial" w:hAnsi="Arial"/>
+                <w:b w:val="0"/>
+                <w:i w:val="0"/>
+                <w:color w:val="292C30"/>
+                <w:sz w:val="18"/>
+              </w:rPr>
+            </w:r>
+          </w:p>
+        </w:tc>
+      </w:tr>
+    </w:tbl>
+    <w:p>
+      <w:pPr>
+        <w:spacing w:after="60"/>
+      </w:pPr>
+      <w:r>
+        <w:t>Исторический источник унифицированного образца и указаний КС-3 — постановление Госкомстата № 100 от 11.11.1999. Применимость формы определяйте по учетной политике, договору и специальным нормам.</w:t>
+      </w:r>
+    </w:p>
+    <w:p>
+      <w:r>
+        <w:br w:type="page"/>
+      </w:r>
+    </w:p>
+    <w:p>
+      <w:pPr>
+        <w:pStyle w:val="Heading1"/>
+      </w:pPr>
+      <w:r>
+        <w:t>Проверка КС-2 и КС-3</w:t>
+      </w:r>
+    </w:p>
+    <w:p>
+      <w:pPr>
+        <w:pStyle w:val="Heading2"/>
+      </w:pPr>
+      <w:r>
+        <w:t>4. Приложения, замечания и передача</w:t>
+      </w:r>
+    </w:p>
+    <w:p>
+      <w:pPr>
+        <w:spacing w:after="100"/>
+      </w:pPr>
+      <w:r>
+        <w:rPr>
+          <w:b w:val="0"/>
+          <w:i w:val="0"/>
+          <w:sz w:val="18"/>
+        </w:rPr>
+        <w:t>Объект: _____________________  Договор: _____________________</w:t>
+      </w:r>
+    </w:p>
+    <w:p>
+      <w:pPr>
+        <w:spacing w:after="100"/>
+      </w:pPr>
+      <w:r>
+        <w:rPr>
+          <w:b w:val="0"/>
+          <w:i w:val="0"/>
+          <w:sz w:val="18"/>
+        </w:rPr>
+        <w:t>Период: _____________________  Проверил / дата: _____________________</w:t>
+      </w:r>
+    </w:p>
+    <w:p>
+      <w:pPr>
+        <w:spacing w:after="100"/>
+      </w:pPr>
+      <w:r>
+        <w:rPr>
+          <w:b w:val="0"/>
+          <w:i w:val="0"/>
+          <w:sz w:val="18"/>
+        </w:rPr>
+        <w:t>Результат: «Да», «Замечание» или «Н/П» с основанием. Замечания перенесите в №04.</w:t>
+      </w:r>
+    </w:p>
+    <w:tbl>
+      <w:tblPr>
+        <w:tblW w:type="auto" w:w="0"/>
+        <w:jc w:val="center"/>
+        <w:tblLayout w:type="fixed"/>
+        <w:tblLook w:firstColumn="1" w:firstRow="1" w:lastColumn="0" w:lastRow="0" w:noHBand="0" w:noVBand="1" w:val="04A0"/>
+      </w:tblPr>
+      <w:tblGrid>
+        <w:gridCol w:w="680"/>
+        <w:gridCol w:w="7257"/>
+        <w:gridCol w:w="1928"/>
+      </w:tblGrid>
+      <w:tr>
+        <w:trPr>
+          <w:cantSplit/>
+          <w:tblHeader/>
+        </w:trPr>
+        <w:tc>
+          <w:tcPr>
+            <w:tcW w:type="dxa" w:w="1037"/>
+            <w:vAlign w:val="center"/>
+            <w:shd w:fill="292C30"/>
+            <w:tcMar>
+              <w:top w:w="80" w:type="dxa"/>
+              <w:left w:w="80" w:type="dxa"/>
+              <w:bottom w:w="80" w:type="dxa"/>
+              <w:right w:w="80" w:type="dxa"/>
+            </w:tcMar>
+          </w:tcPr>
+          <w:p>
+            <w:pPr>
+              <w:keepLines/>
+              <w:spacing w:after="60" w:before="40" w:line="245" w:lineRule="auto"/>
+            </w:pPr>
+            <w:r>
+              <w:rPr>
+                <w:rFonts w:ascii="Arial" w:hAnsi="Arial"/>
+                <w:b/>
+                <w:i w:val="0"/>
+                <w:color w:val="FFFFFF"/>
+                <w:sz w:val="18"/>
+              </w:rPr>
+              <w:t>№</w:t>
+            </w:r>
+          </w:p>
+        </w:tc>
+        <w:tc>
+          <w:tcPr>
+            <w:tcW w:type="dxa" w:w="7992"/>
+            <w:vAlign w:val="center"/>
+            <w:shd w:fill="292C30"/>
+            <w:tcMar>
+              <w:top w:w="80" w:type="dxa"/>
+              <w:left w:w="80" w:type="dxa"/>
+              <w:bottom w:w="80" w:type="dxa"/>
+              <w:right w:w="80" w:type="dxa"/>
+            </w:tcMar>
+          </w:tcPr>
+          <w:p>
+            <w:pPr>
+              <w:spacing w:after="60" w:before="40" w:line="245" w:lineRule="auto"/>
+            </w:pPr>
+            <w:r>
+              <w:rPr>
+                <w:rFonts w:ascii="Arial" w:hAnsi="Arial"/>
+                <w:b/>
+                <w:i w:val="0"/>
+                <w:color w:val="FFFFFF"/>
+                <w:sz w:val="18"/>
+              </w:rPr>
+              <w:t>Проверяемое условие</w:t>
             </w:r>
           </w:p>
         </w:tc>
         <w:tc>
           <w:tcPr>
             <w:tcW w:type="dxa" w:w="1728"/>
+            <w:vAlign w:val="center"/>
+            <w:shd w:fill="292C30"/>
+            <w:tcMar>
+              <w:top w:w="80" w:type="dxa"/>
+              <w:left w:w="80" w:type="dxa"/>
+              <w:bottom w:w="80" w:type="dxa"/>
+              <w:right w:w="80" w:type="dxa"/>
+            </w:tcMar>
           </w:tcPr>
           <w:p>
-            <w:r/>
+            <w:pPr>
+              <w:spacing w:after="60" w:before="40" w:line="245" w:lineRule="auto"/>
+            </w:pPr>
+            <w:r>
+              <w:rPr>
+                <w:rFonts w:ascii="Arial" w:hAnsi="Arial"/>
+                <w:b/>
+                <w:i w:val="0"/>
+                <w:color w:val="FFFFFF"/>
+                <w:sz w:val="18"/>
+              </w:rPr>
+              <w:t>Результат / № замечания</w:t>
+            </w:r>
           </w:p>
         </w:tc>
       </w:tr>
       <w:tr>
+        <w:trPr>
+          <w:cantSplit/>
+        </w:trPr>
         <w:tc>
           <w:tcPr>
-            <w:tcW w:type="dxa" w:w="1728"/>
+            <w:tcW w:type="dxa" w:w="1037"/>
+            <w:vAlign w:val="center"/>
+            <w:shd w:fill="FFFFFF"/>
+            <w:tcMar>
+              <w:top w:w="80" w:type="dxa"/>
+              <w:left w:w="80" w:type="dxa"/>
+              <w:bottom w:w="80" w:type="dxa"/>
+              <w:right w:w="80" w:type="dxa"/>
+            </w:tcMar>
           </w:tcPr>
           <w:p>
+            <w:pPr>
+              <w:keepLines/>
+              <w:spacing w:after="60" w:before="40" w:line="245" w:lineRule="auto"/>
+            </w:pPr>
             <w:r>
-              <w:t>1.6</w:t>
+              <w:rPr>
+                <w:rFonts w:ascii="Arial" w:hAnsi="Arial"/>
+                <w:b w:val="0"/>
+                <w:i w:val="0"/>
+                <w:color w:val="292C30"/>
+                <w:sz w:val="18"/>
+              </w:rPr>
+              <w:t>4.1</w:t>
+            </w:r>
+          </w:p>
+        </w:tc>
+        <w:tc>
+          <w:tcPr>
+            <w:tcW w:type="dxa" w:w="7992"/>
+            <w:vAlign w:val="center"/>
+            <w:shd w:fill="FFFFFF"/>
+            <w:tcMar>
+              <w:top w:w="80" w:type="dxa"/>
+              <w:left w:w="80" w:type="dxa"/>
+              <w:bottom w:w="80" w:type="dxa"/>
+              <w:right w:w="80" w:type="dxa"/>
+            </w:tcMar>
+          </w:tcPr>
+          <w:p>
+            <w:pPr>
+              <w:spacing w:after="60" w:before="40" w:line="245" w:lineRule="auto"/>
+            </w:pPr>
+            <w:r>
+              <w:rPr>
+                <w:rFonts w:ascii="Arial" w:hAnsi="Arial"/>
+                <w:b w:val="0"/>
+                <w:i w:val="0"/>
+                <w:color w:val="292C30"/>
+                <w:sz w:val="18"/>
+              </w:rPr>
+              <w:t>Перечень обязательных приложений утверждён/согласован для объекта и договора; он перенесён в реестр №02.</w:t>
             </w:r>
           </w:p>
         </w:tc>
         <w:tc>
           <w:tcPr>
             <w:tcW w:type="dxa" w:w="1728"/>
+            <w:vAlign w:val="center"/>
+            <w:shd w:fill="FFFFFF"/>
+            <w:tcMar>
+              <w:top w:w="80" w:type="dxa"/>
+              <w:left w:w="80" w:type="dxa"/>
+              <w:bottom w:w="80" w:type="dxa"/>
+              <w:right w:w="80" w:type="dxa"/>
+            </w:tcMar>
           </w:tcPr>
           <w:p>
+            <w:pPr>
+              <w:spacing w:after="60" w:before="40" w:line="245" w:lineRule="auto"/>
+            </w:pPr>
             <w:r>
-              <w:t>Смета</w:t>
+              <w:rPr>
+                <w:rFonts w:ascii="Arial" w:hAnsi="Arial"/>
+                <w:b w:val="0"/>
+                <w:i w:val="0"/>
+                <w:color w:val="292C30"/>
+                <w:sz w:val="18"/>
+              </w:rPr>
+            </w:r>
+          </w:p>
+        </w:tc>
+      </w:tr>
+      <w:tr>
+        <w:trPr>
+          <w:cantSplit/>
+        </w:trPr>
+        <w:tc>
+          <w:tcPr>
+            <w:tcW w:type="dxa" w:w="1037"/>
+            <w:vAlign w:val="center"/>
+            <w:shd w:fill="F6F4EF"/>
+            <w:tcMar>
+              <w:top w:w="80" w:type="dxa"/>
+              <w:left w:w="80" w:type="dxa"/>
+              <w:bottom w:w="80" w:type="dxa"/>
+              <w:right w:w="80" w:type="dxa"/>
+            </w:tcMar>
+          </w:tcPr>
+          <w:p>
+            <w:pPr>
+              <w:keepLines/>
+              <w:spacing w:after="60" w:before="40" w:line="245" w:lineRule="auto"/>
+            </w:pPr>
+            <w:r>
+              <w:rPr>
+                <w:rFonts w:ascii="Arial" w:hAnsi="Arial"/>
+                <w:b w:val="0"/>
+                <w:i w:val="0"/>
+                <w:color w:val="292C30"/>
+                <w:sz w:val="18"/>
+              </w:rPr>
+              <w:t>4.2</w:t>
+            </w:r>
+          </w:p>
+        </w:tc>
+        <w:tc>
+          <w:tcPr>
+            <w:tcW w:type="dxa" w:w="7992"/>
+            <w:vAlign w:val="center"/>
+            <w:shd w:fill="F6F4EF"/>
+            <w:tcMar>
+              <w:top w:w="80" w:type="dxa"/>
+              <w:left w:w="80" w:type="dxa"/>
+              <w:bottom w:w="80" w:type="dxa"/>
+              <w:right w:w="80" w:type="dxa"/>
+            </w:tcMar>
+          </w:tcPr>
+          <w:p>
+            <w:pPr>
+              <w:spacing w:after="60" w:before="40" w:line="245" w:lineRule="auto"/>
+            </w:pPr>
+            <w:r>
+              <w:rPr>
+                <w:rFonts w:ascii="Arial" w:hAnsi="Arial"/>
+                <w:b w:val="0"/>
+                <w:i w:val="0"/>
+                <w:color w:val="292C30"/>
+                <w:sz w:val="18"/>
+              </w:rPr>
+              <w:t>Для каждого требуемого приложения заполнены вид, номер, действительная дата, листы, статус проверки; пустые поля не дают «ГОТОВО».</w:t>
             </w:r>
           </w:p>
         </w:tc>
         <w:tc>
           <w:tcPr>
             <w:tcW w:type="dxa" w:w="1728"/>
+            <w:vAlign w:val="center"/>
+            <w:shd w:fill="F6F4EF"/>
+            <w:tcMar>
+              <w:top w:w="80" w:type="dxa"/>
+              <w:left w:w="80" w:type="dxa"/>
+              <w:bottom w:w="80" w:type="dxa"/>
+              <w:right w:w="80" w:type="dxa"/>
+            </w:tcMar>
           </w:tcPr>
           <w:p>
+            <w:pPr>
+              <w:spacing w:after="60" w:before="40" w:line="245" w:lineRule="auto"/>
+            </w:pPr>
             <w:r>
-              <w:t>Номер и дата сметы указаны в КС-2</w:t>
+              <w:rPr>
+                <w:rFonts w:ascii="Arial" w:hAnsi="Arial"/>
+                <w:b w:val="0"/>
+                <w:i w:val="0"/>
+                <w:color w:val="292C30"/>
+                <w:sz w:val="18"/>
+              </w:rPr>
+            </w:r>
+          </w:p>
+        </w:tc>
+      </w:tr>
+      <w:tr>
+        <w:trPr>
+          <w:cantSplit/>
+        </w:trPr>
+        <w:tc>
+          <w:tcPr>
+            <w:tcW w:type="dxa" w:w="1037"/>
+            <w:vAlign w:val="center"/>
+            <w:shd w:fill="FFFFFF"/>
+            <w:tcMar>
+              <w:top w:w="80" w:type="dxa"/>
+              <w:left w:w="80" w:type="dxa"/>
+              <w:bottom w:w="80" w:type="dxa"/>
+              <w:right w:w="80" w:type="dxa"/>
+            </w:tcMar>
+          </w:tcPr>
+          <w:p>
+            <w:pPr>
+              <w:keepLines/>
+              <w:spacing w:after="60" w:before="40" w:line="245" w:lineRule="auto"/>
+            </w:pPr>
+            <w:r>
+              <w:rPr>
+                <w:rFonts w:ascii="Arial" w:hAnsi="Arial"/>
+                <w:b w:val="0"/>
+                <w:i w:val="0"/>
+                <w:color w:val="292C30"/>
+                <w:sz w:val="18"/>
+              </w:rPr>
+              <w:t>4.3</w:t>
+            </w:r>
+          </w:p>
+        </w:tc>
+        <w:tc>
+          <w:tcPr>
+            <w:tcW w:type="dxa" w:w="7992"/>
+            <w:vAlign w:val="center"/>
+            <w:shd w:fill="FFFFFF"/>
+            <w:tcMar>
+              <w:top w:w="80" w:type="dxa"/>
+              <w:left w:w="80" w:type="dxa"/>
+              <w:bottom w:w="80" w:type="dxa"/>
+              <w:right w:w="80" w:type="dxa"/>
+            </w:tcMar>
+          </w:tcPr>
+          <w:p>
+            <w:pPr>
+              <w:spacing w:after="60" w:before="40" w:line="245" w:lineRule="auto"/>
+            </w:pPr>
+            <w:r>
+              <w:rPr>
+                <w:rFonts w:ascii="Arial" w:hAnsi="Arial"/>
+                <w:b w:val="0"/>
+                <w:i w:val="0"/>
+                <w:color w:val="292C30"/>
+                <w:sz w:val="18"/>
+              </w:rPr>
+              <w:t>АОСР оформлены на применимые скрытые работы по проекту и установленному перечню; не на каждую строку КС-2 автоматически.</w:t>
             </w:r>
           </w:p>
         </w:tc>
         <w:tc>
           <w:tcPr>
             <w:tcW w:type="dxa" w:w="1728"/>
+            <w:vAlign w:val="center"/>
+            <w:shd w:fill="FFFFFF"/>
+            <w:tcMar>
+              <w:top w:w="80" w:type="dxa"/>
+              <w:left w:w="80" w:type="dxa"/>
+              <w:bottom w:w="80" w:type="dxa"/>
+              <w:right w:w="80" w:type="dxa"/>
+            </w:tcMar>
           </w:tcPr>
           <w:p>
+            <w:pPr>
+              <w:spacing w:after="60" w:before="40" w:line="245" w:lineRule="auto"/>
+            </w:pPr>
             <w:r>
-              <w:t>☐</w:t>
+              <w:rPr>
+                <w:rFonts w:ascii="Arial" w:hAnsi="Arial"/>
+                <w:b w:val="0"/>
+                <w:i w:val="0"/>
+                <w:color w:val="292C30"/>
+                <w:sz w:val="18"/>
+              </w:rPr>
+            </w:r>
+          </w:p>
+        </w:tc>
+      </w:tr>
+      <w:tr>
+        <w:trPr>
+          <w:cantSplit/>
+        </w:trPr>
+        <w:tc>
+          <w:tcPr>
+            <w:tcW w:type="dxa" w:w="1037"/>
+            <w:vAlign w:val="center"/>
+            <w:shd w:fill="F6F4EF"/>
+            <w:tcMar>
+              <w:top w:w="80" w:type="dxa"/>
+              <w:left w:w="80" w:type="dxa"/>
+              <w:bottom w:w="80" w:type="dxa"/>
+              <w:right w:w="80" w:type="dxa"/>
+            </w:tcMar>
+          </w:tcPr>
+          <w:p>
+            <w:pPr>
+              <w:keepLines/>
+              <w:spacing w:after="60" w:before="40" w:line="245" w:lineRule="auto"/>
+            </w:pPr>
+            <w:r>
+              <w:rPr>
+                <w:rFonts w:ascii="Arial" w:hAnsi="Arial"/>
+                <w:b w:val="0"/>
+                <w:i w:val="0"/>
+                <w:color w:val="292C30"/>
+                <w:sz w:val="18"/>
+              </w:rPr>
+              <w:t>4.4</w:t>
+            </w:r>
+          </w:p>
+        </w:tc>
+        <w:tc>
+          <w:tcPr>
+            <w:tcW w:type="dxa" w:w="7992"/>
+            <w:vAlign w:val="center"/>
+            <w:shd w:fill="F6F4EF"/>
+            <w:tcMar>
+              <w:top w:w="80" w:type="dxa"/>
+              <w:left w:w="80" w:type="dxa"/>
+              <w:bottom w:w="80" w:type="dxa"/>
+              <w:right w:w="80" w:type="dxa"/>
+            </w:tcMar>
+          </w:tcPr>
+          <w:p>
+            <w:pPr>
+              <w:spacing w:after="60" w:before="40" w:line="245" w:lineRule="auto"/>
+            </w:pPr>
+            <w:r>
+              <w:rPr>
+                <w:rFonts w:ascii="Arial" w:hAnsi="Arial"/>
+                <w:b w:val="0"/>
+                <w:i w:val="0"/>
+                <w:color w:val="292C30"/>
+                <w:sz w:val="18"/>
+              </w:rPr>
+              <w:t>В АОСР указаны место, работы, проектные основания, материалы, подтверждающие документы, даты и разрешённые последующие работы.</w:t>
             </w:r>
           </w:p>
         </w:tc>
         <w:tc>
           <w:tcPr>
             <w:tcW w:type="dxa" w:w="1728"/>
+            <w:vAlign w:val="center"/>
+            <w:shd w:fill="F6F4EF"/>
+            <w:tcMar>
+              <w:top w:w="80" w:type="dxa"/>
+              <w:left w:w="80" w:type="dxa"/>
+              <w:bottom w:w="80" w:type="dxa"/>
+              <w:right w:w="80" w:type="dxa"/>
+            </w:tcMar>
           </w:tcPr>
           <w:p>
-            <w:r/>
+            <w:pPr>
+              <w:spacing w:after="60" w:before="40" w:line="245" w:lineRule="auto"/>
+            </w:pPr>
+            <w:r>
+              <w:rPr>
+                <w:rFonts w:ascii="Arial" w:hAnsi="Arial"/>
+                <w:b w:val="0"/>
+                <w:i w:val="0"/>
+                <w:color w:val="292C30"/>
+                <w:sz w:val="18"/>
+              </w:rPr>
+            </w:r>
           </w:p>
         </w:tc>
       </w:tr>
-    </w:tbl>
-    <w:p/>
-    <w:p>
-      <w:pPr>
-        <w:pStyle w:val="Heading1"/>
-      </w:pPr>
-      <w:r>
-        <w:t>Раздел 2. КС-2 (полная проверка)</w:t>
-      </w:r>
-    </w:p>
-    <w:tbl>
-      <w:tblPr>
-        <w:tblStyle w:val="TableGrid"/>
-        <w:tblW w:type="auto" w:w="0"/>
-        <w:tblLook w:firstColumn="1" w:firstRow="1" w:lastColumn="0" w:lastRow="0" w:noHBand="0" w:noVBand="1" w:val="04A0"/>
-      </w:tblPr>
-      <w:tblGrid>
-        <w:gridCol w:w="2160"/>
-        <w:gridCol w:w="2160"/>
-        <w:gridCol w:w="2160"/>
-        <w:gridCol w:w="2160"/>
-      </w:tblGrid>
       <w:tr>
+        <w:trPr>
+          <w:cantSplit/>
+        </w:trPr>
         <w:tc>
           <w:tcPr>
-            <w:tcW w:type="dxa" w:w="2160"/>
+            <w:tcW w:type="dxa" w:w="1037"/>
+            <w:vAlign w:val="center"/>
+            <w:shd w:fill="FFFFFF"/>
+            <w:tcMar>
+              <w:top w:w="80" w:type="dxa"/>
+              <w:left w:w="80" w:type="dxa"/>
+              <w:bottom w:w="80" w:type="dxa"/>
+              <w:right w:w="80" w:type="dxa"/>
+            </w:tcMar>
           </w:tcPr>
           <w:p>
+            <w:pPr>
+              <w:keepLines/>
+              <w:spacing w:after="60" w:before="40" w:line="245" w:lineRule="auto"/>
+            </w:pPr>
             <w:r>
-              <w:t>№</w:t>
+              <w:rPr>
+                <w:rFonts w:ascii="Arial" w:hAnsi="Arial"/>
+                <w:b w:val="0"/>
+                <w:i w:val="0"/>
+                <w:color w:val="292C30"/>
+                <w:sz w:val="18"/>
+              </w:rPr>
+              <w:t>4.5</w:t>
             </w:r>
           </w:p>
         </w:tc>
         <w:tc>
           <w:tcPr>
-            <w:tcW w:type="dxa" w:w="2160"/>
+            <w:tcW w:type="dxa" w:w="7992"/>
+            <w:vAlign w:val="center"/>
+            <w:shd w:fill="FFFFFF"/>
+            <w:tcMar>
+              <w:top w:w="80" w:type="dxa"/>
+              <w:left w:w="80" w:type="dxa"/>
+              <w:bottom w:w="80" w:type="dxa"/>
+              <w:right w:w="80" w:type="dxa"/>
+            </w:tcMar>
           </w:tcPr>
           <w:p>
+            <w:pPr>
+              <w:spacing w:after="60" w:before="40" w:line="245" w:lineRule="auto"/>
+            </w:pPr>
             <w:r>
-              <w:t>Пункт проверки</w:t>
+              <w:rPr>
+                <w:rFonts w:ascii="Arial" w:hAnsi="Arial"/>
+                <w:b w:val="0"/>
+                <w:i w:val="0"/>
+                <w:color w:val="292C30"/>
+                <w:sz w:val="18"/>
+              </w:rPr>
+              <w:t>Участники и подписи АОСР определены по применимости; проектировщик — при его привлечении в предусмотренном порядке.</w:t>
             </w:r>
           </w:p>
         </w:tc>
         <w:tc>
           <w:tcPr>
-            <w:tcW w:type="dxa" w:w="2160"/>
+            <w:tcW w:type="dxa" w:w="1728"/>
+            <w:vAlign w:val="center"/>
+            <w:shd w:fill="FFFFFF"/>
+            <w:tcMar>
+              <w:top w:w="80" w:type="dxa"/>
+              <w:left w:w="80" w:type="dxa"/>
+              <w:bottom w:w="80" w:type="dxa"/>
+              <w:right w:w="80" w:type="dxa"/>
+            </w:tcMar>
           </w:tcPr>
           <w:p>
+            <w:pPr>
+              <w:spacing w:after="60" w:before="40" w:line="245" w:lineRule="auto"/>
+            </w:pPr>
             <w:r>
-              <w:t>Статус</w:t>
+              <w:rPr>
+                <w:rFonts w:ascii="Arial" w:hAnsi="Arial"/>
+                <w:b w:val="0"/>
+                <w:i w:val="0"/>
+                <w:color w:val="292C30"/>
+                <w:sz w:val="18"/>
+              </w:rPr>
+            </w:r>
+          </w:p>
+        </w:tc>
+      </w:tr>
+      <w:tr>
+        <w:trPr>
+          <w:cantSplit/>
+        </w:trPr>
+        <w:tc>
+          <w:tcPr>
+            <w:tcW w:type="dxa" w:w="1037"/>
+            <w:vAlign w:val="center"/>
+            <w:shd w:fill="F6F4EF"/>
+            <w:tcMar>
+              <w:top w:w="80" w:type="dxa"/>
+              <w:left w:w="80" w:type="dxa"/>
+              <w:bottom w:w="80" w:type="dxa"/>
+              <w:right w:w="80" w:type="dxa"/>
+            </w:tcMar>
+          </w:tcPr>
+          <w:p>
+            <w:pPr>
+              <w:keepLines/>
+              <w:spacing w:after="60" w:before="40" w:line="245" w:lineRule="auto"/>
+            </w:pPr>
+            <w:r>
+              <w:rPr>
+                <w:rFonts w:ascii="Arial" w:hAnsi="Arial"/>
+                <w:b w:val="0"/>
+                <w:i w:val="0"/>
+                <w:color w:val="292C30"/>
+                <w:sz w:val="18"/>
+              </w:rPr>
+              <w:t>4.6</w:t>
             </w:r>
           </w:p>
         </w:tc>
         <w:tc>
           <w:tcPr>
-            <w:tcW w:type="dxa" w:w="2160"/>
+            <w:tcW w:type="dxa" w:w="7992"/>
+            <w:vAlign w:val="center"/>
+            <w:shd w:fill="F6F4EF"/>
+            <w:tcMar>
+              <w:top w:w="80" w:type="dxa"/>
+              <w:left w:w="80" w:type="dxa"/>
+              <w:bottom w:w="80" w:type="dxa"/>
+              <w:right w:w="80" w:type="dxa"/>
+            </w:tcMar>
           </w:tcPr>
           <w:p>
+            <w:pPr>
+              <w:spacing w:after="60" w:before="40" w:line="245" w:lineRule="auto"/>
+            </w:pPr>
             <w:r>
-              <w:t>Замечание</w:t>
+              <w:rPr>
+                <w:rFonts w:ascii="Arial" w:hAnsi="Arial"/>
+                <w:b w:val="0"/>
+                <w:i w:val="0"/>
+                <w:color w:val="292C30"/>
+                <w:sz w:val="18"/>
+              </w:rPr>
+              <w:t>Исполнительные схемы содержат проверяемые привязки, отметки, фактические параметры и связь с действующей проектной/рабочей документацией.</w:t>
+            </w:r>
+          </w:p>
+        </w:tc>
+        <w:tc>
+          <w:tcPr>
+            <w:tcW w:type="dxa" w:w="1728"/>
+            <w:vAlign w:val="center"/>
+            <w:shd w:fill="F6F4EF"/>
+            <w:tcMar>
+              <w:top w:w="80" w:type="dxa"/>
+              <w:left w:w="80" w:type="dxa"/>
+              <w:bottom w:w="80" w:type="dxa"/>
+              <w:right w:w="80" w:type="dxa"/>
+            </w:tcMar>
+          </w:tcPr>
+          <w:p>
+            <w:pPr>
+              <w:spacing w:after="60" w:before="40" w:line="245" w:lineRule="auto"/>
+            </w:pPr>
+            <w:r>
+              <w:rPr>
+                <w:rFonts w:ascii="Arial" w:hAnsi="Arial"/>
+                <w:b w:val="0"/>
+                <w:i w:val="0"/>
+                <w:color w:val="292C30"/>
+                <w:sz w:val="18"/>
+              </w:rPr>
             </w:r>
           </w:p>
         </w:tc>
       </w:tr>
       <w:tr>
+        <w:trPr>
+          <w:cantSplit/>
+        </w:trPr>
         <w:tc>
           <w:tcPr>
-            <w:tcW w:type="dxa" w:w="2160"/>
+            <w:tcW w:type="dxa" w:w="1037"/>
+            <w:vAlign w:val="center"/>
+            <w:shd w:fill="FFFFFF"/>
+            <w:tcMar>
+              <w:top w:w="80" w:type="dxa"/>
+              <w:left w:w="80" w:type="dxa"/>
+              <w:bottom w:w="80" w:type="dxa"/>
+              <w:right w:w="80" w:type="dxa"/>
+            </w:tcMar>
           </w:tcPr>
           <w:p>
+            <w:pPr>
+              <w:keepLines/>
+              <w:spacing w:after="60" w:before="40" w:line="245" w:lineRule="auto"/>
+            </w:pPr>
             <w:r>
-              <w:t>2.1</w:t>
+              <w:rPr>
+                <w:rFonts w:ascii="Arial" w:hAnsi="Arial"/>
+                <w:b w:val="0"/>
+                <w:i w:val="0"/>
+                <w:color w:val="292C30"/>
+                <w:sz w:val="18"/>
+              </w:rPr>
+              <w:t>4.7</w:t>
             </w:r>
           </w:p>
         </w:tc>
         <w:tc>
           <w:tcPr>
-            <w:tcW w:type="dxa" w:w="2160"/>
+            <w:tcW w:type="dxa" w:w="7992"/>
+            <w:vAlign w:val="center"/>
+            <w:shd w:fill="FFFFFF"/>
+            <w:tcMar>
+              <w:top w:w="80" w:type="dxa"/>
+              <w:left w:w="80" w:type="dxa"/>
+              <w:bottom w:w="80" w:type="dxa"/>
+              <w:right w:w="80" w:type="dxa"/>
+            </w:tcMar>
           </w:tcPr>
           <w:p>
+            <w:pPr>
+              <w:spacing w:after="60" w:before="40" w:line="245" w:lineRule="auto"/>
+            </w:pPr>
             <w:r>
-              <w:t>Нумерация: нет пропусков, дублей, ошибок</w:t>
+              <w:rPr>
+                <w:rFonts w:ascii="Arial" w:hAnsi="Arial"/>
+                <w:b w:val="0"/>
+                <w:i w:val="0"/>
+                <w:color w:val="292C30"/>
+                <w:sz w:val="18"/>
+              </w:rPr>
+              <w:t>Документы на материалы связаны с маркой и партией; проверены их область действия, реквизиты и применимые условия действительности.</w:t>
             </w:r>
           </w:p>
         </w:tc>
         <w:tc>
           <w:tcPr>
-            <w:tcW w:type="dxa" w:w="2160"/>
+            <w:tcW w:type="dxa" w:w="1728"/>
+            <w:vAlign w:val="center"/>
+            <w:shd w:fill="FFFFFF"/>
+            <w:tcMar>
+              <w:top w:w="80" w:type="dxa"/>
+              <w:left w:w="80" w:type="dxa"/>
+              <w:bottom w:w="80" w:type="dxa"/>
+              <w:right w:w="80" w:type="dxa"/>
+            </w:tcMar>
           </w:tcPr>
           <w:p>
+            <w:pPr>
+              <w:spacing w:after="60" w:before="40" w:line="245" w:lineRule="auto"/>
+            </w:pPr>
             <w:r>
-              <w:t>☐</w:t>
+              <w:rPr>
+                <w:rFonts w:ascii="Arial" w:hAnsi="Arial"/>
+                <w:b w:val="0"/>
+                <w:i w:val="0"/>
+                <w:color w:val="292C30"/>
+                <w:sz w:val="18"/>
+              </w:rPr>
+            </w:r>
+          </w:p>
+        </w:tc>
+      </w:tr>
+      <w:tr>
+        <w:trPr>
+          <w:cantSplit/>
+        </w:trPr>
+        <w:tc>
+          <w:tcPr>
+            <w:tcW w:type="dxa" w:w="1037"/>
+            <w:vAlign w:val="center"/>
+            <w:shd w:fill="F6F4EF"/>
+            <w:tcMar>
+              <w:top w:w="80" w:type="dxa"/>
+              <w:left w:w="80" w:type="dxa"/>
+              <w:bottom w:w="80" w:type="dxa"/>
+              <w:right w:w="80" w:type="dxa"/>
+            </w:tcMar>
+          </w:tcPr>
+          <w:p>
+            <w:pPr>
+              <w:keepLines/>
+              <w:spacing w:after="60" w:before="40" w:line="245" w:lineRule="auto"/>
+            </w:pPr>
+            <w:r>
+              <w:rPr>
+                <w:rFonts w:ascii="Arial" w:hAnsi="Arial"/>
+                <w:b w:val="0"/>
+                <w:i w:val="0"/>
+                <w:color w:val="292C30"/>
+                <w:sz w:val="18"/>
+              </w:rPr>
+              <w:t>4.8</w:t>
             </w:r>
           </w:p>
         </w:tc>
         <w:tc>
           <w:tcPr>
-            <w:tcW w:type="dxa" w:w="2160"/>
+            <w:tcW w:type="dxa" w:w="7992"/>
+            <w:vAlign w:val="center"/>
+            <w:shd w:fill="F6F4EF"/>
+            <w:tcMar>
+              <w:top w:w="80" w:type="dxa"/>
+              <w:left w:w="80" w:type="dxa"/>
+              <w:bottom w:w="80" w:type="dxa"/>
+              <w:right w:w="80" w:type="dxa"/>
+            </w:tcMar>
           </w:tcPr>
           <w:p>
-            <w:r/>
-          </w:p>
-        </w:tc>
-      </w:tr>
-      <w:tr>
-        <w:tc>
-          <w:tcPr>
-            <w:tcW w:type="dxa" w:w="2160"/>
-          </w:tcPr>
-          <w:p>
+            <w:pPr>
+              <w:spacing w:after="60" w:before="40" w:line="245" w:lineRule="auto"/>
+            </w:pPr>
             <w:r>
-              <w:t>2.2</w:t>
+              <w:rPr>
+                <w:rFonts w:ascii="Arial" w:hAnsi="Arial"/>
+                <w:b w:val="0"/>
+                <w:i w:val="0"/>
+                <w:color w:val="292C30"/>
+                <w:sz w:val="18"/>
+              </w:rPr>
+              <w:t>Все замечания внесены в №04: указаны ответственный, срок, результат повторной проверки и решение по комплекту.</w:t>
             </w:r>
           </w:p>
         </w:tc>
         <w:tc>
           <w:tcPr>
-            <w:tcW w:type="dxa" w:w="2160"/>
+            <w:tcW w:type="dxa" w:w="1728"/>
+            <w:vAlign w:val="center"/>
+            <w:shd w:fill="F6F4EF"/>
+            <w:tcMar>
+              <w:top w:w="80" w:type="dxa"/>
+              <w:left w:w="80" w:type="dxa"/>
+              <w:bottom w:w="80" w:type="dxa"/>
+              <w:right w:w="80" w:type="dxa"/>
+            </w:tcMar>
           </w:tcPr>
           <w:p>
+            <w:pPr>
+              <w:spacing w:after="60" w:before="40" w:line="245" w:lineRule="auto"/>
+            </w:pPr>
             <w:r>
-              <w:t>Период: начало меньше или равно окончанию, даты реальны</w:t>
+              <w:rPr>
+                <w:rFonts w:ascii="Arial" w:hAnsi="Arial"/>
+                <w:b w:val="0"/>
+                <w:i w:val="0"/>
+                <w:color w:val="292C30"/>
+                <w:sz w:val="18"/>
+              </w:rPr>
+            </w:r>
+          </w:p>
+        </w:tc>
+      </w:tr>
+      <w:tr>
+        <w:trPr>
+          <w:cantSplit/>
+        </w:trPr>
+        <w:tc>
+          <w:tcPr>
+            <w:tcW w:type="dxa" w:w="1037"/>
+            <w:vAlign w:val="center"/>
+            <w:shd w:fill="FFFFFF"/>
+            <w:tcMar>
+              <w:top w:w="80" w:type="dxa"/>
+              <w:left w:w="80" w:type="dxa"/>
+              <w:bottom w:w="80" w:type="dxa"/>
+              <w:right w:w="80" w:type="dxa"/>
+            </w:tcMar>
+          </w:tcPr>
+          <w:p>
+            <w:pPr>
+              <w:keepLines/>
+              <w:spacing w:after="60" w:before="40" w:line="245" w:lineRule="auto"/>
+            </w:pPr>
+            <w:r>
+              <w:rPr>
+                <w:rFonts w:ascii="Arial" w:hAnsi="Arial"/>
+                <w:b w:val="0"/>
+                <w:i w:val="0"/>
+                <w:color w:val="292C30"/>
+                <w:sz w:val="18"/>
+              </w:rPr>
+              <w:t>4.9</w:t>
             </w:r>
           </w:p>
         </w:tc>
         <w:tc>
           <w:tcPr>
-            <w:tcW w:type="dxa" w:w="2160"/>
+            <w:tcW w:type="dxa" w:w="7992"/>
+            <w:vAlign w:val="center"/>
+            <w:shd w:fill="FFFFFF"/>
+            <w:tcMar>
+              <w:top w:w="80" w:type="dxa"/>
+              <w:left w:w="80" w:type="dxa"/>
+              <w:bottom w:w="80" w:type="dxa"/>
+              <w:right w:w="80" w:type="dxa"/>
+            </w:tcMar>
           </w:tcPr>
           <w:p>
+            <w:pPr>
+              <w:spacing w:after="60" w:before="40" w:line="245" w:lineRule="auto"/>
+            </w:pPr>
             <w:r>
-              <w:t>☐</w:t>
+              <w:rPr>
+                <w:rFonts w:ascii="Arial" w:hAnsi="Arial"/>
+                <w:b w:val="0"/>
+                <w:i w:val="0"/>
+                <w:color w:val="292C30"/>
+                <w:sz w:val="18"/>
+              </w:rPr>
+              <w:t>Состав передачи и доказательство вручения записаны в №06; отмечены получатель, дата и реквизиты подтверждения.</w:t>
             </w:r>
           </w:p>
         </w:tc>
         <w:tc>
           <w:tcPr>
-            <w:tcW w:type="dxa" w:w="2160"/>
+            <w:tcW w:type="dxa" w:w="1728"/>
+            <w:vAlign w:val="center"/>
+            <w:shd w:fill="FFFFFF"/>
+            <w:tcMar>
+              <w:top w:w="80" w:type="dxa"/>
+              <w:left w:w="80" w:type="dxa"/>
+              <w:bottom w:w="80" w:type="dxa"/>
+              <w:right w:w="80" w:type="dxa"/>
+            </w:tcMar>
           </w:tcPr>
           <w:p>
-            <w:r/>
+            <w:pPr>
+              <w:spacing w:after="60" w:before="40" w:line="245" w:lineRule="auto"/>
+            </w:pPr>
+            <w:r>
+              <w:rPr>
+                <w:rFonts w:ascii="Arial" w:hAnsi="Arial"/>
+                <w:b w:val="0"/>
+                <w:i w:val="0"/>
+                <w:color w:val="292C30"/>
+                <w:sz w:val="18"/>
+              </w:rPr>
+            </w:r>
           </w:p>
         </w:tc>
       </w:tr>
       <w:tr>
+        <w:trPr>
+          <w:cantSplit/>
+        </w:trPr>
         <w:tc>
           <w:tcPr>
-            <w:tcW w:type="dxa" w:w="2160"/>
+            <w:tcW w:type="dxa" w:w="1037"/>
+            <w:vAlign w:val="center"/>
+            <w:shd w:fill="F6F4EF"/>
+            <w:tcMar>
+              <w:top w:w="80" w:type="dxa"/>
+              <w:left w:w="80" w:type="dxa"/>
+              <w:bottom w:w="80" w:type="dxa"/>
+              <w:right w:w="80" w:type="dxa"/>
+            </w:tcMar>
           </w:tcPr>
           <w:p>
+            <w:pPr>
+              <w:keepLines/>
+              <w:spacing w:after="60" w:before="40" w:line="245" w:lineRule="auto"/>
+            </w:pPr>
             <w:r>
-              <w:t>2.3</w:t>
+              <w:rPr>
+                <w:rFonts w:ascii="Arial" w:hAnsi="Arial"/>
+                <w:b w:val="0"/>
+                <w:i w:val="0"/>
+                <w:color w:val="292C30"/>
+                <w:sz w:val="18"/>
+              </w:rPr>
+              <w:t>4.10</w:t>
             </w:r>
           </w:p>
         </w:tc>
         <w:tc>
           <w:tcPr>
-            <w:tcW w:type="dxa" w:w="2160"/>
+            <w:tcW w:type="dxa" w:w="7992"/>
+            <w:vAlign w:val="center"/>
+            <w:shd w:fill="F6F4EF"/>
+            <w:tcMar>
+              <w:top w:w="80" w:type="dxa"/>
+              <w:left w:w="80" w:type="dxa"/>
+              <w:bottom w:w="80" w:type="dxa"/>
+              <w:right w:w="80" w:type="dxa"/>
+            </w:tcMar>
           </w:tcPr>
           <w:p>
+            <w:pPr>
+              <w:spacing w:after="60" w:before="40" w:line="245" w:lineRule="auto"/>
+            </w:pPr>
             <w:r>
-              <w:t>Сумма: рассчитана по смете, округление корректно</w:t>
+              <w:rPr>
+                <w:rFonts w:ascii="Arial" w:hAnsi="Arial"/>
+                <w:b w:val="0"/>
+                <w:i w:val="0"/>
+                <w:color w:val="292C30"/>
+                <w:sz w:val="18"/>
+              </w:rPr>
+              <w:t>Возвраты и ответы заказчика отражены в №06 и письме №05; после исправления зафиксирована новая передача и сохранены рабочие доказательства.</w:t>
             </w:r>
           </w:p>
         </w:tc>
         <w:tc>
           <w:tcPr>
-            <w:tcW w:type="dxa" w:w="2160"/>
+            <w:tcW w:type="dxa" w:w="1728"/>
+            <w:vAlign w:val="center"/>
+            <w:shd w:fill="F6F4EF"/>
+            <w:tcMar>
+              <w:top w:w="80" w:type="dxa"/>
+              <w:left w:w="80" w:type="dxa"/>
+              <w:bottom w:w="80" w:type="dxa"/>
+              <w:right w:w="80" w:type="dxa"/>
+            </w:tcMar>
           </w:tcPr>
           <w:p>
+            <w:pPr>
+              <w:spacing w:after="60" w:before="40" w:line="245" w:lineRule="auto"/>
+            </w:pPr>
             <w:r>
-              <w:t>☐</w:t>
+              <w:rPr>
+                <w:rFonts w:ascii="Arial" w:hAnsi="Arial"/>
+                <w:b w:val="0"/>
+                <w:i w:val="0"/>
+                <w:color w:val="292C30"/>
+                <w:sz w:val="18"/>
+              </w:rPr>
             </w:r>
-          </w:p>
-        </w:tc>
-        <w:tc>
-          <w:tcPr>
-            <w:tcW w:type="dxa" w:w="2160"/>
-          </w:tcPr>
-          <w:p>
-            <w:r/>
-          </w:p>
-        </w:tc>
-      </w:tr>
-      <w:tr>
-        <w:tc>
-          <w:tcPr>
-            <w:tcW w:type="dxa" w:w="2160"/>
-          </w:tcPr>
-          <w:p>
-            <w:r>
-              <w:t>2.4</w:t>
-            </w:r>
-          </w:p>
-        </w:tc>
-        <w:tc>
-          <w:tcPr>
-            <w:tcW w:type="dxa" w:w="2160"/>
-          </w:tcPr>
-          <w:p>
-            <w:r>
-              <w:t>Подписи: руководитель + главный инженер + бухгалтер</w:t>
-            </w:r>
-          </w:p>
-        </w:tc>
-        <w:tc>
-          <w:tcPr>
-            <w:tcW w:type="dxa" w:w="2160"/>
-          </w:tcPr>
-          <w:p>
-            <w:r>
-              <w:t>☐</w:t>
-            </w:r>
-          </w:p>
-        </w:tc>
-        <w:tc>
-          <w:tcPr>
-            <w:tcW w:type="dxa" w:w="2160"/>
-          </w:tcPr>
-          <w:p>
-            <w:r/>
-          </w:p>
-        </w:tc>
-      </w:tr>
-      <w:tr>
-        <w:tc>
-          <w:tcPr>
-            <w:tcW w:type="dxa" w:w="2160"/>
-          </w:tcPr>
-          <w:p>
-            <w:r>
-              <w:t>2.5</w:t>
-            </w:r>
-          </w:p>
-        </w:tc>
-        <w:tc>
-          <w:tcPr>
-            <w:tcW w:type="dxa" w:w="2160"/>
-          </w:tcPr>
-          <w:p>
-            <w:r>
-              <w:t>Печать: если договор требует - печать стоит</w:t>
-            </w:r>
-          </w:p>
-        </w:tc>
-        <w:tc>
-          <w:tcPr>
-            <w:tcW w:type="dxa" w:w="2160"/>
-          </w:tcPr>
-          <w:p>
-            <w:r>
-              <w:t>☐</w:t>
-            </w:r>
-          </w:p>
-        </w:tc>
-        <w:tc>
-          <w:tcPr>
-            <w:tcW w:type="dxa" w:w="2160"/>
-          </w:tcPr>
-          <w:p>
-            <w:r/>
-          </w:p>
-        </w:tc>
-      </w:tr>
-      <w:tr>
-        <w:tc>
-          <w:tcPr>
-            <w:tcW w:type="dxa" w:w="2160"/>
-          </w:tcPr>
-          <w:p>
-            <w:r>
-              <w:t>2.6</w:t>
-            </w:r>
-          </w:p>
-        </w:tc>
-        <w:tc>
-          <w:tcPr>
-            <w:tcW w:type="dxa" w:w="2160"/>
-          </w:tcPr>
-          <w:p>
-            <w:r>
-              <w:t>КС-11: номера актов скрытых работ совпадают</w:t>
-            </w:r>
-          </w:p>
-        </w:tc>
-        <w:tc>
-          <w:tcPr>
-            <w:tcW w:type="dxa" w:w="2160"/>
-          </w:tcPr>
-          <w:p>
-            <w:r>
-              <w:t>☐</w:t>
-            </w:r>
-          </w:p>
-        </w:tc>
-        <w:tc>
-          <w:tcPr>
-            <w:tcW w:type="dxa" w:w="2160"/>
-          </w:tcPr>
-          <w:p>
-            <w:r/>
-          </w:p>
-        </w:tc>
-      </w:tr>
-      <w:tr>
-        <w:tc>
-          <w:tcPr>
-            <w:tcW w:type="dxa" w:w="2160"/>
-          </w:tcPr>
-          <w:p>
-            <w:r>
-              <w:t>2.7</w:t>
-            </w:r>
-          </w:p>
-        </w:tc>
-        <w:tc>
-          <w:tcPr>
-            <w:tcW w:type="dxa" w:w="2160"/>
-          </w:tcPr>
-          <w:p>
-            <w:r>
-              <w:t>КС-4: ведомость ресурсов приложена</w:t>
-            </w:r>
-          </w:p>
-        </w:tc>
-        <w:tc>
-          <w:tcPr>
-            <w:tcW w:type="dxa" w:w="2160"/>
-          </w:tcPr>
-          <w:p>
-            <w:r>
-              <w:t>☐</w:t>
-            </w:r>
-          </w:p>
-        </w:tc>
-        <w:tc>
-          <w:tcPr>
-            <w:tcW w:type="dxa" w:w="2160"/>
-          </w:tcPr>
-          <w:p>
-            <w:r/>
           </w:p>
         </w:tc>
       </w:tr>
     </w:tbl>
-    <w:p/>
     <w:p>
       <w:pPr>
-        <w:pStyle w:val="Heading1"/>
+        <w:spacing w:after="60"/>
       </w:pPr>
       <w:r>
-        <w:t>Раздел 3. Исполнительные схемы</w:t>
+        <w:t>Основание: приказ Минстроя № 344/пр от 16.05.2023, ред. приказа № 369/пр от 23.06.2025; официальное изменение: https://publication.pravo.gov.ru/document/0001202507220009 (дата доступа: 15.10.2026); приложения № 1 и № 2.</w:t>
       </w:r>
     </w:p>
-    <w:tbl>
-      <w:tblPr>
-        <w:tblStyle w:val="TableGrid"/>
-        <w:tblW w:type="auto" w:w="0"/>
-        <w:tblLook w:firstColumn="1" w:firstRow="1" w:lastColumn="0" w:lastRow="0" w:noHBand="0" w:noVBand="1" w:val="04A0"/>
-      </w:tblPr>
-      <w:tblGrid>
-        <w:gridCol w:w="2160"/>
-        <w:gridCol w:w="2160"/>
-        <w:gridCol w:w="2160"/>
-        <w:gridCol w:w="2160"/>
-      </w:tblGrid>
-      <w:tr>
-        <w:tc>
-          <w:tcPr>
-            <w:tcW w:type="dxa" w:w="2160"/>
-          </w:tcPr>
-          <w:p>
-            <w:r>
-              <w:t>№</w:t>
-            </w:r>
-          </w:p>
-        </w:tc>
-        <w:tc>
-          <w:tcPr>
-            <w:tcW w:type="dxa" w:w="2160"/>
-          </w:tcPr>
-          <w:p>
-            <w:r>
-              <w:t>Пункт проверки</w:t>
-            </w:r>
-          </w:p>
-        </w:tc>
-        <w:tc>
-          <w:tcPr>
-            <w:tcW w:type="dxa" w:w="2160"/>
-          </w:tcPr>
-          <w:p>
-            <w:r>
-              <w:t>Статус</w:t>
-            </w:r>
-          </w:p>
-        </w:tc>
-        <w:tc>
-          <w:tcPr>
-            <w:tcW w:type="dxa" w:w="2160"/>
-          </w:tcPr>
-          <w:p>
-            <w:r>
-              <w:t>Замечание</w:t>
-            </w:r>
-          </w:p>
-        </w:tc>
-      </w:tr>
-      <w:tr>
-        <w:tc>
-          <w:tcPr>
-            <w:tcW w:type="dxa" w:w="2160"/>
-          </w:tcPr>
-          <w:p>
-            <w:r>
-              <w:t>3.1</w:t>
-            </w:r>
-          </w:p>
-        </w:tc>
-        <w:tc>
-          <w:tcPr>
-            <w:tcW w:type="dxa" w:w="2160"/>
-          </w:tcPr>
-          <w:p>
-            <w:r>
-              <w:t>Схемы составлены по ГОСТ 21.101-2020</w:t>
-            </w:r>
-          </w:p>
-        </w:tc>
-        <w:tc>
-          <w:tcPr>
-            <w:tcW w:type="dxa" w:w="2160"/>
-          </w:tcPr>
-          <w:p>
-            <w:r>
-              <w:t>☐</w:t>
-            </w:r>
-          </w:p>
-        </w:tc>
-        <w:tc>
-          <w:tcPr>
-            <w:tcW w:type="dxa" w:w="2160"/>
-          </w:tcPr>
-          <w:p>
-            <w:r/>
-          </w:p>
-        </w:tc>
-      </w:tr>
-      <w:tr>
-        <w:tc>
-          <w:tcPr>
-            <w:tcW w:type="dxa" w:w="2160"/>
-          </w:tcPr>
-          <w:p>
-            <w:r>
-              <w:t>3.2</w:t>
-            </w:r>
-          </w:p>
-        </w:tc>
-        <w:tc>
-          <w:tcPr>
-            <w:tcW w:type="dxa" w:w="2160"/>
-          </w:tcPr>
-          <w:p>
-            <w:r>
-              <w:t>Штамп 'Исполнительная' заполнен</w:t>
-            </w:r>
-          </w:p>
-        </w:tc>
-        <w:tc>
-          <w:tcPr>
-            <w:tcW w:type="dxa" w:w="2160"/>
-          </w:tcPr>
-          <w:p>
-            <w:r>
-              <w:t>☐</w:t>
-            </w:r>
-          </w:p>
-        </w:tc>
-        <w:tc>
-          <w:tcPr>
-            <w:tcW w:type="dxa" w:w="2160"/>
-          </w:tcPr>
-          <w:p>
-            <w:r/>
-          </w:p>
-        </w:tc>
-      </w:tr>
-      <w:tr>
-        <w:tc>
-          <w:tcPr>
-            <w:tcW w:type="dxa" w:w="2160"/>
-          </w:tcPr>
-          <w:p>
-            <w:r>
-              <w:t>3.3</w:t>
-            </w:r>
-          </w:p>
-        </w:tc>
-        <w:tc>
-          <w:tcPr>
-            <w:tcW w:type="dxa" w:w="2160"/>
-          </w:tcPr>
-          <w:p>
-            <w:r>
-              <w:t>Подписи: составил, проверил, начальник ПТО</w:t>
-            </w:r>
-          </w:p>
-        </w:tc>
-        <w:tc>
-          <w:tcPr>
-            <w:tcW w:type="dxa" w:w="2160"/>
-          </w:tcPr>
-          <w:p>
-            <w:r>
-              <w:t>☐</w:t>
-            </w:r>
-          </w:p>
-        </w:tc>
-        <w:tc>
-          <w:tcPr>
-            <w:tcW w:type="dxa" w:w="2160"/>
-          </w:tcPr>
-          <w:p>
-            <w:r/>
-          </w:p>
-        </w:tc>
-      </w:tr>
-      <w:tr>
-        <w:tc>
-          <w:tcPr>
-            <w:tcW w:type="dxa" w:w="2160"/>
-          </w:tcPr>
-          <w:p>
-            <w:r>
-              <w:t>3.4</w:t>
-            </w:r>
-          </w:p>
-        </w:tc>
-        <w:tc>
-          <w:tcPr>
-            <w:tcW w:type="dxa" w:w="2160"/>
-          </w:tcPr>
-          <w:p>
-            <w:r>
-              <w:t>Привязка к осям и отметкам</w:t>
-            </w:r>
-          </w:p>
-        </w:tc>
-        <w:tc>
-          <w:tcPr>
-            <w:tcW w:type="dxa" w:w="2160"/>
-          </w:tcPr>
-          <w:p>
-            <w:r>
-              <w:t>☐</w:t>
-            </w:r>
-          </w:p>
-        </w:tc>
-        <w:tc>
-          <w:tcPr>
-            <w:tcW w:type="dxa" w:w="2160"/>
-          </w:tcPr>
-          <w:p>
-            <w:r/>
-          </w:p>
-        </w:tc>
-      </w:tr>
-      <w:tr>
-        <w:tc>
-          <w:tcPr>
-            <w:tcW w:type="dxa" w:w="2160"/>
-          </w:tcPr>
-          <w:p>
-            <w:r>
-              <w:t>3.5</w:t>
-            </w:r>
-          </w:p>
-        </w:tc>
-        <w:tc>
-          <w:tcPr>
-            <w:tcW w:type="dxa" w:w="2160"/>
-          </w:tcPr>
-          <w:p>
-            <w:r>
-              <w:t>Масштаб указан и соответствует</w:t>
-            </w:r>
-          </w:p>
-        </w:tc>
-        <w:tc>
-          <w:tcPr>
-            <w:tcW w:type="dxa" w:w="2160"/>
-          </w:tcPr>
-          <w:p>
-            <w:r>
-              <w:t>☐</w:t>
-            </w:r>
-          </w:p>
-        </w:tc>
-        <w:tc>
-          <w:tcPr>
-            <w:tcW w:type="dxa" w:w="2160"/>
-          </w:tcPr>
-          <w:p>
-            <w:r/>
-          </w:p>
-        </w:tc>
-      </w:tr>
-    </w:tbl>
-    <w:p/>
-    <w:p>
-      <w:pPr>
-        <w:pStyle w:val="Heading1"/>
-      </w:pPr>
-      <w:r>
-        <w:t>Раздел 4. Сертификаты и паспорта</w:t>
-      </w:r>
-    </w:p>
-    <w:tbl>
-      <w:tblPr>
-        <w:tblStyle w:val="TableGrid"/>
-        <w:tblW w:type="auto" w:w="0"/>
-        <w:tblLook w:firstColumn="1" w:firstRow="1" w:lastColumn="0" w:lastRow="0" w:noHBand="0" w:noVBand="1" w:val="04A0"/>
-      </w:tblPr>
-      <w:tblGrid>
-        <w:gridCol w:w="2160"/>
-        <w:gridCol w:w="2160"/>
-        <w:gridCol w:w="2160"/>
-        <w:gridCol w:w="2160"/>
-      </w:tblGrid>
-      <w:tr>
-        <w:tc>
-          <w:tcPr>
-            <w:tcW w:type="dxa" w:w="2160"/>
-          </w:tcPr>
-          <w:p>
-            <w:r>
-              <w:t>№</w:t>
-            </w:r>
-          </w:p>
-        </w:tc>
-        <w:tc>
-          <w:tcPr>
-            <w:tcW w:type="dxa" w:w="2160"/>
-          </w:tcPr>
-          <w:p>
-            <w:r>
-              <w:t>Пункт проверки</w:t>
-            </w:r>
-          </w:p>
-        </w:tc>
-        <w:tc>
-          <w:tcPr>
-            <w:tcW w:type="dxa" w:w="2160"/>
-          </w:tcPr>
-          <w:p>
-            <w:r>
-              <w:t>Статус</w:t>
-            </w:r>
-          </w:p>
-        </w:tc>
-        <w:tc>
-          <w:tcPr>
-            <w:tcW w:type="dxa" w:w="2160"/>
-          </w:tcPr>
-          <w:p>
-            <w:r>
-              <w:t>Замечание</w:t>
-            </w:r>
-          </w:p>
-        </w:tc>
-      </w:tr>
-      <w:tr>
-        <w:tc>
-          <w:tcPr>
-            <w:tcW w:type="dxa" w:w="2160"/>
-          </w:tcPr>
-          <w:p>
-            <w:r>
-              <w:t>4.1</w:t>
-            </w:r>
-          </w:p>
-        </w:tc>
-        <w:tc>
-          <w:tcPr>
-            <w:tcW w:type="dxa" w:w="2160"/>
-          </w:tcPr>
-          <w:p>
-            <w:r>
-              <w:t>Все сертификаты действуют на дату работ</w:t>
-            </w:r>
-          </w:p>
-        </w:tc>
-        <w:tc>
-          <w:tcPr>
-            <w:tcW w:type="dxa" w:w="2160"/>
-          </w:tcPr>
-          <w:p>
-            <w:r>
-              <w:t>☐</w:t>
-            </w:r>
-          </w:p>
-        </w:tc>
-        <w:tc>
-          <w:tcPr>
-            <w:tcW w:type="dxa" w:w="2160"/>
-          </w:tcPr>
-          <w:p>
-            <w:r/>
-          </w:p>
-        </w:tc>
-      </w:tr>
-      <w:tr>
-        <w:tc>
-          <w:tcPr>
-            <w:tcW w:type="dxa" w:w="2160"/>
-          </w:tcPr>
-          <w:p>
-            <w:r>
-              <w:t>4.2</w:t>
-            </w:r>
-          </w:p>
-        </w:tc>
-        <w:tc>
-          <w:tcPr>
-            <w:tcW w:type="dxa" w:w="2160"/>
-          </w:tcPr>
-          <w:p>
-            <w:r>
-              <w:t>Сертификаты соответствуют маркам материалов</w:t>
-            </w:r>
-          </w:p>
-        </w:tc>
-        <w:tc>
-          <w:tcPr>
-            <w:tcW w:type="dxa" w:w="2160"/>
-          </w:tcPr>
-          <w:p>
-            <w:r>
-              <w:t>☐</w:t>
-            </w:r>
-          </w:p>
-        </w:tc>
-        <w:tc>
-          <w:tcPr>
-            <w:tcW w:type="dxa" w:w="2160"/>
-          </w:tcPr>
-          <w:p>
-            <w:r/>
-          </w:p>
-        </w:tc>
-      </w:tr>
-      <w:tr>
-        <w:tc>
-          <w:tcPr>
-            <w:tcW w:type="dxa" w:w="2160"/>
-          </w:tcPr>
-          <w:p>
-            <w:r>
-              <w:t>4.3</w:t>
-            </w:r>
-          </w:p>
-        </w:tc>
-        <w:tc>
-          <w:tcPr>
-            <w:tcW w:type="dxa" w:w="2160"/>
-          </w:tcPr>
-          <w:p>
-            <w:r>
-              <w:t>Паспорта на изделия: полные, не копии без оригинала</w:t>
-            </w:r>
-          </w:p>
-        </w:tc>
-        <w:tc>
-          <w:tcPr>
-            <w:tcW w:type="dxa" w:w="2160"/>
-          </w:tcPr>
-          <w:p>
-            <w:r>
-              <w:t>☐</w:t>
-            </w:r>
-          </w:p>
-        </w:tc>
-        <w:tc>
-          <w:tcPr>
-            <w:tcW w:type="dxa" w:w="2160"/>
-          </w:tcPr>
-          <w:p>
-            <w:r/>
-          </w:p>
-        </w:tc>
-      </w:tr>
-      <w:tr>
-        <w:tc>
-          <w:tcPr>
-            <w:tcW w:type="dxa" w:w="2160"/>
-          </w:tcPr>
-          <w:p>
-            <w:r>
-              <w:t>4.4</w:t>
-            </w:r>
-          </w:p>
-        </w:tc>
-        <w:tc>
-          <w:tcPr>
-            <w:tcW w:type="dxa" w:w="2160"/>
-          </w:tcPr>
-          <w:p>
-            <w:r>
-              <w:t>Заключения лабораторий: даты в периоде работ</w:t>
-            </w:r>
-          </w:p>
-        </w:tc>
-        <w:tc>
-          <w:tcPr>
-            <w:tcW w:type="dxa" w:w="2160"/>
-          </w:tcPr>
-          <w:p>
-            <w:r>
-              <w:t>☐</w:t>
-            </w:r>
-          </w:p>
-        </w:tc>
-        <w:tc>
-          <w:tcPr>
-            <w:tcW w:type="dxa" w:w="2160"/>
-          </w:tcPr>
-          <w:p>
-            <w:r/>
-          </w:p>
-        </w:tc>
-      </w:tr>
-    </w:tbl>
-    <w:p/>
-    <w:p>
-      <w:pPr>
-        <w:pStyle w:val="Heading1"/>
-      </w:pPr>
-      <w:r>
-        <w:t>Раздел 5. Акты скрытых работ (АОСР)</w:t>
-      </w:r>
-    </w:p>
-    <w:tbl>
-      <w:tblPr>
-        <w:tblStyle w:val="TableGrid"/>
-        <w:tblW w:type="auto" w:w="0"/>
-        <w:tblLook w:firstColumn="1" w:firstRow="1" w:lastColumn="0" w:lastRow="0" w:noHBand="0" w:noVBand="1" w:val="04A0"/>
-      </w:tblPr>
-      <w:tblGrid>
-        <w:gridCol w:w="2160"/>
-        <w:gridCol w:w="2160"/>
-        <w:gridCol w:w="2160"/>
-        <w:gridCol w:w="2160"/>
-      </w:tblGrid>
-      <w:tr>
-        <w:tc>
-          <w:tcPr>
-            <w:tcW w:type="dxa" w:w="2160"/>
-          </w:tcPr>
-          <w:p>
-            <w:r>
-              <w:t>№</w:t>
-            </w:r>
-          </w:p>
-        </w:tc>
-        <w:tc>
-          <w:tcPr>
-            <w:tcW w:type="dxa" w:w="2160"/>
-          </w:tcPr>
-          <w:p>
-            <w:r>
-              <w:t>Пункт проверки</w:t>
-            </w:r>
-          </w:p>
-        </w:tc>
-        <w:tc>
-          <w:tcPr>
-            <w:tcW w:type="dxa" w:w="2160"/>
-          </w:tcPr>
-          <w:p>
-            <w:r>
-              <w:t>Статус</w:t>
-            </w:r>
-          </w:p>
-        </w:tc>
-        <w:tc>
-          <w:tcPr>
-            <w:tcW w:type="dxa" w:w="2160"/>
-          </w:tcPr>
-          <w:p>
-            <w:r>
-              <w:t>Замечание</w:t>
-            </w:r>
-          </w:p>
-        </w:tc>
-      </w:tr>
-      <w:tr>
-        <w:tc>
-          <w:tcPr>
-            <w:tcW w:type="dxa" w:w="2160"/>
-          </w:tcPr>
-          <w:p>
-            <w:r>
-              <w:t>5.1</w:t>
-            </w:r>
-          </w:p>
-        </w:tc>
-        <w:tc>
-          <w:tcPr>
-            <w:tcW w:type="dxa" w:w="2160"/>
-          </w:tcPr>
-          <w:p>
-            <w:r>
-              <w:t>Все работы из КС-2 покрыты актами</w:t>
-            </w:r>
-          </w:p>
-        </w:tc>
-        <w:tc>
-          <w:tcPr>
-            <w:tcW w:type="dxa" w:w="2160"/>
-          </w:tcPr>
-          <w:p>
-            <w:r>
-              <w:t>☐</w:t>
-            </w:r>
-          </w:p>
-        </w:tc>
-        <w:tc>
-          <w:tcPr>
-            <w:tcW w:type="dxa" w:w="2160"/>
-          </w:tcPr>
-          <w:p>
-            <w:r/>
-          </w:p>
-        </w:tc>
-      </w:tr>
-      <w:tr>
-        <w:tc>
-          <w:tcPr>
-            <w:tcW w:type="dxa" w:w="2160"/>
-          </w:tcPr>
-          <w:p>
-            <w:r>
-              <w:t>5.2</w:t>
-            </w:r>
-          </w:p>
-        </w:tc>
-        <w:tc>
-          <w:tcPr>
-            <w:tcW w:type="dxa" w:w="2160"/>
-          </w:tcPr>
-          <w:p>
-            <w:r>
-              <w:t>Акты подписаны представителем заказчика</w:t>
-            </w:r>
-          </w:p>
-        </w:tc>
-        <w:tc>
-          <w:tcPr>
-            <w:tcW w:type="dxa" w:w="2160"/>
-          </w:tcPr>
-          <w:p>
-            <w:r>
-              <w:t>☐</w:t>
-            </w:r>
-          </w:p>
-        </w:tc>
-        <w:tc>
-          <w:tcPr>
-            <w:tcW w:type="dxa" w:w="2160"/>
-          </w:tcPr>
-          <w:p>
-            <w:r/>
-          </w:p>
-        </w:tc>
-      </w:tr>
-      <w:tr>
-        <w:tc>
-          <w:tcPr>
-            <w:tcW w:type="dxa" w:w="2160"/>
-          </w:tcPr>
-          <w:p>
-            <w:r>
-              <w:t>5.3</w:t>
-            </w:r>
-          </w:p>
-        </w:tc>
-        <w:tc>
-          <w:tcPr>
-            <w:tcW w:type="dxa" w:w="2160"/>
-          </w:tcPr>
-          <w:p>
-            <w:r>
-              <w:t>Акты подписаны представителем автора проекта</w:t>
-            </w:r>
-          </w:p>
-        </w:tc>
-        <w:tc>
-          <w:tcPr>
-            <w:tcW w:type="dxa" w:w="2160"/>
-          </w:tcPr>
-          <w:p>
-            <w:r>
-              <w:t>☐</w:t>
-            </w:r>
-          </w:p>
-        </w:tc>
-        <w:tc>
-          <w:tcPr>
-            <w:tcW w:type="dxa" w:w="2160"/>
-          </w:tcPr>
-          <w:p>
-            <w:r/>
-          </w:p>
-        </w:tc>
-      </w:tr>
-      <w:tr>
-        <w:tc>
-          <w:tcPr>
-            <w:tcW w:type="dxa" w:w="2160"/>
-          </w:tcPr>
-          <w:p>
-            <w:r>
-              <w:t>5.4</w:t>
-            </w:r>
-          </w:p>
-        </w:tc>
-        <w:tc>
-          <w:tcPr>
-            <w:tcW w:type="dxa" w:w="2160"/>
-          </w:tcPr>
-          <w:p>
-            <w:r>
-              <w:t>Акты подписаны руководителем работ</w:t>
-            </w:r>
-          </w:p>
-        </w:tc>
-        <w:tc>
-          <w:tcPr>
-            <w:tcW w:type="dxa" w:w="2160"/>
-          </w:tcPr>
-          <w:p>
-            <w:r>
-              <w:t>☐</w:t>
-            </w:r>
-          </w:p>
-        </w:tc>
-        <w:tc>
-          <w:tcPr>
-            <w:tcW w:type="dxa" w:w="2160"/>
-          </w:tcPr>
-          <w:p>
-            <w:r/>
-          </w:p>
-        </w:tc>
-      </w:tr>
-      <w:tr>
-        <w:tc>
-          <w:tcPr>
-            <w:tcW w:type="dxa" w:w="2160"/>
-          </w:tcPr>
-          <w:p>
-            <w:r>
-              <w:t>5.5</w:t>
-            </w:r>
-          </w:p>
-        </w:tc>
-        <w:tc>
-          <w:tcPr>
-            <w:tcW w:type="dxa" w:w="2160"/>
-          </w:tcPr>
-          <w:p>
-            <w:r>
-              <w:t>Даты актов меньше или равны дате окончания периода КС-2</w:t>
-            </w:r>
-          </w:p>
-        </w:tc>
-        <w:tc>
-          <w:tcPr>
-            <w:tcW w:type="dxa" w:w="2160"/>
-          </w:tcPr>
-          <w:p>
-            <w:r>
-              <w:t>☐</w:t>
-            </w:r>
-          </w:p>
-        </w:tc>
-        <w:tc>
-          <w:tcPr>
-            <w:tcW w:type="dxa" w:w="2160"/>
-          </w:tcPr>
-          <w:p>
-            <w:r/>
-          </w:p>
-        </w:tc>
-      </w:tr>
-    </w:tbl>
-    <w:p/>
     <w:sectPr>
-      <w:pgSz w:w="12240" w:h="15840"/>
-      <w:pgMar w:top="1440" w:right="1800" w:bottom="1440" w:left="1800" w:header="720" w:footer="720" w:gutter="0"/>
+      <w:headerReference w:type="default" r:id="rId9"/>
+      <w:footerReference w:type="default" r:id="rId10"/>
+      <w:pgSz w:w="11906" w:h="16838"/>
+      <w:pgMar w:top="964" w:right="1020" w:bottom="907" w:left="1020" w:header="397" w:footer="454" w:gutter="0"/>
       <w:cols w:space="720"/>
       <w:docGrid w:linePitch="360"/>
     </w:sectPr>
   </w:body>
 </w:document>
+</file>
+
+<file path=word/footer1.xml><?xml version="1.0" encoding="utf-8"?>
+<w:ftr xmlns:m="http://schemas.openxmlformats.org/officeDocument/2006/math" xmlns:mc="http://schemas.openxmlformats.org/markup-compatibility/2006" xmlns:mo="http://schemas.microsoft.com/office/mac/office/2008/main" xmlns:mv="urn:schemas-microsoft-com:mac:vml" xmlns:o="urn:schemas-microsoft-com:office:office" xmlns:r="http://schemas.openxmlformats.org/officeDocument/2006/relationships" xmlns:v="urn:schemas-microsoft-com:vml" xmlns:w10="urn:schemas-microsoft-com:office:word" xmlns:w14="http://schemas.microsoft.com/office/word/2010/wordml" xmlns:w="http://schemas.openxmlformats.org/wordprocessingml/2006/main" xmlns:wne="http://schemas.microsoft.com/office/word/2006/wordml" xmlns:wp14="http://schemas.microsoft.com/office/word/2010/wordprocessingDrawing" xmlns:wp="http://schemas.openxmlformats.org/drawingml/2006/wordprocessingDrawing" xmlns:wpc="http://schemas.microsoft.com/office/word/2010/wordprocessingCanvas" xmlns:wpg="http://schemas.microsoft.com/office/word/2010/wordprocessingGroup" xmlns:wpi="http://schemas.microsoft.com/office/word/2010/wordprocessingInk" xmlns:wps="http://schemas.microsoft.com/office/word/2010/wordprocessingShape" mc:Ignorable="w14 wp14">
+  <w:p>
+    <w:pPr>
+      <w:pStyle w:val="Footer"/>
+    </w:pPr>
+    <w:r>
+      <w:rPr>
+        <w:b w:val="0"/>
+        <w:i w:val="0"/>
+        <w:sz w:val="16"/>
+      </w:rPr>
+      <w:t xml:space="preserve">КС-2 / КС-3 • Проверочный лист    |    </w:t>
+    </w:r>
+    <w:fldSimple w:instr="PAGE"/>
+  </w:p>
+</w:ftr>
+</file>
+
+<file path=word/header1.xml><?xml version="1.0" encoding="utf-8"?>
+<w:hdr xmlns:m="http://schemas.openxmlformats.org/officeDocument/2006/math" xmlns:mc="http://schemas.openxmlformats.org/markup-compatibility/2006" xmlns:mo="http://schemas.microsoft.com/office/mac/office/2008/main" xmlns:mv="urn:schemas-microsoft-com:mac:vml" xmlns:o="urn:schemas-microsoft-com:office:office" xmlns:r="http://schemas.openxmlformats.org/officeDocument/2006/relationships" xmlns:v="urn:schemas-microsoft-com:vml" xmlns:w10="urn:schemas-microsoft-com:office:word" xmlns:w14="http://schemas.microsoft.com/office/word/2010/wordml" xmlns:w="http://schemas.openxmlformats.org/wordprocessingml/2006/main" xmlns:wne="http://schemas.microsoft.com/office/word/2006/wordml" xmlns:wp14="http://schemas.microsoft.com/office/word/2010/wordprocessingDrawing" xmlns:wp="http://schemas.openxmlformats.org/drawingml/2006/wordprocessingDrawing" xmlns:wpc="http://schemas.microsoft.com/office/word/2010/wordprocessingCanvas" xmlns:wpg="http://schemas.microsoft.com/office/word/2010/wordprocessingGroup" xmlns:wpi="http://schemas.microsoft.com/office/word/2010/wordprocessingInk" xmlns:wps="http://schemas.microsoft.com/office/word/2010/wordprocessingShape" mc:Ignorable="w14 wp14">
+  <w:p>
+    <w:pPr>
+      <w:pStyle w:val="Header"/>
+      <w:pBdr>
+        <w:bottom w:val="single" w:sz="9" w:color="AC9568" w:space="4"/>
+      </w:pBdr>
+    </w:pPr>
+    <w:r>
+      <w:rPr>
+        <w:b/>
+        <w:i w:val="0"/>
+        <w:sz w:val="16"/>
+      </w:rPr>
+      <w:t>МАРЖА В БЕТОНЕ  /  P3</w:t>
+    </w:r>
+  </w:p>
+</w:hdr>
 </file>
 
 <file path=word/numbering.xml><?xml version="1.0" encoding="utf-8"?>
@@ -1869,6 +4652,15 @@
     <w:name w:val="Normal"/>
     <w:qFormat/>
     <w:rsid w:val="00FC693F"/>
+    <w:pPr>
+      <w:spacing w:line="254" w:lineRule="auto" w:after="100"/>
+    </w:pPr>
+    <w:rPr>
+      <w:rFonts w:ascii="Arial" w:hAnsi="Arial"/>
+      <w:i w:val="0"/>
+      <w:color w:val="292C30"/>
+      <w:sz w:val="20"/>
+    </w:rPr>
   </w:style>
   <w:style w:type="paragraph" w:styleId="Header">
     <w:name w:val="header"/>
@@ -1884,6 +4676,11 @@
       </w:tabs>
       <w:spacing w:after="0" w:line="240" w:lineRule="auto"/>
     </w:pPr>
+    <w:rPr>
+      <w:rFonts w:ascii="Arial" w:hAnsi="Arial"/>
+      <w:i w:val="0"/>
+      <w:color w:val="292C30"/>
+    </w:rPr>
   </w:style>
   <w:style w:type="character" w:customStyle="1" w:styleId="HeaderChar">
     <w:name w:val="Header Char"/>
@@ -1891,6 +4688,11 @@
     <w:link w:val="Header"/>
     <w:uiPriority w:val="99"/>
     <w:rsid w:val="00E618BF"/>
+    <w:rPr>
+      <w:rFonts w:ascii="Arial" w:hAnsi="Arial"/>
+      <w:i w:val="0"/>
+      <w:color w:val="292C30"/>
+    </w:rPr>
   </w:style>
   <w:style w:type="paragraph" w:styleId="Footer">
     <w:name w:val="footer"/>
@@ -1906,6 +4708,11 @@
       </w:tabs>
       <w:spacing w:after="0" w:line="240" w:lineRule="auto"/>
     </w:pPr>
+    <w:rPr>
+      <w:rFonts w:ascii="Arial" w:hAnsi="Arial"/>
+      <w:i w:val="0"/>
+      <w:color w:val="292C30"/>
+    </w:rPr>
   </w:style>
   <w:style w:type="character" w:customStyle="1" w:styleId="FooterChar">
     <w:name w:val="Footer Char"/>
@@ -1913,6 +4720,11 @@
     <w:link w:val="Footer"/>
     <w:uiPriority w:val="99"/>
     <w:rsid w:val="00E618BF"/>
+    <w:rPr>
+      <w:rFonts w:ascii="Arial" w:hAnsi="Arial"/>
+      <w:i w:val="0"/>
+      <w:color w:val="292C30"/>
+    </w:rPr>
   </w:style>
   <w:style w:type="paragraph" w:styleId="Heading1">
     <w:name w:val="heading 1"/>
@@ -1925,15 +4737,16 @@
     <w:pPr>
       <w:keepNext/>
       <w:keepLines/>
-      <w:spacing w:before="480" w:after="0"/>
+      <w:spacing w:before="140" w:after="100"/>
       <w:outlineLvl w:val="0"/>
     </w:pPr>
     <w:rPr>
-      <w:rFonts w:asciiTheme="majorHAnsi" w:eastAsiaTheme="majorEastAsia" w:hAnsiTheme="majorHAnsi" w:cstheme="majorBidi"/>
+      <w:rFonts w:asciiTheme="majorHAnsi" w:eastAsiaTheme="majorEastAsia" w:hAnsiTheme="majorHAnsi" w:cstheme="majorBidi" w:ascii="Arial" w:hAnsi="Arial"/>
       <w:b/>
       <w:bCs/>
-      <w:color w:val="365F91" w:themeColor="accent1" w:themeShade="BF"/>
-      <w:sz w:val="28"/>
+      <w:i w:val="0"/>
+      <w:color w:val="292C30"/>
+      <w:sz w:val="26"/>
       <w:szCs w:val="28"/>
     </w:rPr>
   </w:style>
@@ -1949,15 +4762,16 @@
     <w:pPr>
       <w:keepNext/>
       <w:keepLines/>
-      <w:spacing w:before="200" w:after="0"/>
+      <w:spacing w:before="140" w:after="100"/>
       <w:outlineLvl w:val="1"/>
     </w:pPr>
     <w:rPr>
-      <w:rFonts w:asciiTheme="majorHAnsi" w:eastAsiaTheme="majorEastAsia" w:hAnsiTheme="majorHAnsi" w:cstheme="majorBidi"/>
+      <w:rFonts w:asciiTheme="majorHAnsi" w:eastAsiaTheme="majorEastAsia" w:hAnsiTheme="majorHAnsi" w:cstheme="majorBidi" w:ascii="Arial" w:hAnsi="Arial"/>
       <w:b/>
       <w:bCs/>
-      <w:color w:val="4F81BD" w:themeColor="accent1"/>
-      <w:sz w:val="26"/>
+      <w:i w:val="0"/>
+      <w:color w:val="292C30"/>
+      <w:sz w:val="22"/>
       <w:szCs w:val="26"/>
     </w:rPr>
   </w:style>
@@ -1977,10 +4791,11 @@
       <w:outlineLvl w:val="2"/>
     </w:pPr>
     <w:rPr>
-      <w:rFonts w:asciiTheme="majorHAnsi" w:eastAsiaTheme="majorEastAsia" w:hAnsiTheme="majorHAnsi" w:cstheme="majorBidi"/>
+      <w:rFonts w:asciiTheme="majorHAnsi" w:eastAsiaTheme="majorEastAsia" w:hAnsiTheme="majorHAnsi" w:cstheme="majorBidi" w:ascii="Arial" w:hAnsi="Arial"/>
       <w:b/>
       <w:bCs/>
-      <w:color w:val="4F81BD" w:themeColor="accent1"/>
+      <w:i w:val="0"/>
+      <w:color w:val="292C30"/>
     </w:rPr>
   </w:style>
   <w:style w:type="paragraph" w:styleId="Heading4">
@@ -2000,12 +4815,12 @@
       <w:outlineLvl w:val="3"/>
     </w:pPr>
     <w:rPr>
-      <w:rFonts w:asciiTheme="majorHAnsi" w:eastAsiaTheme="majorEastAsia" w:hAnsiTheme="majorHAnsi" w:cstheme="majorBidi"/>
+      <w:rFonts w:asciiTheme="majorHAnsi" w:eastAsiaTheme="majorEastAsia" w:hAnsiTheme="majorHAnsi" w:cstheme="majorBidi" w:ascii="Arial" w:hAnsi="Arial"/>
       <w:b/>
       <w:bCs/>
-      <w:i/>
-      <w:iCs/>
-      <w:color w:val="4F81BD" w:themeColor="accent1"/>
+      <w:i w:val="0"/>
+      <w:iCs w:val="0"/>
+      <w:color w:val="292C30"/>
     </w:rPr>
   </w:style>
   <w:style w:type="paragraph" w:styleId="Heading5">
@@ -2025,8 +4840,9 @@
       <w:outlineLvl w:val="4"/>
     </w:pPr>
     <w:rPr>
-      <w:rFonts w:asciiTheme="majorHAnsi" w:eastAsiaTheme="majorEastAsia" w:hAnsiTheme="majorHAnsi" w:cstheme="majorBidi"/>
-      <w:color w:val="243F60" w:themeColor="accent1" w:themeShade="7F"/>
+      <w:rFonts w:asciiTheme="majorHAnsi" w:eastAsiaTheme="majorEastAsia" w:hAnsiTheme="majorHAnsi" w:cstheme="majorBidi" w:ascii="Arial" w:hAnsi="Arial"/>
+      <w:i w:val="0"/>
+      <w:color w:val="292C30"/>
     </w:rPr>
   </w:style>
   <w:style w:type="paragraph" w:styleId="Heading6">
@@ -2046,10 +4862,10 @@
       <w:outlineLvl w:val="5"/>
     </w:pPr>
     <w:rPr>
-      <w:rFonts w:asciiTheme="majorHAnsi" w:eastAsiaTheme="majorEastAsia" w:hAnsiTheme="majorHAnsi" w:cstheme="majorBidi"/>
-      <w:i/>
-      <w:iCs/>
-      <w:color w:val="243F60" w:themeColor="accent1" w:themeShade="7F"/>
+      <w:rFonts w:asciiTheme="majorHAnsi" w:eastAsiaTheme="majorEastAsia" w:hAnsiTheme="majorHAnsi" w:cstheme="majorBidi" w:ascii="Arial" w:hAnsi="Arial"/>
+      <w:i w:val="0"/>
+      <w:iCs w:val="0"/>
+      <w:color w:val="292C30"/>
     </w:rPr>
   </w:style>
   <w:style w:type="paragraph" w:styleId="Heading7">
@@ -2069,10 +4885,10 @@
       <w:outlineLvl w:val="6"/>
     </w:pPr>
     <w:rPr>
-      <w:rFonts w:asciiTheme="majorHAnsi" w:eastAsiaTheme="majorEastAsia" w:hAnsiTheme="majorHAnsi" w:cstheme="majorBidi"/>
-      <w:i/>
-      <w:iCs/>
-      <w:color w:val="404040" w:themeColor="text1" w:themeTint="BF"/>
+      <w:rFonts w:asciiTheme="majorHAnsi" w:eastAsiaTheme="majorEastAsia" w:hAnsiTheme="majorHAnsi" w:cstheme="majorBidi" w:ascii="Arial" w:hAnsi="Arial"/>
+      <w:i w:val="0"/>
+      <w:iCs w:val="0"/>
+      <w:color w:val="292C30"/>
     </w:rPr>
   </w:style>
   <w:style w:type="paragraph" w:styleId="Heading8">
@@ -2092,8 +4908,9 @@
       <w:outlineLvl w:val="7"/>
     </w:pPr>
     <w:rPr>
-      <w:rFonts w:asciiTheme="majorHAnsi" w:eastAsiaTheme="majorEastAsia" w:hAnsiTheme="majorHAnsi" w:cstheme="majorBidi"/>
-      <w:color w:val="4F81BD" w:themeColor="accent1"/>
+      <w:rFonts w:asciiTheme="majorHAnsi" w:eastAsiaTheme="majorEastAsia" w:hAnsiTheme="majorHAnsi" w:cstheme="majorBidi" w:ascii="Arial" w:hAnsi="Arial"/>
+      <w:i w:val="0"/>
+      <w:color w:val="292C30"/>
       <w:sz w:val="20"/>
       <w:szCs w:val="20"/>
     </w:rPr>
@@ -2115,10 +4932,10 @@
       <w:outlineLvl w:val="8"/>
     </w:pPr>
     <w:rPr>
-      <w:rFonts w:asciiTheme="majorHAnsi" w:eastAsiaTheme="majorEastAsia" w:hAnsiTheme="majorHAnsi" w:cstheme="majorBidi"/>
-      <w:i/>
-      <w:iCs/>
-      <w:color w:val="404040" w:themeColor="text1" w:themeTint="BF"/>
+      <w:rFonts w:asciiTheme="majorHAnsi" w:eastAsiaTheme="majorEastAsia" w:hAnsiTheme="majorHAnsi" w:cstheme="majorBidi" w:ascii="Arial" w:hAnsi="Arial"/>
+      <w:i w:val="0"/>
+      <w:iCs w:val="0"/>
+      <w:color w:val="292C30"/>
       <w:sz w:val="20"/>
       <w:szCs w:val="20"/>
     </w:rPr>
@@ -2128,6 +4945,11 @@
     <w:uiPriority w:val="1"/>
     <w:semiHidden/>
     <w:unhideWhenUsed/>
+    <w:rPr>
+      <w:rFonts w:ascii="Arial" w:hAnsi="Arial"/>
+      <w:i w:val="0"/>
+      <w:color w:val="292C30"/>
+    </w:rPr>
   </w:style>
   <w:style w:type="table" w:default="1" w:styleId="TableNormal">
     <w:name w:val="Normal Table"/>
@@ -2158,6 +4980,11 @@
     <w:pPr>
       <w:spacing w:after="0" w:line="240" w:lineRule="auto"/>
     </w:pPr>
+    <w:rPr>
+      <w:rFonts w:ascii="Arial" w:hAnsi="Arial"/>
+      <w:i w:val="0"/>
+      <w:color w:val="292C30"/>
+    </w:rPr>
   </w:style>
   <w:style w:type="character" w:customStyle="1" w:styleId="Heading1Char">
     <w:name w:val="Heading 1 Char"/>
@@ -2166,10 +4993,11 @@
     <w:uiPriority w:val="9"/>
     <w:rsid w:val="00FC693F"/>
     <w:rPr>
-      <w:rFonts w:asciiTheme="majorHAnsi" w:eastAsiaTheme="majorEastAsia" w:hAnsiTheme="majorHAnsi" w:cstheme="majorBidi"/>
+      <w:rFonts w:asciiTheme="majorHAnsi" w:eastAsiaTheme="majorEastAsia" w:hAnsiTheme="majorHAnsi" w:cstheme="majorBidi" w:ascii="Arial" w:hAnsi="Arial"/>
       <w:b/>
       <w:bCs/>
-      <w:color w:val="365F91" w:themeColor="accent1" w:themeShade="BF"/>
+      <w:i w:val="0"/>
+      <w:color w:val="292C30"/>
       <w:sz w:val="28"/>
       <w:szCs w:val="28"/>
     </w:rPr>
@@ -2181,10 +5009,11 @@
     <w:uiPriority w:val="9"/>
     <w:rsid w:val="00FC693F"/>
     <w:rPr>
-      <w:rFonts w:asciiTheme="majorHAnsi" w:eastAsiaTheme="majorEastAsia" w:hAnsiTheme="majorHAnsi" w:cstheme="majorBidi"/>
+      <w:rFonts w:asciiTheme="majorHAnsi" w:eastAsiaTheme="majorEastAsia" w:hAnsiTheme="majorHAnsi" w:cstheme="majorBidi" w:ascii="Arial" w:hAnsi="Arial"/>
       <w:b/>
       <w:bCs/>
-      <w:color w:val="4F81BD" w:themeColor="accent1"/>
+      <w:i w:val="0"/>
+      <w:color w:val="292C30"/>
       <w:sz w:val="26"/>
       <w:szCs w:val="26"/>
     </w:rPr>
@@ -2196,10 +5025,11 @@
     <w:uiPriority w:val="9"/>
     <w:rsid w:val="00FC693F"/>
     <w:rPr>
-      <w:rFonts w:asciiTheme="majorHAnsi" w:eastAsiaTheme="majorEastAsia" w:hAnsiTheme="majorHAnsi" w:cstheme="majorBidi"/>
+      <w:rFonts w:asciiTheme="majorHAnsi" w:eastAsiaTheme="majorEastAsia" w:hAnsiTheme="majorHAnsi" w:cstheme="majorBidi" w:ascii="Arial" w:hAnsi="Arial"/>
       <w:b/>
       <w:bCs/>
-      <w:color w:val="4F81BD" w:themeColor="accent1"/>
+      <w:i w:val="0"/>
+      <w:color w:val="292C30"/>
     </w:rPr>
   </w:style>
   <w:style w:type="paragraph" w:styleId="Title">
@@ -2211,18 +5041,17 @@
     <w:qFormat/>
     <w:rsid w:val="00FC693F"/>
     <w:pPr>
-      <w:pBdr>
-        <w:bottom w:val="single" w:sz="8" w:space="4" w:color="4F81BD" w:themeColor="accent1"/>
-      </w:pBdr>
-      <w:spacing w:after="300" w:line="240" w:lineRule="auto"/>
+      <w:spacing w:after="100" w:line="240" w:lineRule="auto" w:before="140"/>
       <w:contextualSpacing/>
     </w:pPr>
     <w:rPr>
-      <w:rFonts w:asciiTheme="majorHAnsi" w:eastAsiaTheme="majorEastAsia" w:hAnsiTheme="majorHAnsi" w:cstheme="majorBidi"/>
-      <w:color w:val="17365D" w:themeColor="text2" w:themeShade="BF"/>
+      <w:rFonts w:asciiTheme="majorHAnsi" w:eastAsiaTheme="majorEastAsia" w:hAnsiTheme="majorHAnsi" w:cstheme="majorBidi" w:ascii="Arial" w:hAnsi="Arial"/>
+      <w:b/>
+      <w:i w:val="0"/>
+      <w:color w:val="292C30"/>
       <w:spacing w:val="5"/>
       <w:kern w:val="28"/>
-      <w:sz w:val="52"/>
+      <w:sz w:val="34"/>
       <w:szCs w:val="52"/>
     </w:rPr>
   </w:style>
@@ -2233,8 +5062,9 @@
     <w:uiPriority w:val="10"/>
     <w:rsid w:val="00FC693F"/>
     <w:rPr>
-      <w:rFonts w:asciiTheme="majorHAnsi" w:eastAsiaTheme="majorEastAsia" w:hAnsiTheme="majorHAnsi" w:cstheme="majorBidi"/>
-      <w:color w:val="17365D" w:themeColor="text2" w:themeShade="BF"/>
+      <w:rFonts w:asciiTheme="majorHAnsi" w:eastAsiaTheme="majorEastAsia" w:hAnsiTheme="majorHAnsi" w:cstheme="majorBidi" w:ascii="Arial" w:hAnsi="Arial"/>
+      <w:i w:val="0"/>
+      <w:color w:val="292C30"/>
       <w:spacing w:val="5"/>
       <w:kern w:val="28"/>
       <w:sz w:val="52"/>
@@ -2255,10 +5085,10 @@
       </w:numPr>
     </w:pPr>
     <w:rPr>
-      <w:rFonts w:asciiTheme="majorHAnsi" w:eastAsiaTheme="majorEastAsia" w:hAnsiTheme="majorHAnsi" w:cstheme="majorBidi"/>
-      <w:i/>
-      <w:iCs/>
-      <w:color w:val="4F81BD" w:themeColor="accent1"/>
+      <w:rFonts w:asciiTheme="majorHAnsi" w:eastAsiaTheme="majorEastAsia" w:hAnsiTheme="majorHAnsi" w:cstheme="majorBidi" w:ascii="Arial" w:hAnsi="Arial"/>
+      <w:i w:val="0"/>
+      <w:iCs w:val="0"/>
+      <w:color w:val="292C30"/>
       <w:spacing w:val="15"/>
       <w:sz w:val="24"/>
       <w:szCs w:val="24"/>
@@ -2271,10 +5101,10 @@
     <w:uiPriority w:val="11"/>
     <w:rsid w:val="00FC693F"/>
     <w:rPr>
-      <w:rFonts w:asciiTheme="majorHAnsi" w:eastAsiaTheme="majorEastAsia" w:hAnsiTheme="majorHAnsi" w:cstheme="majorBidi"/>
-      <w:i/>
-      <w:iCs/>
-      <w:color w:val="4F81BD" w:themeColor="accent1"/>
+      <w:rFonts w:asciiTheme="majorHAnsi" w:eastAsiaTheme="majorEastAsia" w:hAnsiTheme="majorHAnsi" w:cstheme="majorBidi" w:ascii="Arial" w:hAnsi="Arial"/>
+      <w:i w:val="0"/>
+      <w:iCs w:val="0"/>
+      <w:color w:val="292C30"/>
       <w:spacing w:val="15"/>
       <w:sz w:val="24"/>
       <w:szCs w:val="24"/>
@@ -2290,6 +5120,11 @@
       <w:ind w:left="720"/>
       <w:contextualSpacing/>
     </w:pPr>
+    <w:rPr>
+      <w:rFonts w:ascii="Arial" w:hAnsi="Arial"/>
+      <w:i w:val="0"/>
+      <w:color w:val="292C30"/>
+    </w:rPr>
   </w:style>
   <w:style w:type="paragraph" w:styleId="BodyText">
     <w:name w:val="Body Text"/>
@@ -2301,6 +5136,11 @@
     <w:pPr>
       <w:spacing w:after="120"/>
     </w:pPr>
+    <w:rPr>
+      <w:rFonts w:ascii="Arial" w:hAnsi="Arial"/>
+      <w:i w:val="0"/>
+      <w:color w:val="292C30"/>
+    </w:rPr>
   </w:style>
   <w:style w:type="character" w:customStyle="1" w:styleId="BodyTextChar">
     <w:name w:val="Body Text Char"/>
@@ -2308,6 +5148,11 @@
     <w:link w:val="BodyText"/>
     <w:uiPriority w:val="99"/>
     <w:rsid w:val="00AA1D8D"/>
+    <w:rPr>
+      <w:rFonts w:ascii="Arial" w:hAnsi="Arial"/>
+      <w:i w:val="0"/>
+      <w:color w:val="292C30"/>
+    </w:rPr>
   </w:style>
   <w:style w:type="paragraph" w:styleId="BodyText2">
     <w:name w:val="Body Text 2"/>
@@ -2319,6 +5164,11 @@
     <w:pPr>
       <w:spacing w:after="120" w:line="480" w:lineRule="auto"/>
     </w:pPr>
+    <w:rPr>
+      <w:rFonts w:ascii="Arial" w:hAnsi="Arial"/>
+      <w:i w:val="0"/>
+      <w:color w:val="292C30"/>
+    </w:rPr>
   </w:style>
   <w:style w:type="character" w:customStyle="1" w:styleId="BodyText2Char">
     <w:name w:val="Body Text 2 Char"/>
@@ -2326,6 +5176,11 @@
     <w:link w:val="BodyText2"/>
     <w:uiPriority w:val="99"/>
     <w:rsid w:val="00AA1D8D"/>
+    <w:rPr>
+      <w:rFonts w:ascii="Arial" w:hAnsi="Arial"/>
+      <w:i w:val="0"/>
+      <w:color w:val="292C30"/>
+    </w:rPr>
   </w:style>
   <w:style w:type="paragraph" w:styleId="BodyText3">
     <w:name w:val="Body Text 3"/>
@@ -2338,6 +5193,9 @@
       <w:spacing w:after="120"/>
     </w:pPr>
     <w:rPr>
+      <w:rFonts w:ascii="Arial" w:hAnsi="Arial"/>
+      <w:i w:val="0"/>
+      <w:color w:val="292C30"/>
       <w:sz w:val="16"/>
       <w:szCs w:val="16"/>
     </w:rPr>
@@ -2349,6 +5207,9 @@
     <w:uiPriority w:val="99"/>
     <w:rsid w:val="00AA1D8D"/>
     <w:rPr>
+      <w:rFonts w:ascii="Arial" w:hAnsi="Arial"/>
+      <w:i w:val="0"/>
+      <w:color w:val="292C30"/>
       <w:sz w:val="16"/>
       <w:szCs w:val="16"/>
     </w:rPr>
@@ -2363,6 +5224,11 @@
       <w:ind w:left="360" w:hanging="360"/>
       <w:contextualSpacing/>
     </w:pPr>
+    <w:rPr>
+      <w:rFonts w:ascii="Arial" w:hAnsi="Arial"/>
+      <w:i w:val="0"/>
+      <w:color w:val="292C30"/>
+    </w:rPr>
   </w:style>
   <w:style w:type="paragraph" w:styleId="List2">
     <w:name w:val="List 2"/>
@@ -2374,6 +5240,11 @@
       <w:ind w:left="720" w:hanging="360"/>
       <w:contextualSpacing/>
     </w:pPr>
+    <w:rPr>
+      <w:rFonts w:ascii="Arial" w:hAnsi="Arial"/>
+      <w:i w:val="0"/>
+      <w:color w:val="292C30"/>
+    </w:rPr>
   </w:style>
   <w:style w:type="paragraph" w:styleId="List3">
     <w:name w:val="List 3"/>
@@ -2385,6 +5256,11 @@
       <w:ind w:left="1080" w:hanging="360"/>
       <w:contextualSpacing/>
     </w:pPr>
+    <w:rPr>
+      <w:rFonts w:ascii="Arial" w:hAnsi="Arial"/>
+      <w:i w:val="0"/>
+      <w:color w:val="292C30"/>
+    </w:rPr>
   </w:style>
   <w:style w:type="paragraph" w:styleId="ListBullet">
     <w:name w:val="List Bullet"/>
@@ -2398,6 +5274,11 @@
       </w:numPr>
       <w:contextualSpacing/>
     </w:pPr>
+    <w:rPr>
+      <w:rFonts w:ascii="Arial" w:hAnsi="Arial"/>
+      <w:i w:val="0"/>
+      <w:color w:val="292C30"/>
+    </w:rPr>
   </w:style>
   <w:style w:type="paragraph" w:styleId="ListBullet2">
     <w:name w:val="List Bullet 2"/>
@@ -2411,6 +5292,11 @@
       </w:numPr>
       <w:contextualSpacing/>
     </w:pPr>
+    <w:rPr>
+      <w:rFonts w:ascii="Arial" w:hAnsi="Arial"/>
+      <w:i w:val="0"/>
+      <w:color w:val="292C30"/>
+    </w:rPr>
   </w:style>
   <w:style w:type="paragraph" w:styleId="ListBullet3">
     <w:name w:val="List Bullet 3"/>
@@ -2424,6 +5310,11 @@
       </w:numPr>
       <w:contextualSpacing/>
     </w:pPr>
+    <w:rPr>
+      <w:rFonts w:ascii="Arial" w:hAnsi="Arial"/>
+      <w:i w:val="0"/>
+      <w:color w:val="292C30"/>
+    </w:rPr>
   </w:style>
   <w:style w:type="paragraph" w:styleId="ListNumber">
     <w:name w:val="List Number"/>
@@ -2437,6 +5328,11 @@
       </w:numPr>
       <w:contextualSpacing/>
     </w:pPr>
+    <w:rPr>
+      <w:rFonts w:ascii="Arial" w:hAnsi="Arial"/>
+      <w:i w:val="0"/>
+      <w:color w:val="292C30"/>
+    </w:rPr>
   </w:style>
   <w:style w:type="paragraph" w:styleId="ListNumber2">
     <w:name w:val="List Number 2"/>
@@ -2450,6 +5346,11 @@
       </w:numPr>
       <w:contextualSpacing/>
     </w:pPr>
+    <w:rPr>
+      <w:rFonts w:ascii="Arial" w:hAnsi="Arial"/>
+      <w:i w:val="0"/>
+      <w:color w:val="292C30"/>
+    </w:rPr>
   </w:style>
   <w:style w:type="paragraph" w:styleId="ListNumber3">
     <w:name w:val="List Number 3"/>
@@ -2463,6 +5364,11 @@
       </w:numPr>
       <w:contextualSpacing/>
     </w:pPr>
+    <w:rPr>
+      <w:rFonts w:ascii="Arial" w:hAnsi="Arial"/>
+      <w:i w:val="0"/>
+      <w:color w:val="292C30"/>
+    </w:rPr>
   </w:style>
   <w:style w:type="paragraph" w:styleId="ListContinue">
     <w:name w:val="List Continue"/>
@@ -2475,6 +5381,11 @@
       <w:ind w:left="360"/>
       <w:contextualSpacing/>
     </w:pPr>
+    <w:rPr>
+      <w:rFonts w:ascii="Arial" w:hAnsi="Arial"/>
+      <w:i w:val="0"/>
+      <w:color w:val="292C30"/>
+    </w:rPr>
   </w:style>
   <w:style w:type="paragraph" w:styleId="ListContinue2">
     <w:name w:val="List Continue 2"/>
@@ -2487,6 +5398,11 @@
       <w:ind w:left="720"/>
       <w:contextualSpacing/>
     </w:pPr>
+    <w:rPr>
+      <w:rFonts w:ascii="Arial" w:hAnsi="Arial"/>
+      <w:i w:val="0"/>
+      <w:color w:val="292C30"/>
+    </w:rPr>
   </w:style>
   <w:style w:type="paragraph" w:styleId="ListContinue3">
     <w:name w:val="List Continue 3"/>
@@ -2499,6 +5415,11 @@
       <w:ind w:left="1080"/>
       <w:contextualSpacing/>
     </w:pPr>
+    <w:rPr>
+      <w:rFonts w:ascii="Arial" w:hAnsi="Arial"/>
+      <w:i w:val="0"/>
+      <w:color w:val="292C30"/>
+    </w:rPr>
   </w:style>
   <w:style w:type="paragraph" w:styleId="MacroText">
     <w:name w:val="macro"/>
@@ -2518,7 +5439,9 @@
       </w:tabs>
     </w:pPr>
     <w:rPr>
-      <w:rFonts w:ascii="Courier" w:hAnsi="Courier"/>
+      <w:rFonts w:ascii="Arial" w:hAnsi="Arial"/>
+      <w:i w:val="0"/>
+      <w:color w:val="292C30"/>
       <w:sz w:val="20"/>
       <w:szCs w:val="20"/>
     </w:rPr>
@@ -2530,7 +5453,9 @@
     <w:uiPriority w:val="99"/>
     <w:rsid w:val="0029639D"/>
     <w:rPr>
-      <w:rFonts w:ascii="Courier" w:hAnsi="Courier"/>
+      <w:rFonts w:ascii="Arial" w:hAnsi="Arial"/>
+      <w:i w:val="0"/>
+      <w:color w:val="292C30"/>
       <w:sz w:val="20"/>
       <w:szCs w:val="20"/>
     </w:rPr>
@@ -2544,9 +5469,10 @@
     <w:qFormat/>
     <w:rsid w:val="00FC693F"/>
     <w:rPr>
-      <w:i/>
-      <w:iCs/>
-      <w:color w:val="000000" w:themeColor="text1"/>
+      <w:rFonts w:ascii="Arial" w:hAnsi="Arial"/>
+      <w:i w:val="0"/>
+      <w:iCs w:val="0"/>
+      <w:color w:val="292C30"/>
     </w:rPr>
   </w:style>
   <w:style w:type="character" w:customStyle="1" w:styleId="QuoteChar">
@@ -2556,9 +5482,10 @@
     <w:uiPriority w:val="29"/>
     <w:rsid w:val="00FC693F"/>
     <w:rPr>
-      <w:i/>
-      <w:iCs/>
-      <w:color w:val="000000" w:themeColor="text1"/>
+      <w:rFonts w:ascii="Arial" w:hAnsi="Arial"/>
+      <w:i w:val="0"/>
+      <w:iCs w:val="0"/>
+      <w:color w:val="292C30"/>
     </w:rPr>
   </w:style>
   <w:style w:type="character" w:customStyle="1" w:styleId="Heading4Char">
@@ -2569,12 +5496,12 @@
     <w:semiHidden/>
     <w:rsid w:val="00FC693F"/>
     <w:rPr>
-      <w:rFonts w:asciiTheme="majorHAnsi" w:eastAsiaTheme="majorEastAsia" w:hAnsiTheme="majorHAnsi" w:cstheme="majorBidi"/>
+      <w:rFonts w:asciiTheme="majorHAnsi" w:eastAsiaTheme="majorEastAsia" w:hAnsiTheme="majorHAnsi" w:cstheme="majorBidi" w:ascii="Arial" w:hAnsi="Arial"/>
       <w:b/>
       <w:bCs/>
-      <w:i/>
-      <w:iCs/>
-      <w:color w:val="4F81BD" w:themeColor="accent1"/>
+      <w:i w:val="0"/>
+      <w:iCs w:val="0"/>
+      <w:color w:val="292C30"/>
     </w:rPr>
   </w:style>
   <w:style w:type="character" w:customStyle="1" w:styleId="Heading5Char">
@@ -2585,8 +5512,9 @@
     <w:semiHidden/>
     <w:rsid w:val="00FC693F"/>
     <w:rPr>
-      <w:rFonts w:asciiTheme="majorHAnsi" w:eastAsiaTheme="majorEastAsia" w:hAnsiTheme="majorHAnsi" w:cstheme="majorBidi"/>
-      <w:color w:val="243F60" w:themeColor="accent1" w:themeShade="7F"/>
+      <w:rFonts w:asciiTheme="majorHAnsi" w:eastAsiaTheme="majorEastAsia" w:hAnsiTheme="majorHAnsi" w:cstheme="majorBidi" w:ascii="Arial" w:hAnsi="Arial"/>
+      <w:i w:val="0"/>
+      <w:color w:val="292C30"/>
     </w:rPr>
   </w:style>
   <w:style w:type="character" w:customStyle="1" w:styleId="Heading6Char">
@@ -2597,10 +5525,10 @@
     <w:semiHidden/>
     <w:rsid w:val="00FC693F"/>
     <w:rPr>
-      <w:rFonts w:asciiTheme="majorHAnsi" w:eastAsiaTheme="majorEastAsia" w:hAnsiTheme="majorHAnsi" w:cstheme="majorBidi"/>
-      <w:i/>
-      <w:iCs/>
-      <w:color w:val="243F60" w:themeColor="accent1" w:themeShade="7F"/>
+      <w:rFonts w:asciiTheme="majorHAnsi" w:eastAsiaTheme="majorEastAsia" w:hAnsiTheme="majorHAnsi" w:cstheme="majorBidi" w:ascii="Arial" w:hAnsi="Arial"/>
+      <w:i w:val="0"/>
+      <w:iCs w:val="0"/>
+      <w:color w:val="292C30"/>
     </w:rPr>
   </w:style>
   <w:style w:type="character" w:customStyle="1" w:styleId="Heading7Char">
@@ -2611,10 +5539,10 @@
     <w:semiHidden/>
     <w:rsid w:val="00FC693F"/>
     <w:rPr>
-      <w:rFonts w:asciiTheme="majorHAnsi" w:eastAsiaTheme="majorEastAsia" w:hAnsiTheme="majorHAnsi" w:cstheme="majorBidi"/>
-      <w:i/>
-      <w:iCs/>
-      <w:color w:val="404040" w:themeColor="text1" w:themeTint="BF"/>
+      <w:rFonts w:asciiTheme="majorHAnsi" w:eastAsiaTheme="majorEastAsia" w:hAnsiTheme="majorHAnsi" w:cstheme="majorBidi" w:ascii="Arial" w:hAnsi="Arial"/>
+      <w:i w:val="0"/>
+      <w:iCs w:val="0"/>
+      <w:color w:val="292C30"/>
     </w:rPr>
   </w:style>
   <w:style w:type="character" w:customStyle="1" w:styleId="Heading8Char">
@@ -2625,8 +5553,9 @@
     <w:semiHidden/>
     <w:rsid w:val="00FC693F"/>
     <w:rPr>
-      <w:rFonts w:asciiTheme="majorHAnsi" w:eastAsiaTheme="majorEastAsia" w:hAnsiTheme="majorHAnsi" w:cstheme="majorBidi"/>
-      <w:color w:val="4F81BD" w:themeColor="accent1"/>
+      <w:rFonts w:asciiTheme="majorHAnsi" w:eastAsiaTheme="majorEastAsia" w:hAnsiTheme="majorHAnsi" w:cstheme="majorBidi" w:ascii="Arial" w:hAnsi="Arial"/>
+      <w:i w:val="0"/>
+      <w:color w:val="292C30"/>
       <w:sz w:val="20"/>
       <w:szCs w:val="20"/>
     </w:rPr>
@@ -2639,10 +5568,10 @@
     <w:semiHidden/>
     <w:rsid w:val="00FC693F"/>
     <w:rPr>
-      <w:rFonts w:asciiTheme="majorHAnsi" w:eastAsiaTheme="majorEastAsia" w:hAnsiTheme="majorHAnsi" w:cstheme="majorBidi"/>
-      <w:i/>
-      <w:iCs/>
-      <w:color w:val="404040" w:themeColor="text1" w:themeTint="BF"/>
+      <w:rFonts w:asciiTheme="majorHAnsi" w:eastAsiaTheme="majorEastAsia" w:hAnsiTheme="majorHAnsi" w:cstheme="majorBidi" w:ascii="Arial" w:hAnsi="Arial"/>
+      <w:i w:val="0"/>
+      <w:iCs w:val="0"/>
+      <w:color w:val="292C30"/>
       <w:sz w:val="20"/>
       <w:szCs w:val="20"/>
     </w:rPr>
@@ -2660,9 +5589,11 @@
       <w:spacing w:line="240" w:lineRule="auto"/>
     </w:pPr>
     <w:rPr>
+      <w:rFonts w:ascii="Arial" w:hAnsi="Arial"/>
       <w:b/>
       <w:bCs/>
-      <w:color w:val="4F81BD" w:themeColor="accent1"/>
+      <w:i w:val="0"/>
+      <w:color w:val="292C30"/>
       <w:sz w:val="18"/>
       <w:szCs w:val="18"/>
     </w:rPr>
@@ -2674,8 +5605,11 @@
     <w:qFormat/>
     <w:rsid w:val="00FC693F"/>
     <w:rPr>
+      <w:rFonts w:ascii="Arial" w:hAnsi="Arial"/>
       <w:b/>
       <w:bCs/>
+      <w:i w:val="0"/>
+      <w:color w:val="292C30"/>
     </w:rPr>
   </w:style>
   <w:style w:type="character" w:styleId="Emphasis">
@@ -2685,8 +5619,10 @@
     <w:qFormat/>
     <w:rsid w:val="00FC693F"/>
     <w:rPr>
-      <w:i/>
-      <w:iCs/>
+      <w:rFonts w:ascii="Arial" w:hAnsi="Arial"/>
+      <w:i w:val="0"/>
+      <w:iCs w:val="0"/>
+      <w:color w:val="292C30"/>
     </w:rPr>
   </w:style>
   <w:style w:type="paragraph" w:styleId="IntenseQuote">
@@ -2698,18 +5634,16 @@
     <w:qFormat/>
     <w:rsid w:val="00FC693F"/>
     <w:pPr>
-      <w:pBdr>
-        <w:bottom w:val="single" w:sz="4" w:space="4" w:color="4F81BD" w:themeColor="accent1"/>
-      </w:pBdr>
       <w:spacing w:before="200" w:after="280"/>
       <w:ind w:left="936" w:right="936"/>
     </w:pPr>
     <w:rPr>
+      <w:rFonts w:ascii="Arial" w:hAnsi="Arial"/>
       <w:b/>
       <w:bCs/>
-      <w:i/>
-      <w:iCs/>
-      <w:color w:val="4F81BD" w:themeColor="accent1"/>
+      <w:i w:val="0"/>
+      <w:iCs w:val="0"/>
+      <w:color w:val="292C30"/>
     </w:rPr>
   </w:style>
   <w:style w:type="character" w:customStyle="1" w:styleId="IntenseQuoteChar">
@@ -2719,11 +5653,12 @@
     <w:uiPriority w:val="30"/>
     <w:rsid w:val="00FC693F"/>
     <w:rPr>
+      <w:rFonts w:ascii="Arial" w:hAnsi="Arial"/>
       <w:b/>
       <w:bCs/>
-      <w:i/>
-      <w:iCs/>
-      <w:color w:val="4F81BD" w:themeColor="accent1"/>
+      <w:i w:val="0"/>
+      <w:iCs w:val="0"/>
+      <w:color w:val="292C30"/>
     </w:rPr>
   </w:style>
   <w:style w:type="character" w:styleId="SubtleEmphasis">
@@ -2733,9 +5668,10 @@
     <w:qFormat/>
     <w:rsid w:val="00FC693F"/>
     <w:rPr>
-      <w:i/>
-      <w:iCs/>
-      <w:color w:val="808080" w:themeColor="text1" w:themeTint="7F"/>
+      <w:rFonts w:ascii="Arial" w:hAnsi="Arial"/>
+      <w:i w:val="0"/>
+      <w:iCs w:val="0"/>
+      <w:color w:val="292C30"/>
     </w:rPr>
   </w:style>
   <w:style w:type="character" w:styleId="IntenseEmphasis">
@@ -2745,11 +5681,12 @@
     <w:qFormat/>
     <w:rsid w:val="00FC693F"/>
     <w:rPr>
+      <w:rFonts w:ascii="Arial" w:hAnsi="Arial"/>
       <w:b/>
       <w:bCs/>
-      <w:i/>
-      <w:iCs/>
-      <w:color w:val="4F81BD" w:themeColor="accent1"/>
+      <w:i w:val="0"/>
+      <w:iCs w:val="0"/>
+      <w:color w:val="292C30"/>
     </w:rPr>
   </w:style>
   <w:style w:type="character" w:styleId="SubtleReference">
@@ -2759,8 +5696,10 @@
     <w:qFormat/>
     <w:rsid w:val="00FC693F"/>
     <w:rPr>
+      <w:rFonts w:ascii="Arial" w:hAnsi="Arial"/>
+      <w:i w:val="0"/>
       <w:smallCaps/>
-      <w:color w:val="C0504D" w:themeColor="accent2"/>
+      <w:color w:val="292C30"/>
       <w:u w:val="single"/>
     </w:rPr>
   </w:style>
@@ -2771,10 +5710,12 @@
     <w:qFormat/>
     <w:rsid w:val="00FC693F"/>
     <w:rPr>
+      <w:rFonts w:ascii="Arial" w:hAnsi="Arial"/>
       <w:b/>
       <w:bCs/>
+      <w:i w:val="0"/>
       <w:smallCaps/>
-      <w:color w:val="C0504D" w:themeColor="accent2"/>
+      <w:color w:val="292C30"/>
       <w:spacing w:val="5"/>
       <w:u w:val="single"/>
     </w:rPr>
@@ -2786,9 +5727,12 @@
     <w:qFormat/>
     <w:rsid w:val="00FC693F"/>
     <w:rPr>
+      <w:rFonts w:ascii="Arial" w:hAnsi="Arial"/>
       <w:b/>
       <w:bCs/>
+      <w:i w:val="0"/>
       <w:smallCaps/>
+      <w:color w:val="292C30"/>
       <w:spacing w:val="5"/>
     </w:rPr>
   </w:style>
@@ -2804,6 +5748,11 @@
     <w:pPr>
       <w:outlineLvl w:val="9"/>
     </w:pPr>
+    <w:rPr>
+      <w:rFonts w:ascii="Arial" w:hAnsi="Arial"/>
+      <w:i w:val="0"/>
+      <w:color w:val="292C30"/>
+    </w:rPr>
   </w:style>
   <w:style w:type="table" w:styleId="TableGrid">
     <w:name w:val="Table Grid"/>
@@ -13805,8 +16754,8 @@
       <w:rFonts w:asciiTheme="majorHAnsi" w:eastAsiaTheme="majorEastAsia" w:hAnsiTheme="majorHAnsi" w:cstheme="majorBidi"/>
       <w:b/>
       <w:bCs/>
-      <w:i/>
-      <w:iCs/>
+      <w:i w:val="0"/>
+      <w:iCs w:val="0"/>
       <w:color w:val="4F81BD" w:themeColor="accent1"/>
     </w:rPr>
   </w:style>
@@ -13849,8 +16798,8 @@
     </w:pPr>
     <w:rPr>
       <w:rFonts w:asciiTheme="majorHAnsi" w:eastAsiaTheme="majorEastAsia" w:hAnsiTheme="majorHAnsi" w:cstheme="majorBidi"/>
-      <w:i/>
-      <w:iCs/>
+      <w:i w:val="0"/>
+      <w:iCs w:val="0"/>
       <w:color w:val="243F60" w:themeColor="accent1" w:themeShade="7F"/>
     </w:rPr>
   </w:style>
@@ -13872,8 +16821,8 @@
     </w:pPr>
     <w:rPr>
       <w:rFonts w:asciiTheme="majorHAnsi" w:eastAsiaTheme="majorEastAsia" w:hAnsiTheme="majorHAnsi" w:cstheme="majorBidi"/>
-      <w:i/>
-      <w:iCs/>
+      <w:i w:val="0"/>
+      <w:iCs w:val="0"/>
       <w:color w:val="404040" w:themeColor="text1" w:themeTint="BF"/>
     </w:rPr>
   </w:style>
@@ -13918,8 +16867,8 @@
     </w:pPr>
     <w:rPr>
       <w:rFonts w:asciiTheme="majorHAnsi" w:eastAsiaTheme="majorEastAsia" w:hAnsiTheme="majorHAnsi" w:cstheme="majorBidi"/>
-      <w:i/>
-      <w:iCs/>
+      <w:i w:val="0"/>
+      <w:iCs w:val="0"/>
       <w:color w:val="404040" w:themeColor="text1" w:themeTint="BF"/>
       <w:sz w:val="20"/>
       <w:szCs w:val="20"/>
@@ -14058,8 +17007,8 @@
     </w:pPr>
     <w:rPr>
       <w:rFonts w:asciiTheme="majorHAnsi" w:eastAsiaTheme="majorEastAsia" w:hAnsiTheme="majorHAnsi" w:cstheme="majorBidi"/>
-      <w:i/>
-      <w:iCs/>
+      <w:i w:val="0"/>
+      <w:iCs w:val="0"/>
       <w:color w:val="4F81BD" w:themeColor="accent1"/>
       <w:spacing w:val="15"/>
       <w:sz w:val="24"/>
@@ -14074,8 +17023,8 @@
     <w:rsid w:val="00FC693F"/>
     <w:rPr>
       <w:rFonts w:asciiTheme="majorHAnsi" w:eastAsiaTheme="majorEastAsia" w:hAnsiTheme="majorHAnsi" w:cstheme="majorBidi"/>
-      <w:i/>
-      <w:iCs/>
+      <w:i w:val="0"/>
+      <w:iCs w:val="0"/>
       <w:color w:val="4F81BD" w:themeColor="accent1"/>
       <w:spacing w:val="15"/>
       <w:sz w:val="24"/>
@@ -14346,8 +17295,8 @@
     <w:qFormat/>
     <w:rsid w:val="00FC693F"/>
     <w:rPr>
-      <w:i/>
-      <w:iCs/>
+      <w:i w:val="0"/>
+      <w:iCs w:val="0"/>
       <w:color w:val="000000" w:themeColor="text1"/>
     </w:rPr>
   </w:style>
@@ -14358,8 +17307,8 @@
     <w:uiPriority w:val="29"/>
     <w:rsid w:val="00FC693F"/>
     <w:rPr>
-      <w:i/>
-      <w:iCs/>
+      <w:i w:val="0"/>
+      <w:iCs w:val="0"/>
       <w:color w:val="000000" w:themeColor="text1"/>
     </w:rPr>
   </w:style>
@@ -14374,8 +17323,8 @@
       <w:rFonts w:asciiTheme="majorHAnsi" w:eastAsiaTheme="majorEastAsia" w:hAnsiTheme="majorHAnsi" w:cstheme="majorBidi"/>
       <w:b/>
       <w:bCs/>
-      <w:i/>
-      <w:iCs/>
+      <w:i w:val="0"/>
+      <w:iCs w:val="0"/>
       <w:color w:val="4F81BD" w:themeColor="accent1"/>
     </w:rPr>
   </w:style>
@@ -14400,8 +17349,8 @@
     <w:rsid w:val="00FC693F"/>
     <w:rPr>
       <w:rFonts w:asciiTheme="majorHAnsi" w:eastAsiaTheme="majorEastAsia" w:hAnsiTheme="majorHAnsi" w:cstheme="majorBidi"/>
-      <w:i/>
-      <w:iCs/>
+      <w:i w:val="0"/>
+      <w:iCs w:val="0"/>
       <w:color w:val="243F60" w:themeColor="accent1" w:themeShade="7F"/>
     </w:rPr>
   </w:style>
@@ -14414,8 +17363,8 @@
     <w:rsid w:val="00FC693F"/>
     <w:rPr>
       <w:rFonts w:asciiTheme="majorHAnsi" w:eastAsiaTheme="majorEastAsia" w:hAnsiTheme="majorHAnsi" w:cstheme="majorBidi"/>
-      <w:i/>
-      <w:iCs/>
+      <w:i w:val="0"/>
+      <w:iCs w:val="0"/>
       <w:color w:val="404040" w:themeColor="text1" w:themeTint="BF"/>
     </w:rPr>
   </w:style>
@@ -14442,8 +17391,8 @@
     <w:rsid w:val="00FC693F"/>
     <w:rPr>
       <w:rFonts w:asciiTheme="majorHAnsi" w:eastAsiaTheme="majorEastAsia" w:hAnsiTheme="majorHAnsi" w:cstheme="majorBidi"/>
-      <w:i/>
-      <w:iCs/>
+      <w:i w:val="0"/>
+      <w:iCs w:val="0"/>
       <w:color w:val="404040" w:themeColor="text1" w:themeTint="BF"/>
       <w:sz w:val="20"/>
       <w:szCs w:val="20"/>
@@ -14487,8 +17436,8 @@
     <w:qFormat/>
     <w:rsid w:val="00FC693F"/>
     <w:rPr>
-      <w:i/>
-      <w:iCs/>
+      <w:i w:val="0"/>
+      <w:iCs w:val="0"/>
     </w:rPr>
   </w:style>
   <w:style w:type="paragraph" w:styleId="IntenseQuote">
@@ -14509,8 +17458,8 @@
     <w:rPr>
       <w:b/>
       <w:bCs/>
-      <w:i/>
-      <w:iCs/>
+      <w:i w:val="0"/>
+      <w:iCs w:val="0"/>
       <w:color w:val="4F81BD" w:themeColor="accent1"/>
     </w:rPr>
   </w:style>
@@ -14523,8 +17472,8 @@
     <w:rPr>
       <w:b/>
       <w:bCs/>
-      <w:i/>
-      <w:iCs/>
+      <w:i w:val="0"/>
+      <w:iCs w:val="0"/>
       <w:color w:val="4F81BD" w:themeColor="accent1"/>
     </w:rPr>
   </w:style>
@@ -14535,8 +17484,8 @@
     <w:qFormat/>
     <w:rsid w:val="00FC693F"/>
     <w:rPr>
-      <w:i/>
-      <w:iCs/>
+      <w:i w:val="0"/>
+      <w:iCs w:val="0"/>
       <w:color w:val="808080" w:themeColor="text1" w:themeTint="7F"/>
     </w:rPr>
   </w:style>
@@ -14549,8 +17498,8 @@
     <w:rPr>
       <w:b/>
       <w:bCs/>
-      <w:i/>
-      <w:iCs/>
+      <w:i w:val="0"/>
+      <w:iCs w:val="0"/>
       <w:color w:val="4F81BD" w:themeColor="accent1"/>
     </w:rPr>
   </w:style>
